--- a/阶段需求新模板（测试文档）.docx
+++ b/阶段需求新模板（测试文档）.docx
@@ -50,7 +50,7 @@
     </w:p>
     <w:p>
       <w:pPr>
-        <w:pStyle w:val="2"/>
+        <w:pStyle w:val="3"/>
         <w:keepNext w:val="0"/>
         <w:keepLines w:val="0"/>
         <w:widowControl/>
@@ -139,10 +139,14 @@
     </w:p>
     <w:p>
       <w:pPr>
-        <w:pStyle w:val="2"/>
+        <w:pStyle w:val="3"/>
         <w:keepNext w:val="0"/>
         <w:keepLines w:val="0"/>
         <w:widowControl/>
+        <w:numPr>
+          <w:ilvl w:val="0"/>
+          <w:numId w:val="1"/>
+        </w:numPr>
         <w:suppressLineNumbers w:val="0"/>
         <w:pBdr>
           <w:bottom w:val="single" w:color="CCCCCC" w:sz="6" w:space="3"/>
@@ -150,6 +154,11 @@
         <w:spacing w:before="375" w:beforeAutospacing="0"/>
         <w:ind w:left="0" w:firstLine="0"/>
         <w:rPr>
+          <w:rFonts w:hint="eastAsia"/>
+        </w:rPr>
+      </w:pPr>
+      <w:r>
+        <w:rPr>
           <w:rFonts w:hint="eastAsia" w:asciiTheme="minorEastAsia" w:hAnsiTheme="minorEastAsia" w:eastAsiaTheme="minorEastAsia" w:cstheme="minorEastAsia"/>
           <w:b/>
           <w:bCs/>
@@ -161,64 +170,96 @@
           <w:sz w:val="28"/>
           <w:szCs w:val="28"/>
         </w:rPr>
-      </w:pPr>
-      <w:r>
-        <w:rPr>
-          <w:rFonts w:hint="eastAsia" w:asciiTheme="minorEastAsia" w:hAnsiTheme="minorEastAsia" w:eastAsiaTheme="minorEastAsia" w:cstheme="minorEastAsia"/>
-          <w:b/>
-          <w:bCs/>
-          <w:i w:val="0"/>
-          <w:iCs w:val="0"/>
-          <w:caps w:val="0"/>
+        <w:t>企业基本信息</w:t>
+      </w:r>
+      <w:r>
+        <w:rPr>
+          <w:rFonts w:hint="eastAsia" w:ascii="宋体" w:hAnsi="宋体" w:cs="宋体"/>
           <w:color w:val="000000"/>
-          <w:spacing w:val="0"/>
           <w:sz w:val="28"/>
           <w:szCs w:val="28"/>
-        </w:rPr>
-        <w:t>一、企业基本信息</w:t>
+          <w:u w:val="none" w:color="auto"/>
+          <w:lang w:val="en-US" w:eastAsia="zh-CN"/>
+        </w:rPr>
+        <w:t xml:space="preserve">              </w:t>
       </w:r>
     </w:p>
     <w:p>
       <w:pPr>
-        <w:pStyle w:val="5"/>
-        <w:keepNext w:val="0"/>
-        <w:keepLines w:val="0"/>
-        <w:widowControl/>
-        <w:suppressLineNumbers w:val="0"/>
-        <w:ind w:left="0" w:firstLine="0"/>
-        <w:rPr>
-          <w:rFonts w:hint="default" w:asciiTheme="minorEastAsia" w:hAnsiTheme="minorEastAsia" w:eastAsiaTheme="minorEastAsia" w:cstheme="minorEastAsia"/>
-          <w:i w:val="0"/>
-          <w:iCs w:val="0"/>
-          <w:caps w:val="0"/>
-          <w:color w:val="000000"/>
-          <w:spacing w:val="0"/>
+        <w:numPr>
+          <w:ilvl w:val="0"/>
+          <w:numId w:val="2"/>
+        </w:numPr>
+        <w:bidi w:val="0"/>
+        <w:spacing w:afterAutospacing="0" w:line="240" w:lineRule="auto"/>
+        <w:rPr>
+          <w:rFonts w:hint="eastAsia" w:asciiTheme="minorEastAsia" w:hAnsiTheme="minorEastAsia" w:eastAsiaTheme="minorEastAsia" w:cstheme="minorEastAsia"/>
+          <w:sz w:val="28"/>
+          <w:szCs w:val="28"/>
+        </w:rPr>
+      </w:pPr>
+      <w:r>
+        <w:rPr>
+          <w:rFonts w:hint="eastAsia" w:asciiTheme="minorEastAsia" w:hAnsiTheme="minorEastAsia" w:eastAsiaTheme="minorEastAsia" w:cstheme="minorEastAsia"/>
+          <w:sz w:val="28"/>
+          <w:szCs w:val="28"/>
+        </w:rPr>
+        <w:t>公司名称：</w:t>
+      </w:r>
+      <w:r>
+        <w:rPr>
+          <w:rFonts w:hint="eastAsia" w:asciiTheme="minorEastAsia" w:hAnsiTheme="minorEastAsia" w:eastAsiaTheme="minorEastAsia" w:cstheme="minorEastAsia"/>
           <w:sz w:val="28"/>
           <w:szCs w:val="28"/>
           <w:lang w:val="en-US" w:eastAsia="zh-CN"/>
         </w:rPr>
+        <w:t>{{</w:t>
+      </w:r>
+      <w:r>
+        <w:rPr>
+          <w:rFonts w:hint="eastAsia" w:asciiTheme="minorEastAsia" w:hAnsiTheme="minorEastAsia" w:eastAsiaTheme="minorEastAsia" w:cstheme="minorEastAsia"/>
+          <w:sz w:val="28"/>
+          <w:szCs w:val="28"/>
+        </w:rPr>
+        <w:t>公司名称</w:t>
+      </w:r>
+      <w:r>
+        <w:rPr>
+          <w:rFonts w:hint="eastAsia" w:asciiTheme="minorEastAsia" w:hAnsiTheme="minorEastAsia" w:eastAsiaTheme="minorEastAsia" w:cstheme="minorEastAsia"/>
+          <w:sz w:val="28"/>
+          <w:szCs w:val="28"/>
+          <w:lang w:val="en-US" w:eastAsia="zh-CN"/>
+        </w:rPr>
+        <w:t>}}</w:t>
+      </w:r>
+    </w:p>
+    <w:p>
+      <w:pPr>
+        <w:bidi w:val="0"/>
+        <w:spacing w:beforeAutospacing="0" w:afterAutospacing="0"/>
+        <w:rPr>
+          <w:rFonts w:hint="eastAsia"/>
+        </w:rPr>
       </w:pPr>
       <w:r>
         <w:rPr>
-          <w:rFonts w:hint="default" w:ascii="Times New Roman" w:hAnsi="Times New Roman" w:cs="Times New Roman"/>
-          <w:color w:val="auto"/>
-          <w:highlight w:val="none"/>
+          <w:rFonts w:hint="eastAsia"/>
         </w:rPr>
         <mc:AlternateContent>
           <mc:Choice Requires="wps">
             <w:drawing>
-              <wp:anchor distT="0" distB="0" distL="114300" distR="114300" simplePos="0" relativeHeight="251660288" behindDoc="0" locked="0" layoutInCell="1" allowOverlap="1">
+              <wp:anchor distT="0" distB="0" distL="114300" distR="114300" simplePos="0" relativeHeight="251664384" behindDoc="0" locked="0" layoutInCell="1" allowOverlap="1">
                 <wp:simplePos x="0" y="0"/>
                 <wp:positionH relativeFrom="column">
-                  <wp:posOffset>1122680</wp:posOffset>
+                  <wp:posOffset>1075055</wp:posOffset>
                 </wp:positionH>
                 <wp:positionV relativeFrom="paragraph">
-                  <wp:posOffset>320040</wp:posOffset>
+                  <wp:posOffset>29845</wp:posOffset>
                 </wp:positionV>
-                <wp:extent cx="3500120" cy="8255"/>
-                <wp:effectExtent l="0" t="0" r="0" b="0"/>
+                <wp:extent cx="2910205" cy="11430"/>
+                <wp:effectExtent l="0" t="4445" r="4445" b="12700"/>
                 <wp:wrapNone/>
-                <wp:docPr id="1" name="直接连接符 1"/>
+                <wp:docPr id="3" name="直接连接符 3"/>
                 <wp:cNvGraphicFramePr/>
                 <a:graphic xmlns:a="http://schemas.openxmlformats.org/drawingml/2006/main">
                   <a:graphicData uri="http://schemas.microsoft.com/office/word/2010/wordprocessingShape">
@@ -227,7 +268,7 @@
                       <wps:spPr>
                         <a:xfrm>
                           <a:off x="0" y="0"/>
-                          <a:ext cx="3500120" cy="8255"/>
+                          <a:ext cx="2910205" cy="11430"/>
                         </a:xfrm>
                         <a:prstGeom prst="line">
                           <a:avLst/>
@@ -251,7 +292,7 @@
           </mc:Choice>
           <mc:Fallback>
             <w:pict>
-              <v:line id="_x0000_s1026" o:spid="_x0000_s1026" o:spt="20" style="position:absolute;left:0pt;margin-left:88.4pt;margin-top:25.2pt;height:0.65pt;width:275.6pt;z-index:251660288;mso-width-relative:page;mso-height-relative:page;" filled="f" stroked="t" coordsize="21600,21600" o:gfxdata="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">
+              <v:line id="_x0000_s1026" o:spid="_x0000_s1026" o:spt="20" style="position:absolute;left:0pt;margin-left:84.65pt;margin-top:2.35pt;height:0.9pt;width:229.15pt;z-index:251664384;mso-width-relative:page;mso-height-relative:page;" filled="f" stroked="t" coordsize="21600,21600" o:gfxdata="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">
                 <v:fill on="f" focussize="0,0"/>
                 <v:stroke weight="0.25pt" color="#000000 [3213]" joinstyle="round"/>
                 <v:imagedata o:title=""/>
@@ -261,98 +302,40 @@
           </mc:Fallback>
         </mc:AlternateContent>
       </w:r>
-      <w:r>
-        <w:rPr>
-          <w:rFonts w:hint="eastAsia" w:asciiTheme="minorEastAsia" w:hAnsiTheme="minorEastAsia" w:eastAsiaTheme="minorEastAsia" w:cstheme="minorEastAsia"/>
-          <w:i w:val="0"/>
-          <w:iCs w:val="0"/>
-          <w:caps w:val="0"/>
-          <w:color w:val="000000"/>
-          <w:spacing w:val="0"/>
-          <w:sz w:val="28"/>
-          <w:szCs w:val="28"/>
-        </w:rPr>
-        <w:t>1. 公司名称：</w:t>
-      </w:r>
-      <w:r>
-        <w:rPr>
-          <w:rFonts w:hint="eastAsia" w:asciiTheme="minorEastAsia" w:hAnsiTheme="minorEastAsia" w:cstheme="minorEastAsia"/>
-          <w:i w:val="0"/>
-          <w:iCs w:val="0"/>
-          <w:caps w:val="0"/>
-          <w:color w:val="000000"/>
-          <w:spacing w:val="0"/>
-          <w:sz w:val="28"/>
-          <w:szCs w:val="28"/>
-          <w:lang w:val="en-US" w:eastAsia="zh-CN"/>
-        </w:rPr>
-        <w:t xml:space="preserve">       {{</w:t>
-      </w:r>
-      <w:r>
-        <w:rPr>
-          <w:rFonts w:hint="eastAsia" w:asciiTheme="minorEastAsia" w:hAnsiTheme="minorEastAsia" w:eastAsiaTheme="minorEastAsia" w:cstheme="minorEastAsia"/>
-          <w:i w:val="0"/>
-          <w:iCs w:val="0"/>
-          <w:caps w:val="0"/>
-          <w:color w:val="000000"/>
-          <w:spacing w:val="0"/>
-          <w:sz w:val="28"/>
-          <w:szCs w:val="28"/>
-        </w:rPr>
-        <w:t>公司名称</w:t>
-      </w:r>
-      <w:r>
-        <w:rPr>
-          <w:rFonts w:hint="eastAsia" w:asciiTheme="minorEastAsia" w:hAnsiTheme="minorEastAsia" w:cstheme="minorEastAsia"/>
-          <w:i w:val="0"/>
-          <w:iCs w:val="0"/>
-          <w:caps w:val="0"/>
-          <w:color w:val="000000"/>
-          <w:spacing w:val="0"/>
-          <w:sz w:val="28"/>
-          <w:szCs w:val="28"/>
-          <w:lang w:val="en-US" w:eastAsia="zh-CN"/>
-        </w:rPr>
-        <w:t>}}</w:t>
-      </w:r>
     </w:p>
     <w:p>
       <w:pPr>
-        <w:pStyle w:val="5"/>
-        <w:keepNext w:val="0"/>
-        <w:keepLines w:val="0"/>
-        <w:widowControl/>
-        <w:suppressLineNumbers w:val="0"/>
-        <w:ind w:left="0" w:firstLine="0"/>
-        <w:rPr>
-          <w:rFonts w:hint="eastAsia" w:asciiTheme="minorEastAsia" w:hAnsiTheme="minorEastAsia" w:eastAsiaTheme="minorEastAsia" w:cstheme="minorEastAsia"/>
-          <w:i w:val="0"/>
-          <w:iCs w:val="0"/>
-          <w:caps w:val="0"/>
-          <w:color w:val="000000"/>
-          <w:spacing w:val="0"/>
+        <w:numPr>
+          <w:ilvl w:val="0"/>
+          <w:numId w:val="2"/>
+        </w:numPr>
+        <w:bidi w:val="0"/>
+        <w:spacing w:beforeAutospacing="0" w:line="240" w:lineRule="auto"/>
+        <w:ind w:left="0" w:leftChars="0" w:firstLine="0" w:firstLineChars="0"/>
+        <w:rPr>
+          <w:rFonts w:hint="eastAsia" w:asciiTheme="minorEastAsia" w:hAnsiTheme="minorEastAsia" w:eastAsiaTheme="minorEastAsia" w:cstheme="minorEastAsia"/>
           <w:sz w:val="28"/>
           <w:szCs w:val="28"/>
         </w:rPr>
       </w:pPr>
       <w:r>
         <w:rPr>
-          <w:rFonts w:hint="default" w:ascii="Times New Roman" w:hAnsi="Times New Roman" w:cs="Times New Roman"/>
-          <w:color w:val="auto"/>
-          <w:highlight w:val="none"/>
+          <w:rFonts w:hint="eastAsia" w:asciiTheme="minorEastAsia" w:hAnsiTheme="minorEastAsia" w:eastAsiaTheme="minorEastAsia" w:cstheme="minorEastAsia"/>
+          <w:sz w:val="28"/>
+          <w:szCs w:val="28"/>
         </w:rPr>
         <mc:AlternateContent>
           <mc:Choice Requires="wps">
             <w:drawing>
-              <wp:anchor distT="0" distB="0" distL="114300" distR="114300" simplePos="0" relativeHeight="251661312" behindDoc="0" locked="0" layoutInCell="1" allowOverlap="1">
+              <wp:anchor distT="0" distB="0" distL="114300" distR="114300" simplePos="0" relativeHeight="251660288" behindDoc="0" locked="0" layoutInCell="1" allowOverlap="1">
                 <wp:simplePos x="0" y="0"/>
                 <wp:positionH relativeFrom="column">
-                  <wp:posOffset>1294130</wp:posOffset>
+                  <wp:posOffset>1303655</wp:posOffset>
                 </wp:positionH>
                 <wp:positionV relativeFrom="paragraph">
-                  <wp:posOffset>307975</wp:posOffset>
+                  <wp:posOffset>432435</wp:posOffset>
                 </wp:positionV>
-                <wp:extent cx="1263015" cy="8890"/>
+                <wp:extent cx="495300" cy="8890"/>
                 <wp:effectExtent l="0" t="0" r="0" b="0"/>
                 <wp:wrapNone/>
                 <wp:docPr id="2" name="直接连接符 2"/>
@@ -362,9 +345,9 @@
                     <wps:wsp>
                       <wps:cNvCnPr/>
                       <wps:spPr>
-                        <a:xfrm>
+                        <a:xfrm flipV="1">
                           <a:off x="0" y="0"/>
-                          <a:ext cx="1263015" cy="8890"/>
+                          <a:ext cx="495300" cy="8890"/>
                         </a:xfrm>
                         <a:prstGeom prst="line">
                           <a:avLst/>
@@ -388,7 +371,7 @@
           </mc:Choice>
           <mc:Fallback>
             <w:pict>
-              <v:line id="_x0000_s1026" o:spid="_x0000_s1026" o:spt="20" style="position:absolute;left:0pt;margin-left:101.9pt;margin-top:24.25pt;height:0.7pt;width:99.45pt;z-index:251661312;mso-width-relative:page;mso-height-relative:page;" filled="f" stroked="t" coordsize="21600,21600" o:gfxdata="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">
+              <v:line id="_x0000_s1026" o:spid="_x0000_s1026" o:spt="20" style="position:absolute;left:0pt;flip:y;margin-left:102.65pt;margin-top:34.05pt;height:0.7pt;width:39pt;z-index:251660288;mso-width-relative:page;mso-height-relative:page;" filled="f" stroked="t" coordsize="21600,21600" o:gfxdata="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">
                 <v:fill on="f" focussize="0,0"/>
                 <v:stroke weight="0.25pt" color="#000000 [3213]" joinstyle="round"/>
                 <v:imagedata o:title=""/>
@@ -401,43 +384,33 @@
       <w:r>
         <w:rPr>
           <w:rFonts w:hint="eastAsia" w:asciiTheme="minorEastAsia" w:hAnsiTheme="minorEastAsia" w:eastAsiaTheme="minorEastAsia" w:cstheme="minorEastAsia"/>
-          <w:i w:val="0"/>
-          <w:iCs w:val="0"/>
-          <w:caps w:val="0"/>
-          <w:color w:val="000000"/>
-          <w:spacing w:val="0"/>
           <w:sz w:val="28"/>
           <w:szCs w:val="28"/>
         </w:rPr>
-        <w:t>2. 企业总人数：</w:t>
-      </w:r>
-      <w:r>
-        <w:rPr>
-          <w:rFonts w:hint="eastAsia" w:ascii="Times New Roman" w:hAnsi="Times New Roman" w:cs="Times New Roman"/>
-          <w:color w:val="auto"/>
-          <w:highlight w:val="none"/>
-          <w:lang w:val="en-US" w:eastAsia="zh-CN"/>
-        </w:rPr>
-        <w:t>{{</w:t>
-      </w:r>
-      <w:r>
-        <w:rPr>
-          <w:rFonts w:hint="eastAsia" w:asciiTheme="minorEastAsia" w:hAnsiTheme="minorEastAsia" w:eastAsiaTheme="minorEastAsia" w:cstheme="minorEastAsia"/>
-          <w:i w:val="0"/>
-          <w:iCs w:val="0"/>
-          <w:caps w:val="0"/>
-          <w:color w:val="000000"/>
-          <w:spacing w:val="0"/>
+        <w:t>企业总人数：</w:t>
+      </w:r>
+      <w:r>
+        <w:rPr>
+          <w:rFonts w:hint="eastAsia" w:asciiTheme="minorEastAsia" w:hAnsiTheme="minorEastAsia" w:eastAsiaTheme="minorEastAsia" w:cstheme="minorEastAsia"/>
           <w:sz w:val="28"/>
           <w:szCs w:val="28"/>
+          <w:lang w:val="en-US" w:eastAsia="zh-CN"/>
+        </w:rPr>
+        <w:t>{{</w:t>
+      </w:r>
+      <w:r>
+        <w:rPr>
+          <w:rFonts w:hint="eastAsia" w:asciiTheme="minorEastAsia" w:hAnsiTheme="minorEastAsia" w:eastAsiaTheme="minorEastAsia" w:cstheme="minorEastAsia"/>
+          <w:sz w:val="28"/>
+          <w:szCs w:val="28"/>
         </w:rPr>
         <w:t>企业总人数</w:t>
       </w:r>
       <w:r>
         <w:rPr>
-          <w:rFonts w:hint="eastAsia" w:ascii="Times New Roman" w:hAnsi="Times New Roman" w:cs="Times New Roman"/>
-          <w:color w:val="auto"/>
-          <w:highlight w:val="none"/>
+          <w:rFonts w:hint="eastAsia" w:asciiTheme="minorEastAsia" w:hAnsiTheme="minorEastAsia" w:eastAsiaTheme="minorEastAsia" w:cstheme="minorEastAsia"/>
+          <w:sz w:val="28"/>
+          <w:szCs w:val="28"/>
           <w:lang w:val="en-US" w:eastAsia="zh-CN"/>
         </w:rPr>
         <w:t>}}</w:t>
@@ -445,11 +418,6 @@
       <w:r>
         <w:rPr>
           <w:rFonts w:hint="eastAsia" w:asciiTheme="minorEastAsia" w:hAnsiTheme="minorEastAsia" w:eastAsiaTheme="minorEastAsia" w:cstheme="minorEastAsia"/>
-          <w:i w:val="0"/>
-          <w:iCs w:val="0"/>
-          <w:caps w:val="0"/>
-          <w:color w:val="666666"/>
-          <w:spacing w:val="0"/>
           <w:sz w:val="28"/>
           <w:szCs w:val="28"/>
         </w:rPr>
@@ -458,28 +426,32 @@
     </w:p>
     <w:p>
       <w:pPr>
-        <w:pStyle w:val="5"/>
-        <w:keepNext w:val="0"/>
-        <w:keepLines w:val="0"/>
-        <w:widowControl/>
-        <w:suppressLineNumbers w:val="0"/>
-        <w:ind w:left="0" w:firstLine="0"/>
-        <w:rPr>
-          <w:rFonts w:hint="eastAsia" w:asciiTheme="minorEastAsia" w:hAnsiTheme="minorEastAsia" w:eastAsiaTheme="minorEastAsia" w:cstheme="minorEastAsia"/>
-          <w:i w:val="0"/>
-          <w:iCs w:val="0"/>
-          <w:caps w:val="0"/>
-          <w:color w:val="000000"/>
-          <w:spacing w:val="0"/>
+        <w:bidi w:val="0"/>
+        <w:rPr>
+          <w:rFonts w:hint="eastAsia"/>
+        </w:rPr>
+      </w:pPr>
+    </w:p>
+    <w:p>
+      <w:pPr>
+        <w:numPr>
+          <w:ilvl w:val="0"/>
+          <w:numId w:val="2"/>
+        </w:numPr>
+        <w:bidi w:val="0"/>
+        <w:spacing w:line="240" w:lineRule="auto"/>
+        <w:ind w:left="0" w:leftChars="0" w:firstLine="0" w:firstLineChars="0"/>
+        <w:rPr>
+          <w:rFonts w:hint="eastAsia" w:asciiTheme="minorEastAsia" w:hAnsiTheme="minorEastAsia" w:eastAsiaTheme="minorEastAsia" w:cstheme="minorEastAsia"/>
           <w:sz w:val="28"/>
           <w:szCs w:val="28"/>
         </w:rPr>
       </w:pPr>
       <w:r>
         <w:rPr>
-          <w:rFonts w:hint="default" w:ascii="Times New Roman" w:hAnsi="Times New Roman" w:cs="Times New Roman"/>
-          <w:color w:val="auto"/>
-          <w:highlight w:val="none"/>
+          <w:rFonts w:hint="eastAsia" w:asciiTheme="minorEastAsia" w:hAnsiTheme="minorEastAsia" w:eastAsiaTheme="minorEastAsia" w:cstheme="minorEastAsia"/>
+          <w:sz w:val="28"/>
+          <w:szCs w:val="28"/>
         </w:rPr>
         <mc:AlternateContent>
           <mc:Choice Requires="wps">
@@ -490,9 +462,9 @@
                   <wp:posOffset>1783080</wp:posOffset>
                 </wp:positionH>
                 <wp:positionV relativeFrom="paragraph">
-                  <wp:posOffset>324485</wp:posOffset>
+                  <wp:posOffset>419735</wp:posOffset>
                 </wp:positionV>
-                <wp:extent cx="1022985" cy="4445"/>
+                <wp:extent cx="635000" cy="635"/>
                 <wp:effectExtent l="0" t="0" r="0" b="0"/>
                 <wp:wrapNone/>
                 <wp:docPr id="5" name="直接连接符 5"/>
@@ -504,7 +476,7 @@
                       <wps:spPr>
                         <a:xfrm>
                           <a:off x="0" y="0"/>
-                          <a:ext cx="1022985" cy="4445"/>
+                          <a:ext cx="635000" cy="635"/>
                         </a:xfrm>
                         <a:prstGeom prst="line">
                           <a:avLst/>
@@ -528,7 +500,7 @@
           </mc:Choice>
           <mc:Fallback>
             <w:pict>
-              <v:line id="_x0000_s1026" o:spid="_x0000_s1026" o:spt="20" style="position:absolute;left:0pt;margin-left:140.4pt;margin-top:25.55pt;height:0.35pt;width:80.55pt;z-index:251663360;mso-width-relative:page;mso-height-relative:page;" filled="f" stroked="t" coordsize="21600,21600" o:gfxdata="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">
+              <v:line id="_x0000_s1026" o:spid="_x0000_s1026" o:spt="20" style="position:absolute;left:0pt;margin-left:140.4pt;margin-top:33.05pt;height:0.05pt;width:50pt;z-index:251663360;mso-width-relative:page;mso-height-relative:page;" filled="f" stroked="t" coordsize="21600,21600" o:gfxdata="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">
                 <v:fill on="f" focussize="0,0"/>
                 <v:stroke weight="0.25pt" color="#000000 [3213]" joinstyle="round"/>
                 <v:imagedata o:title=""/>
@@ -541,47 +513,23 @@
       <w:r>
         <w:rPr>
           <w:rFonts w:hint="eastAsia" w:asciiTheme="minorEastAsia" w:hAnsiTheme="minorEastAsia" w:eastAsiaTheme="minorEastAsia" w:cstheme="minorEastAsia"/>
-          <w:i w:val="0"/>
-          <w:iCs w:val="0"/>
-          <w:caps w:val="0"/>
-          <w:color w:val="000000"/>
-          <w:spacing w:val="0"/>
           <w:sz w:val="28"/>
           <w:szCs w:val="28"/>
         </w:rPr>
-        <w:t>3. 研发团队人员数量：</w:t>
-      </w:r>
-      <w:r>
-        <w:rPr>
-          <w:rFonts w:hint="eastAsia" w:ascii="Times New Roman" w:hAnsi="Times New Roman" w:cs="Times New Roman"/>
-          <w:color w:val="auto"/>
-          <w:highlight w:val="none"/>
-          <w:lang w:val="en-US" w:eastAsia="zh-CN"/>
-        </w:rPr>
-        <w:t>{{</w:t>
-      </w:r>
-      <w:r>
-        <w:rPr>
-          <w:rFonts w:hint="eastAsia" w:asciiTheme="minorEastAsia" w:hAnsiTheme="minorEastAsia" w:cstheme="minorEastAsia"/>
-          <w:i w:val="0"/>
-          <w:iCs w:val="0"/>
-          <w:caps w:val="0"/>
-          <w:color w:val="000000"/>
-          <w:spacing w:val="0"/>
+        <w:t>研发团队人员数量：</w:t>
+      </w:r>
+      <w:r>
+        <w:rPr>
+          <w:rFonts w:hint="eastAsia" w:asciiTheme="minorEastAsia" w:hAnsiTheme="minorEastAsia" w:eastAsiaTheme="minorEastAsia" w:cstheme="minorEastAsia"/>
           <w:sz w:val="28"/>
           <w:szCs w:val="28"/>
           <w:lang w:val="en-US" w:eastAsia="zh-CN"/>
         </w:rPr>
-        <w:t>研发</w:t>
-      </w:r>
-      <w:r>
-        <w:rPr>
-          <w:rFonts w:hint="eastAsia" w:asciiTheme="minorEastAsia" w:hAnsiTheme="minorEastAsia" w:eastAsiaTheme="minorEastAsia" w:cstheme="minorEastAsia"/>
-          <w:i w:val="0"/>
-          <w:iCs w:val="0"/>
-          <w:caps w:val="0"/>
-          <w:color w:val="000000"/>
-          <w:spacing w:val="0"/>
+        <w:t>{{研发</w:t>
+      </w:r>
+      <w:r>
+        <w:rPr>
+          <w:rFonts w:hint="eastAsia" w:asciiTheme="minorEastAsia" w:hAnsiTheme="minorEastAsia" w:eastAsiaTheme="minorEastAsia" w:cstheme="minorEastAsia"/>
           <w:sz w:val="28"/>
           <w:szCs w:val="28"/>
         </w:rPr>
@@ -589,44 +537,40 @@
       </w:r>
       <w:r>
         <w:rPr>
-          <w:rFonts w:hint="eastAsia" w:ascii="Times New Roman" w:hAnsi="Times New Roman" w:cs="Times New Roman"/>
-          <w:color w:val="auto"/>
-          <w:highlight w:val="none"/>
-          <w:lang w:val="en-US" w:eastAsia="zh-CN"/>
-        </w:rPr>
-        <w:t>}}</w:t>
-      </w:r>
-      <w:r>
-        <w:rPr>
-          <w:rFonts w:hint="eastAsia" w:asciiTheme="minorEastAsia" w:hAnsiTheme="minorEastAsia" w:eastAsiaTheme="minorEastAsia" w:cstheme="minorEastAsia"/>
-          <w:i w:val="0"/>
-          <w:iCs w:val="0"/>
-          <w:caps w:val="0"/>
-          <w:color w:val="666666"/>
-          <w:spacing w:val="0"/>
+          <w:rFonts w:hint="eastAsia" w:asciiTheme="minorEastAsia" w:hAnsiTheme="minorEastAsia" w:eastAsiaTheme="minorEastAsia" w:cstheme="minorEastAsia"/>
           <w:sz w:val="28"/>
           <w:szCs w:val="28"/>
+          <w:lang w:val="en-US" w:eastAsia="zh-CN"/>
+        </w:rPr>
+        <w:t>}}</w:t>
+      </w:r>
+      <w:r>
+        <w:rPr>
+          <w:rFonts w:hint="eastAsia" w:asciiTheme="minorEastAsia" w:hAnsiTheme="minorEastAsia" w:eastAsiaTheme="minorEastAsia" w:cstheme="minorEastAsia"/>
+          <w:sz w:val="28"/>
+          <w:szCs w:val="28"/>
         </w:rPr>
         <w:t>人</w:t>
       </w:r>
-      <w:bookmarkStart w:id="0" w:name="_GoBack"/>
-      <w:bookmarkEnd w:id="0"/>
     </w:p>
     <w:p>
       <w:pPr>
-        <w:pStyle w:val="5"/>
-        <w:keepNext w:val="0"/>
-        <w:keepLines w:val="0"/>
-        <w:widowControl/>
-        <w:suppressLineNumbers w:val="0"/>
-        <w:ind w:left="0" w:firstLine="0"/>
-        <w:rPr>
-          <w:rFonts w:hint="default" w:asciiTheme="minorEastAsia" w:hAnsiTheme="minorEastAsia" w:eastAsiaTheme="minorEastAsia" w:cstheme="minorEastAsia"/>
-          <w:i w:val="0"/>
-          <w:iCs w:val="0"/>
-          <w:caps w:val="0"/>
-          <w:color w:val="000000"/>
-          <w:spacing w:val="0"/>
+        <w:bidi w:val="0"/>
+        <w:rPr>
+          <w:rFonts w:hint="eastAsia"/>
+        </w:rPr>
+      </w:pPr>
+    </w:p>
+    <w:p>
+      <w:pPr>
+        <w:numPr>
+          <w:ilvl w:val="0"/>
+          <w:numId w:val="3"/>
+        </w:numPr>
+        <w:bidi w:val="0"/>
+        <w:spacing w:line="240" w:lineRule="auto"/>
+        <w:rPr>
+          <w:rFonts w:hint="eastAsia" w:asciiTheme="minorEastAsia" w:hAnsiTheme="minorEastAsia" w:eastAsiaTheme="minorEastAsia" w:cstheme="minorEastAsia"/>
           <w:sz w:val="28"/>
           <w:szCs w:val="28"/>
           <w:lang w:val="en-US" w:eastAsia="zh-CN"/>
@@ -634,20 +578,46 @@
       </w:pPr>
       <w:r>
         <w:rPr>
-          <w:rFonts w:hint="default" w:ascii="Times New Roman" w:hAnsi="Times New Roman" w:cs="Times New Roman"/>
-          <w:color w:val="auto"/>
-          <w:highlight w:val="none"/>
+          <w:rFonts w:hint="eastAsia" w:asciiTheme="minorEastAsia" w:hAnsiTheme="minorEastAsia" w:eastAsiaTheme="minorEastAsia" w:cstheme="minorEastAsia"/>
+          <w:sz w:val="28"/>
+          <w:szCs w:val="28"/>
+        </w:rPr>
+        <w:t>研发人员最高学历：</w:t>
+      </w:r>
+      <w:r>
+        <w:rPr>
+          <w:rFonts w:hint="eastAsia" w:asciiTheme="minorEastAsia" w:hAnsiTheme="minorEastAsia" w:eastAsiaTheme="minorEastAsia" w:cstheme="minorEastAsia"/>
+          <w:sz w:val="28"/>
+          <w:szCs w:val="28"/>
+          <w:lang w:val="en-US" w:eastAsia="zh-CN"/>
+        </w:rPr>
+        <w:t>{{学历}}</w:t>
+      </w:r>
+    </w:p>
+    <w:p>
+      <w:pPr>
+        <w:bidi w:val="0"/>
+        <w:rPr>
+          <w:rFonts w:hint="eastAsia"/>
+          <w:lang w:val="en-US" w:eastAsia="zh-CN"/>
+        </w:rPr>
+      </w:pPr>
+      <w:r>
+        <w:rPr>
+          <w:rFonts w:hint="eastAsia" w:asciiTheme="minorEastAsia" w:hAnsiTheme="minorEastAsia" w:eastAsiaTheme="minorEastAsia" w:cstheme="minorEastAsia"/>
+          <w:sz w:val="28"/>
+          <w:szCs w:val="28"/>
         </w:rPr>
         <mc:AlternateContent>
           <mc:Choice Requires="wps">
             <w:drawing>
-              <wp:anchor distT="0" distB="0" distL="114300" distR="114300" simplePos="0" relativeHeight="251664384" behindDoc="0" locked="0" layoutInCell="1" allowOverlap="1">
+              <wp:anchor distT="0" distB="0" distL="114300" distR="114300" simplePos="0" relativeHeight="251661312" behindDoc="0" locked="0" layoutInCell="1" allowOverlap="1">
                 <wp:simplePos x="0" y="0"/>
                 <wp:positionH relativeFrom="column">
                   <wp:posOffset>1852930</wp:posOffset>
                 </wp:positionH>
                 <wp:positionV relativeFrom="paragraph">
-                  <wp:posOffset>328295</wp:posOffset>
+                  <wp:posOffset>40005</wp:posOffset>
                 </wp:positionV>
                 <wp:extent cx="723900" cy="635"/>
                 <wp:effectExtent l="0" t="0" r="0" b="0"/>
@@ -685,7 +655,7 @@
           </mc:Choice>
           <mc:Fallback>
             <w:pict>
-              <v:line id="_x0000_s1026" o:spid="_x0000_s1026" o:spt="20" style="position:absolute;left:0pt;margin-left:145.9pt;margin-top:25.85pt;height:0.05pt;width:57pt;z-index:251664384;mso-width-relative:page;mso-height-relative:page;" filled="f" stroked="t" coordsize="21600,21600" o:gfxdata="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">
+              <v:line id="_x0000_s1026" o:spid="_x0000_s1026" o:spt="20" style="position:absolute;left:0pt;margin-left:145.9pt;margin-top:3.15pt;height:0.05pt;width:57pt;z-index:251661312;mso-width-relative:page;mso-height-relative:page;" filled="f" stroked="t" coordsize="21600,21600" o:gfxdata="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">
                 <v:fill on="f" focussize="0,0"/>
                 <v:stroke weight="0.25pt" color="#000000 [3213]" joinstyle="round"/>
                 <v:imagedata o:title=""/>
@@ -695,44 +665,63 @@
           </mc:Fallback>
         </mc:AlternateContent>
       </w:r>
-      <w:r>
-        <w:rPr>
-          <w:rFonts w:hint="eastAsia" w:asciiTheme="minorEastAsia" w:hAnsiTheme="minorEastAsia" w:eastAsiaTheme="minorEastAsia" w:cstheme="minorEastAsia"/>
-          <w:i w:val="0"/>
-          <w:iCs w:val="0"/>
-          <w:caps w:val="0"/>
-          <w:color w:val="000000"/>
-          <w:spacing w:val="0"/>
-          <w:sz w:val="28"/>
-          <w:szCs w:val="28"/>
-        </w:rPr>
-        <w:t>4. 研发人员最高学历：</w:t>
-      </w:r>
-      <w:r>
-        <w:rPr>
-          <w:rFonts w:hint="eastAsia" w:asciiTheme="minorEastAsia" w:hAnsiTheme="minorEastAsia" w:cstheme="minorEastAsia"/>
-          <w:i w:val="0"/>
-          <w:iCs w:val="0"/>
-          <w:caps w:val="0"/>
-          <w:color w:val="000000"/>
-          <w:spacing w:val="0"/>
+    </w:p>
+    <w:p>
+      <w:pPr>
+        <w:bidi w:val="0"/>
+        <w:spacing w:line="240" w:lineRule="auto"/>
+        <w:rPr>
+          <w:rFonts w:hint="eastAsia" w:asciiTheme="minorEastAsia" w:hAnsiTheme="minorEastAsia" w:eastAsiaTheme="minorEastAsia" w:cstheme="minorEastAsia"/>
           <w:sz w:val="28"/>
           <w:szCs w:val="28"/>
           <w:lang w:val="en-US" w:eastAsia="zh-CN"/>
         </w:rPr>
-        <w:t>{{学历}}</w:t>
+      </w:pPr>
+      <w:r>
+        <w:rPr>
+          <w:rFonts w:hint="eastAsia" w:asciiTheme="minorEastAsia" w:hAnsiTheme="minorEastAsia" w:eastAsiaTheme="minorEastAsia" w:cstheme="minorEastAsia"/>
+          <w:sz w:val="28"/>
+          <w:szCs w:val="28"/>
+        </w:rPr>
+        <w:t>5. 所属行业：</w:t>
+      </w:r>
+      <w:r>
+        <w:rPr>
+          <w:rFonts w:hint="eastAsia" w:asciiTheme="minorEastAsia" w:hAnsiTheme="minorEastAsia" w:eastAsiaTheme="minorEastAsia" w:cstheme="minorEastAsia"/>
+          <w:sz w:val="28"/>
+          <w:szCs w:val="28"/>
+          <w:lang w:val="en-US" w:eastAsia="zh-CN"/>
+        </w:rPr>
+        <w:t xml:space="preserve"> {{</w:t>
+      </w:r>
+      <w:r>
+        <w:rPr>
+          <w:rFonts w:hint="eastAsia" w:asciiTheme="minorEastAsia" w:hAnsiTheme="minorEastAsia" w:eastAsiaTheme="minorEastAsia" w:cstheme="minorEastAsia"/>
+          <w:sz w:val="28"/>
+          <w:szCs w:val="28"/>
+        </w:rPr>
+        <w:t>所属行业</w:t>
+      </w:r>
+      <w:r>
+        <w:rPr>
+          <w:rFonts w:hint="eastAsia" w:asciiTheme="minorEastAsia" w:hAnsiTheme="minorEastAsia" w:eastAsiaTheme="minorEastAsia" w:cstheme="minorEastAsia"/>
+          <w:sz w:val="28"/>
+          <w:szCs w:val="28"/>
+          <w:lang w:val="en-US" w:eastAsia="zh-CN"/>
+        </w:rPr>
+        <w:t>}}</w:t>
       </w:r>
     </w:p>
     <w:p>
       <w:pPr>
-        <w:pStyle w:val="5"/>
+        <w:pStyle w:val="7"/>
         <w:keepNext w:val="0"/>
         <w:keepLines w:val="0"/>
         <w:widowControl/>
         <w:suppressLineNumbers w:val="0"/>
         <w:ind w:left="0" w:firstLine="0"/>
         <w:rPr>
-          <w:rFonts w:hint="default" w:asciiTheme="minorEastAsia" w:hAnsiTheme="minorEastAsia" w:eastAsiaTheme="minorEastAsia" w:cstheme="minorEastAsia"/>
+          <w:rFonts w:hint="eastAsia" w:asciiTheme="minorEastAsia" w:hAnsiTheme="minorEastAsia" w:eastAsiaTheme="minorEastAsia" w:cstheme="minorEastAsia"/>
           <w:i/>
           <w:iCs/>
           <w:caps w:val="0"/>
@@ -740,14 +729,13 @@
           <w:spacing w:val="0"/>
           <w:sz w:val="28"/>
           <w:szCs w:val="28"/>
-          <w:lang w:val="en-US" w:eastAsia="zh-CN"/>
         </w:rPr>
       </w:pPr>
       <w:r>
         <w:rPr>
-          <w:rFonts w:hint="default" w:ascii="Times New Roman" w:hAnsi="Times New Roman" w:cs="Times New Roman"/>
-          <w:color w:val="auto"/>
-          <w:highlight w:val="none"/>
+          <w:rFonts w:hint="eastAsia" w:asciiTheme="minorEastAsia" w:hAnsiTheme="minorEastAsia" w:eastAsiaTheme="minorEastAsia" w:cstheme="minorEastAsia"/>
+          <w:sz w:val="28"/>
+          <w:szCs w:val="28"/>
         </w:rPr>
         <mc:AlternateContent>
           <mc:Choice Requires="wps">
@@ -758,7 +746,7 @@
                   <wp:posOffset>1132205</wp:posOffset>
                 </wp:positionH>
                 <wp:positionV relativeFrom="paragraph">
-                  <wp:posOffset>351155</wp:posOffset>
+                  <wp:posOffset>50165</wp:posOffset>
                 </wp:positionV>
                 <wp:extent cx="2910205" cy="11430"/>
                 <wp:effectExtent l="0" t="4445" r="4445" b="12700"/>
@@ -796,7 +784,7 @@
           </mc:Choice>
           <mc:Fallback>
             <w:pict>
-              <v:line id="_x0000_s1026" o:spid="_x0000_s1026" o:spt="20" style="position:absolute;left:0pt;margin-left:89.15pt;margin-top:27.65pt;height:0.9pt;width:229.15pt;z-index:251662336;mso-width-relative:page;mso-height-relative:page;" filled="f" stroked="t" coordsize="21600,21600" o:gfxdata="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">
+              <v:line id="_x0000_s1026" o:spid="_x0000_s1026" o:spt="20" style="position:absolute;left:0pt;margin-left:89.15pt;margin-top:3.95pt;height:0.9pt;width:229.15pt;z-index:251662336;mso-width-relative:page;mso-height-relative:page;" filled="f" stroked="t" coordsize="21600,21600" o:gfxdata="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">
                 <v:fill on="f" focussize="0,0"/>
                 <v:stroke weight="0.25pt" color="#000000 [3213]" joinstyle="round"/>
                 <v:imagedata o:title=""/>
@@ -806,64 +794,10 @@
           </mc:Fallback>
         </mc:AlternateContent>
       </w:r>
-      <w:r>
-        <w:rPr>
-          <w:rFonts w:hint="eastAsia" w:asciiTheme="minorEastAsia" w:hAnsiTheme="minorEastAsia" w:eastAsiaTheme="minorEastAsia" w:cstheme="minorEastAsia"/>
-          <w:i w:val="0"/>
-          <w:iCs w:val="0"/>
-          <w:caps w:val="0"/>
-          <w:color w:val="000000"/>
-          <w:spacing w:val="0"/>
-          <w:sz w:val="28"/>
-          <w:szCs w:val="28"/>
-        </w:rPr>
-        <w:t>5. 所属行业：</w:t>
-      </w:r>
-      <w:r>
-        <w:rPr>
-          <w:rFonts w:hint="eastAsia" w:asciiTheme="minorEastAsia" w:hAnsiTheme="minorEastAsia" w:cstheme="minorEastAsia"/>
-          <w:i w:val="0"/>
-          <w:iCs w:val="0"/>
-          <w:caps w:val="0"/>
-          <w:color w:val="000000"/>
-          <w:spacing w:val="0"/>
-          <w:sz w:val="28"/>
-          <w:szCs w:val="28"/>
-          <w:lang w:val="en-US" w:eastAsia="zh-CN"/>
-        </w:rPr>
-        <w:t xml:space="preserve"> {{</w:t>
-      </w:r>
-      <w:r>
-        <w:rPr>
-          <w:rFonts w:hint="eastAsia" w:asciiTheme="minorEastAsia" w:hAnsiTheme="minorEastAsia" w:eastAsiaTheme="minorEastAsia" w:cstheme="minorEastAsia"/>
-          <w:i w:val="0"/>
-          <w:iCs w:val="0"/>
-          <w:caps w:val="0"/>
-          <w:color w:val="000000"/>
-          <w:spacing w:val="0"/>
-          <w:sz w:val="28"/>
-          <w:szCs w:val="28"/>
-        </w:rPr>
-        <w:t>所属行业</w:t>
-      </w:r>
-      <w:r>
-        <w:rPr>
-          <w:rFonts w:hint="eastAsia" w:asciiTheme="minorEastAsia" w:hAnsiTheme="minorEastAsia" w:cstheme="minorEastAsia"/>
-          <w:i w:val="0"/>
-          <w:iCs w:val="0"/>
-          <w:caps w:val="0"/>
-          <w:color w:val="000000"/>
-          <w:spacing w:val="0"/>
-          <w:sz w:val="28"/>
-          <w:szCs w:val="28"/>
-          <w:lang w:val="en-US" w:eastAsia="zh-CN"/>
-        </w:rPr>
-        <w:t>}}</w:t>
-      </w:r>
     </w:p>
     <w:p>
       <w:pPr>
-        <w:pStyle w:val="5"/>
+        <w:pStyle w:val="7"/>
         <w:keepNext w:val="0"/>
         <w:keepLines w:val="0"/>
         <w:widowControl/>
@@ -883,7 +817,7 @@
     </w:p>
     <w:p>
       <w:pPr>
-        <w:pStyle w:val="5"/>
+        <w:pStyle w:val="7"/>
         <w:keepNext w:val="0"/>
         <w:keepLines w:val="0"/>
         <w:widowControl/>
@@ -903,7 +837,7 @@
     </w:p>
     <w:p>
       <w:pPr>
-        <w:pStyle w:val="5"/>
+        <w:pStyle w:val="7"/>
         <w:keepNext w:val="0"/>
         <w:keepLines w:val="0"/>
         <w:widowControl/>
@@ -923,7 +857,7 @@
     </w:p>
     <w:p>
       <w:pPr>
-        <w:pStyle w:val="5"/>
+        <w:pStyle w:val="7"/>
         <w:keepNext w:val="0"/>
         <w:keepLines w:val="0"/>
         <w:widowControl/>
@@ -943,7 +877,7 @@
     </w:p>
     <w:p>
       <w:pPr>
-        <w:pStyle w:val="5"/>
+        <w:pStyle w:val="7"/>
         <w:keepNext w:val="0"/>
         <w:keepLines w:val="0"/>
         <w:widowControl/>
@@ -963,7 +897,7 @@
     </w:p>
     <w:p>
       <w:pPr>
-        <w:pStyle w:val="5"/>
+        <w:pStyle w:val="7"/>
         <w:keepNext w:val="0"/>
         <w:keepLines w:val="0"/>
         <w:widowControl/>
@@ -983,10 +917,3974 @@
     </w:p>
     <w:p>
       <w:pPr>
-        <w:rPr>
-          <w:rFonts w:hint="eastAsia" w:asciiTheme="minorEastAsia" w:hAnsiTheme="minorEastAsia" w:eastAsiaTheme="minorEastAsia" w:cstheme="minorEastAsia"/>
+        <w:pStyle w:val="3"/>
+        <w:keepNext w:val="0"/>
+        <w:keepLines w:val="0"/>
+        <w:widowControl/>
+        <w:suppressLineNumbers w:val="0"/>
+        <w:pBdr>
+          <w:bottom w:val="single" w:color="CCCCCC" w:sz="6" w:space="3"/>
+        </w:pBdr>
+        <w:spacing w:before="375" w:beforeAutospacing="0"/>
+        <w:ind w:left="0" w:firstLine="0"/>
+        <w:rPr>
+          <w:rFonts w:hint="eastAsia" w:asciiTheme="minorEastAsia" w:hAnsiTheme="minorEastAsia" w:eastAsiaTheme="minorEastAsia" w:cstheme="minorEastAsia"/>
+          <w:b/>
+          <w:bCs/>
+          <w:i w:val="0"/>
+          <w:iCs w:val="0"/>
+          <w:caps w:val="0"/>
+          <w:color w:val="000000"/>
+          <w:spacing w:val="0"/>
           <w:sz w:val="28"/>
           <w:szCs w:val="28"/>
+        </w:rPr>
+      </w:pPr>
+      <w:r>
+        <w:rPr>
+          <w:rFonts w:hint="eastAsia" w:asciiTheme="minorEastAsia" w:hAnsiTheme="minorEastAsia" w:eastAsiaTheme="minorEastAsia" w:cstheme="minorEastAsia"/>
+          <w:b/>
+          <w:bCs/>
+          <w:i w:val="0"/>
+          <w:iCs w:val="0"/>
+          <w:caps w:val="0"/>
+          <w:color w:val="000000"/>
+          <w:spacing w:val="0"/>
+          <w:sz w:val="28"/>
+          <w:szCs w:val="28"/>
+        </w:rPr>
+        <w:t>二、研发立项</w:t>
+      </w:r>
+    </w:p>
+    <w:p>
+      <w:pPr>
+        <w:pStyle w:val="7"/>
+        <w:keepNext w:val="0"/>
+        <w:keepLines w:val="0"/>
+        <w:widowControl/>
+        <w:suppressLineNumbers w:val="0"/>
+        <w:ind w:left="0" w:firstLine="0"/>
+        <w:rPr>
+          <w:rFonts w:hint="eastAsia" w:asciiTheme="minorEastAsia" w:hAnsiTheme="minorEastAsia" w:eastAsiaTheme="minorEastAsia" w:cstheme="minorEastAsia"/>
+          <w:b w:val="0"/>
+          <w:bCs w:val="0"/>
+          <w:i w:val="0"/>
+          <w:iCs w:val="0"/>
+          <w:caps w:val="0"/>
+          <w:color w:val="000000"/>
+          <w:spacing w:val="0"/>
+          <w:sz w:val="24"/>
+          <w:szCs w:val="24"/>
+        </w:rPr>
+      </w:pPr>
+      <w:r>
+        <w:rPr>
+          <w:rFonts w:hint="eastAsia" w:asciiTheme="minorEastAsia" w:hAnsiTheme="minorEastAsia" w:eastAsiaTheme="minorEastAsia" w:cstheme="minorEastAsia"/>
+          <w:b w:val="0"/>
+          <w:bCs w:val="0"/>
+          <w:i w:val="0"/>
+          <w:iCs w:val="0"/>
+          <w:caps w:val="0"/>
+          <w:color w:val="000000"/>
+          <w:spacing w:val="0"/>
+          <w:sz w:val="24"/>
+          <w:szCs w:val="24"/>
+        </w:rPr>
+        <w:t>1. 科技成果信息</w:t>
+      </w:r>
+    </w:p>
+    <w:p>
+      <w:pPr>
+        <w:pStyle w:val="7"/>
+        <w:keepNext w:val="0"/>
+        <w:keepLines w:val="0"/>
+        <w:widowControl/>
+        <w:suppressLineNumbers w:val="0"/>
+        <w:ind w:left="0" w:firstLine="0"/>
+        <w:rPr>
+          <w:rFonts w:hint="eastAsia" w:asciiTheme="minorEastAsia" w:hAnsiTheme="minorEastAsia" w:eastAsiaTheme="minorEastAsia" w:cstheme="minorEastAsia"/>
+          <w:i w:val="0"/>
+          <w:iCs w:val="0"/>
+          <w:caps w:val="0"/>
+          <w:color w:val="000000"/>
+          <w:spacing w:val="0"/>
+          <w:sz w:val="24"/>
+          <w:szCs w:val="24"/>
+          <w:lang w:eastAsia="zh-CN"/>
+        </w:rPr>
+      </w:pPr>
+      <w:r>
+        <w:rPr>
+          <w:rStyle w:val="11"/>
+          <w:rFonts w:hint="eastAsia" w:asciiTheme="minorEastAsia" w:hAnsiTheme="minorEastAsia" w:eastAsiaTheme="minorEastAsia" w:cstheme="minorEastAsia"/>
+          <w:i w:val="0"/>
+          <w:iCs w:val="0"/>
+          <w:caps w:val="0"/>
+          <w:color w:val="000000"/>
+          <w:spacing w:val="0"/>
+          <w:sz w:val="24"/>
+          <w:szCs w:val="24"/>
+        </w:rPr>
+        <w:t>科技成果明细</w:t>
+      </w:r>
+    </w:p>
+    <w:p>
+      <w:pPr>
+        <w:pStyle w:val="7"/>
+        <w:keepNext w:val="0"/>
+        <w:keepLines w:val="0"/>
+        <w:widowControl/>
+        <w:suppressLineNumbers w:val="0"/>
+        <w:ind w:left="0" w:firstLine="0"/>
+        <w:rPr>
+          <w:rStyle w:val="11"/>
+          <w:rFonts w:hint="default" w:asciiTheme="minorEastAsia" w:hAnsiTheme="minorEastAsia" w:eastAsiaTheme="minorEastAsia" w:cstheme="minorEastAsia"/>
+          <w:b w:val="0"/>
+          <w:bCs/>
+          <w:i w:val="0"/>
+          <w:iCs w:val="0"/>
+          <w:caps w:val="0"/>
+          <w:color w:val="000000"/>
+          <w:spacing w:val="0"/>
+          <w:sz w:val="24"/>
+          <w:szCs w:val="24"/>
+          <w:lang w:val="en-US" w:eastAsia="zh-CN"/>
+        </w:rPr>
+      </w:pPr>
+      <w:r>
+        <w:rPr>
+          <w:rStyle w:val="11"/>
+          <w:rFonts w:hint="eastAsia" w:asciiTheme="minorEastAsia" w:hAnsiTheme="minorEastAsia" w:cstheme="minorEastAsia"/>
+          <w:b w:val="0"/>
+          <w:bCs/>
+          <w:i w:val="0"/>
+          <w:iCs w:val="0"/>
+          <w:caps w:val="0"/>
+          <w:color w:val="000000"/>
+          <w:spacing w:val="0"/>
+          <w:sz w:val="24"/>
+          <w:szCs w:val="24"/>
+          <w:lang w:val="en-US" w:eastAsia="zh-CN"/>
+        </w:rPr>
+        <w:t>{{</w:t>
+      </w:r>
+      <w:r>
+        <w:rPr>
+          <w:rStyle w:val="11"/>
+          <w:rFonts w:hint="eastAsia" w:asciiTheme="minorEastAsia" w:hAnsiTheme="minorEastAsia" w:eastAsiaTheme="minorEastAsia" w:cstheme="minorEastAsia"/>
+          <w:b w:val="0"/>
+          <w:bCs/>
+          <w:i w:val="0"/>
+          <w:iCs w:val="0"/>
+          <w:caps w:val="0"/>
+          <w:color w:val="000000"/>
+          <w:spacing w:val="0"/>
+          <w:sz w:val="24"/>
+          <w:szCs w:val="24"/>
+        </w:rPr>
+        <w:t>科技成果明细</w:t>
+      </w:r>
+      <w:r>
+        <w:rPr>
+          <w:rStyle w:val="11"/>
+          <w:rFonts w:hint="eastAsia" w:asciiTheme="minorEastAsia" w:hAnsiTheme="minorEastAsia" w:cstheme="minorEastAsia"/>
+          <w:b w:val="0"/>
+          <w:bCs/>
+          <w:i w:val="0"/>
+          <w:iCs w:val="0"/>
+          <w:caps w:val="0"/>
+          <w:color w:val="000000"/>
+          <w:spacing w:val="0"/>
+          <w:sz w:val="24"/>
+          <w:szCs w:val="24"/>
+          <w:lang w:val="en-US" w:eastAsia="zh-CN"/>
+        </w:rPr>
+        <w:t>}}</w:t>
+      </w:r>
+    </w:p>
+    <w:p>
+      <w:pPr>
+        <w:pStyle w:val="7"/>
+        <w:keepNext w:val="0"/>
+        <w:keepLines w:val="0"/>
+        <w:widowControl/>
+        <w:suppressLineNumbers w:val="0"/>
+        <w:ind w:left="0" w:firstLine="0"/>
+        <w:rPr>
+          <w:rFonts w:hint="eastAsia" w:asciiTheme="minorEastAsia" w:hAnsiTheme="minorEastAsia" w:eastAsiaTheme="minorEastAsia" w:cstheme="minorEastAsia"/>
+          <w:i w:val="0"/>
+          <w:iCs w:val="0"/>
+          <w:caps w:val="0"/>
+          <w:color w:val="000000"/>
+          <w:spacing w:val="0"/>
+          <w:sz w:val="24"/>
+          <w:szCs w:val="24"/>
+        </w:rPr>
+      </w:pPr>
+      <w:r>
+        <w:rPr>
+          <w:rStyle w:val="11"/>
+          <w:rFonts w:hint="eastAsia" w:asciiTheme="minorEastAsia" w:hAnsiTheme="minorEastAsia" w:eastAsiaTheme="minorEastAsia" w:cstheme="minorEastAsia"/>
+          <w:i w:val="0"/>
+          <w:iCs w:val="0"/>
+          <w:caps w:val="0"/>
+          <w:color w:val="000000"/>
+          <w:spacing w:val="0"/>
+          <w:sz w:val="24"/>
+          <w:szCs w:val="24"/>
+        </w:rPr>
+        <w:t>选项2：</w:t>
+      </w:r>
+      <w:bookmarkStart w:id="0" w:name="OLE_LINK1"/>
+      <w:r>
+        <w:rPr>
+          <w:rStyle w:val="11"/>
+          <w:rFonts w:hint="eastAsia" w:asciiTheme="minorEastAsia" w:hAnsiTheme="minorEastAsia" w:eastAsiaTheme="minorEastAsia" w:cstheme="minorEastAsia"/>
+          <w:i w:val="0"/>
+          <w:iCs w:val="0"/>
+          <w:caps w:val="0"/>
+          <w:color w:val="000000"/>
+          <w:spacing w:val="0"/>
+          <w:sz w:val="24"/>
+          <w:szCs w:val="24"/>
+        </w:rPr>
+        <w:t>科技成果汇总表</w:t>
+      </w:r>
+      <w:bookmarkEnd w:id="0"/>
+    </w:p>
+    <w:p>
+      <w:pPr>
+        <w:pStyle w:val="7"/>
+        <w:keepNext w:val="0"/>
+        <w:keepLines w:val="0"/>
+        <w:widowControl/>
+        <w:suppressLineNumbers w:val="0"/>
+        <w:ind w:left="0" w:firstLine="0"/>
+        <w:rPr>
+          <w:rFonts w:hint="default" w:asciiTheme="minorEastAsia" w:hAnsiTheme="minorEastAsia" w:eastAsiaTheme="minorEastAsia" w:cstheme="minorEastAsia"/>
+          <w:b w:val="0"/>
+          <w:bCs w:val="0"/>
+          <w:i w:val="0"/>
+          <w:iCs w:val="0"/>
+          <w:caps w:val="0"/>
+          <w:color w:val="000000"/>
+          <w:spacing w:val="0"/>
+          <w:sz w:val="24"/>
+          <w:szCs w:val="24"/>
+          <w:lang w:val="en-US" w:eastAsia="zh-CN"/>
+        </w:rPr>
+      </w:pPr>
+      <w:r>
+        <w:rPr>
+          <w:rFonts w:hint="eastAsia" w:asciiTheme="minorEastAsia" w:hAnsiTheme="minorEastAsia" w:cstheme="minorEastAsia"/>
+          <w:b w:val="0"/>
+          <w:bCs w:val="0"/>
+          <w:i w:val="0"/>
+          <w:iCs w:val="0"/>
+          <w:caps w:val="0"/>
+          <w:color w:val="000000"/>
+          <w:spacing w:val="0"/>
+          <w:sz w:val="24"/>
+          <w:szCs w:val="24"/>
+          <w:lang w:val="en-US" w:eastAsia="zh-CN"/>
+        </w:rPr>
+        <w:t>{{</w:t>
+      </w:r>
+      <w:r>
+        <w:rPr>
+          <w:rStyle w:val="11"/>
+          <w:rFonts w:hint="eastAsia" w:asciiTheme="minorEastAsia" w:hAnsiTheme="minorEastAsia" w:eastAsiaTheme="minorEastAsia" w:cstheme="minorEastAsia"/>
+          <w:b w:val="0"/>
+          <w:bCs w:val="0"/>
+          <w:i w:val="0"/>
+          <w:iCs w:val="0"/>
+          <w:caps w:val="0"/>
+          <w:color w:val="000000"/>
+          <w:spacing w:val="0"/>
+          <w:sz w:val="24"/>
+          <w:szCs w:val="24"/>
+        </w:rPr>
+        <w:t>科技成果汇总表</w:t>
+      </w:r>
+      <w:r>
+        <w:rPr>
+          <w:rFonts w:hint="eastAsia" w:asciiTheme="minorEastAsia" w:hAnsiTheme="minorEastAsia" w:cstheme="minorEastAsia"/>
+          <w:b w:val="0"/>
+          <w:bCs w:val="0"/>
+          <w:i w:val="0"/>
+          <w:iCs w:val="0"/>
+          <w:caps w:val="0"/>
+          <w:color w:val="000000"/>
+          <w:spacing w:val="0"/>
+          <w:sz w:val="24"/>
+          <w:szCs w:val="24"/>
+          <w:lang w:val="en-US" w:eastAsia="zh-CN"/>
+        </w:rPr>
+        <w:t>}}</w:t>
+      </w:r>
+    </w:p>
+    <w:p>
+      <w:pPr>
+        <w:pStyle w:val="4"/>
+        <w:keepNext w:val="0"/>
+        <w:keepLines w:val="0"/>
+        <w:widowControl/>
+        <w:suppressLineNumbers w:val="0"/>
+        <w:spacing w:before="225" w:beforeAutospacing="0"/>
+        <w:ind w:left="0" w:firstLine="0"/>
+        <w:rPr>
+          <w:rFonts w:hint="eastAsia" w:asciiTheme="minorEastAsia" w:hAnsiTheme="minorEastAsia" w:eastAsiaTheme="minorEastAsia" w:cstheme="minorEastAsia"/>
+          <w:b w:val="0"/>
+          <w:bCs w:val="0"/>
+          <w:i w:val="0"/>
+          <w:iCs w:val="0"/>
+          <w:caps w:val="0"/>
+          <w:color w:val="000000"/>
+          <w:spacing w:val="0"/>
+          <w:sz w:val="24"/>
+          <w:szCs w:val="24"/>
+        </w:rPr>
+      </w:pPr>
+      <w:r>
+        <w:rPr>
+          <w:rFonts w:hint="eastAsia" w:asciiTheme="minorEastAsia" w:hAnsiTheme="minorEastAsia" w:eastAsiaTheme="minorEastAsia" w:cstheme="minorEastAsia"/>
+          <w:b w:val="0"/>
+          <w:bCs w:val="0"/>
+          <w:i w:val="0"/>
+          <w:iCs w:val="0"/>
+          <w:caps w:val="0"/>
+          <w:color w:val="000000"/>
+          <w:spacing w:val="0"/>
+          <w:sz w:val="24"/>
+          <w:szCs w:val="24"/>
+        </w:rPr>
+        <w:t>2. 推荐与选定研发项目</w:t>
+      </w:r>
+    </w:p>
+    <w:p>
+      <w:pPr>
+        <w:pStyle w:val="7"/>
+        <w:keepNext w:val="0"/>
+        <w:keepLines w:val="0"/>
+        <w:widowControl/>
+        <w:suppressLineNumbers w:val="0"/>
+        <w:ind w:left="0" w:firstLine="0"/>
+        <w:rPr>
+          <w:rFonts w:hint="eastAsia" w:asciiTheme="minorEastAsia" w:hAnsiTheme="minorEastAsia" w:eastAsiaTheme="minorEastAsia" w:cstheme="minorEastAsia"/>
+          <w:i w:val="0"/>
+          <w:iCs w:val="0"/>
+          <w:caps w:val="0"/>
+          <w:color w:val="000000"/>
+          <w:spacing w:val="0"/>
+          <w:sz w:val="24"/>
+          <w:szCs w:val="24"/>
+        </w:rPr>
+      </w:pPr>
+      <w:r>
+        <w:rPr>
+          <w:rStyle w:val="11"/>
+          <w:rFonts w:hint="eastAsia" w:asciiTheme="minorEastAsia" w:hAnsiTheme="minorEastAsia" w:eastAsiaTheme="minorEastAsia" w:cstheme="minorEastAsia"/>
+          <w:i w:val="0"/>
+          <w:iCs w:val="0"/>
+          <w:caps w:val="0"/>
+          <w:color w:val="000000"/>
+          <w:spacing w:val="0"/>
+          <w:sz w:val="24"/>
+          <w:szCs w:val="24"/>
+        </w:rPr>
+        <w:t>推荐研发项目名称</w:t>
+      </w:r>
+    </w:p>
+    <w:p>
+      <w:pPr>
+        <w:pStyle w:val="7"/>
+        <w:keepNext w:val="0"/>
+        <w:keepLines w:val="0"/>
+        <w:widowControl/>
+        <w:suppressLineNumbers w:val="0"/>
+        <w:ind w:left="0" w:firstLine="0"/>
+        <w:rPr>
+          <w:rFonts w:hint="eastAsia" w:asciiTheme="minorEastAsia" w:hAnsiTheme="minorEastAsia" w:eastAsiaTheme="minorEastAsia" w:cstheme="minorEastAsia"/>
+          <w:i w:val="0"/>
+          <w:iCs w:val="0"/>
+          <w:caps w:val="0"/>
+          <w:color w:val="000000"/>
+          <w:spacing w:val="0"/>
+          <w:sz w:val="24"/>
+          <w:szCs w:val="24"/>
+        </w:rPr>
+      </w:pPr>
+      <w:r>
+        <w:rPr>
+          <w:rFonts w:hint="eastAsia" w:asciiTheme="minorEastAsia" w:hAnsiTheme="minorEastAsia" w:eastAsiaTheme="minorEastAsia" w:cstheme="minorEastAsia"/>
+          <w:i w:val="0"/>
+          <w:iCs w:val="0"/>
+          <w:caps w:val="0"/>
+          <w:color w:val="000000"/>
+          <w:spacing w:val="0"/>
+          <w:sz w:val="24"/>
+          <w:szCs w:val="24"/>
+        </w:rPr>
+        <w:t>1. </w:t>
+      </w:r>
+      <w:r>
+        <w:rPr>
+          <w:rFonts w:hint="eastAsia" w:asciiTheme="minorEastAsia" w:hAnsiTheme="minorEastAsia" w:eastAsiaTheme="minorEastAsia" w:cstheme="minorEastAsia"/>
+          <w:i/>
+          <w:iCs/>
+          <w:caps w:val="0"/>
+          <w:color w:val="666666"/>
+          <w:spacing w:val="0"/>
+          <w:sz w:val="24"/>
+          <w:szCs w:val="24"/>
+        </w:rPr>
+        <w:t>________________________</w:t>
+      </w:r>
+      <w:r>
+        <w:rPr>
+          <w:rFonts w:hint="eastAsia" w:asciiTheme="minorEastAsia" w:hAnsiTheme="minorEastAsia" w:eastAsiaTheme="minorEastAsia" w:cstheme="minorEastAsia"/>
+          <w:i w:val="0"/>
+          <w:iCs w:val="0"/>
+          <w:caps w:val="0"/>
+          <w:color w:val="000000"/>
+          <w:spacing w:val="0"/>
+          <w:sz w:val="24"/>
+          <w:szCs w:val="24"/>
+        </w:rPr>
+        <w:t> 2. </w:t>
+      </w:r>
+      <w:r>
+        <w:rPr>
+          <w:rFonts w:hint="eastAsia" w:asciiTheme="minorEastAsia" w:hAnsiTheme="minorEastAsia" w:eastAsiaTheme="minorEastAsia" w:cstheme="minorEastAsia"/>
+          <w:i/>
+          <w:iCs/>
+          <w:caps w:val="0"/>
+          <w:color w:val="666666"/>
+          <w:spacing w:val="0"/>
+          <w:sz w:val="24"/>
+          <w:szCs w:val="24"/>
+        </w:rPr>
+        <w:t>________________________</w:t>
+      </w:r>
+    </w:p>
+    <w:p>
+      <w:pPr>
+        <w:pStyle w:val="7"/>
+        <w:keepNext w:val="0"/>
+        <w:keepLines w:val="0"/>
+        <w:widowControl/>
+        <w:suppressLineNumbers w:val="0"/>
+        <w:ind w:left="0" w:firstLine="0"/>
+        <w:rPr>
+          <w:rFonts w:hint="eastAsia" w:asciiTheme="minorEastAsia" w:hAnsiTheme="minorEastAsia" w:eastAsiaTheme="minorEastAsia" w:cstheme="minorEastAsia"/>
+          <w:i w:val="0"/>
+          <w:iCs w:val="0"/>
+          <w:caps w:val="0"/>
+          <w:color w:val="000000"/>
+          <w:spacing w:val="0"/>
+          <w:sz w:val="24"/>
+          <w:szCs w:val="24"/>
+          <w:lang w:eastAsia="zh-CN"/>
+        </w:rPr>
+      </w:pPr>
+      <w:r>
+        <w:rPr>
+          <w:rStyle w:val="11"/>
+          <w:rFonts w:hint="eastAsia" w:asciiTheme="minorEastAsia" w:hAnsiTheme="minorEastAsia" w:eastAsiaTheme="minorEastAsia" w:cstheme="minorEastAsia"/>
+          <w:i w:val="0"/>
+          <w:iCs w:val="0"/>
+          <w:caps w:val="0"/>
+          <w:color w:val="000000"/>
+          <w:spacing w:val="0"/>
+          <w:sz w:val="24"/>
+          <w:szCs w:val="24"/>
+        </w:rPr>
+        <w:t>选定研发项目信息</w:t>
+      </w:r>
+      <w:r>
+        <w:rPr>
+          <w:rStyle w:val="11"/>
+          <w:rFonts w:hint="eastAsia" w:asciiTheme="minorEastAsia" w:hAnsiTheme="minorEastAsia" w:cstheme="minorEastAsia"/>
+          <w:i w:val="0"/>
+          <w:iCs w:val="0"/>
+          <w:caps w:val="0"/>
+          <w:color w:val="000000"/>
+          <w:spacing w:val="0"/>
+          <w:sz w:val="24"/>
+          <w:szCs w:val="24"/>
+          <w:lang w:eastAsia="zh-CN"/>
+        </w:rPr>
+        <w:t>（</w:t>
+      </w:r>
+      <w:r>
+        <w:rPr>
+          <w:rStyle w:val="11"/>
+          <w:rFonts w:hint="eastAsia" w:asciiTheme="minorEastAsia" w:hAnsiTheme="minorEastAsia" w:cstheme="minorEastAsia"/>
+          <w:i w:val="0"/>
+          <w:iCs w:val="0"/>
+          <w:caps w:val="0"/>
+          <w:color w:val="000000"/>
+          <w:spacing w:val="0"/>
+          <w:sz w:val="24"/>
+          <w:szCs w:val="24"/>
+          <w:lang w:val="en-US" w:eastAsia="zh-CN"/>
+        </w:rPr>
+        <w:t>可填多个</w:t>
+      </w:r>
+      <w:r>
+        <w:rPr>
+          <w:rStyle w:val="11"/>
+          <w:rFonts w:hint="eastAsia" w:asciiTheme="minorEastAsia" w:hAnsiTheme="minorEastAsia" w:cstheme="minorEastAsia"/>
+          <w:i w:val="0"/>
+          <w:iCs w:val="0"/>
+          <w:caps w:val="0"/>
+          <w:color w:val="000000"/>
+          <w:spacing w:val="0"/>
+          <w:sz w:val="24"/>
+          <w:szCs w:val="24"/>
+          <w:lang w:eastAsia="zh-CN"/>
+        </w:rPr>
+        <w:t>）</w:t>
+      </w:r>
+    </w:p>
+    <w:p>
+      <w:pPr>
+        <w:pStyle w:val="4"/>
+        <w:keepNext w:val="0"/>
+        <w:keepLines w:val="0"/>
+        <w:widowControl/>
+        <w:suppressLineNumbers w:val="0"/>
+        <w:spacing w:before="225" w:beforeAutospacing="0"/>
+        <w:ind w:left="0" w:firstLine="0"/>
+        <w:rPr>
+          <w:rFonts w:hint="default" w:asciiTheme="minorEastAsia" w:hAnsiTheme="minorEastAsia" w:eastAsiaTheme="minorEastAsia" w:cstheme="minorEastAsia"/>
+          <w:b w:val="0"/>
+          <w:bCs w:val="0"/>
+          <w:i w:val="0"/>
+          <w:iCs w:val="0"/>
+          <w:caps w:val="0"/>
+          <w:color w:val="000000"/>
+          <w:spacing w:val="0"/>
+          <w:sz w:val="24"/>
+          <w:szCs w:val="24"/>
+          <w:lang w:val="en-US" w:eastAsia="zh-CN"/>
+        </w:rPr>
+      </w:pPr>
+      <w:r>
+        <w:rPr>
+          <w:rFonts w:hint="eastAsia" w:asciiTheme="minorEastAsia" w:hAnsiTheme="minorEastAsia" w:eastAsiaTheme="minorEastAsia" w:cstheme="minorEastAsia"/>
+          <w:b w:val="0"/>
+          <w:bCs w:val="0"/>
+          <w:i w:val="0"/>
+          <w:iCs w:val="0"/>
+          <w:caps w:val="0"/>
+          <w:color w:val="000000"/>
+          <w:spacing w:val="0"/>
+          <w:sz w:val="24"/>
+          <w:szCs w:val="24"/>
+          <w:lang w:val="en-US" w:eastAsia="zh-CN"/>
+        </w:rPr>
+        <w:t>{{</w:t>
+      </w:r>
+      <w:r>
+        <w:rPr>
+          <w:rStyle w:val="11"/>
+          <w:rFonts w:hint="eastAsia" w:asciiTheme="minorEastAsia" w:hAnsiTheme="minorEastAsia" w:eastAsiaTheme="minorEastAsia" w:cstheme="minorEastAsia"/>
+          <w:b w:val="0"/>
+          <w:bCs w:val="0"/>
+          <w:i w:val="0"/>
+          <w:iCs w:val="0"/>
+          <w:caps w:val="0"/>
+          <w:color w:val="000000"/>
+          <w:spacing w:val="0"/>
+          <w:sz w:val="24"/>
+          <w:szCs w:val="24"/>
+        </w:rPr>
+        <w:t>选定研发项目信息</w:t>
+      </w:r>
+      <w:r>
+        <w:rPr>
+          <w:rFonts w:hint="eastAsia" w:asciiTheme="minorEastAsia" w:hAnsiTheme="minorEastAsia" w:eastAsiaTheme="minorEastAsia" w:cstheme="minorEastAsia"/>
+          <w:b w:val="0"/>
+          <w:bCs w:val="0"/>
+          <w:i w:val="0"/>
+          <w:iCs w:val="0"/>
+          <w:caps w:val="0"/>
+          <w:color w:val="000000"/>
+          <w:spacing w:val="0"/>
+          <w:sz w:val="24"/>
+          <w:szCs w:val="24"/>
+          <w:lang w:val="en-US" w:eastAsia="zh-CN"/>
+        </w:rPr>
+        <w:t>}}</w:t>
+      </w:r>
+      <w:bookmarkStart w:id="1" w:name="_GoBack"/>
+      <w:bookmarkEnd w:id="1"/>
+    </w:p>
+    <w:p>
+      <w:pPr>
+        <w:pStyle w:val="4"/>
+        <w:keepNext w:val="0"/>
+        <w:keepLines w:val="0"/>
+        <w:widowControl/>
+        <w:suppressLineNumbers w:val="0"/>
+        <w:spacing w:before="225" w:beforeAutospacing="0"/>
+        <w:ind w:left="0" w:firstLine="0"/>
+        <w:rPr>
+          <w:rFonts w:hint="eastAsia" w:asciiTheme="minorEastAsia" w:hAnsiTheme="minorEastAsia" w:eastAsiaTheme="minorEastAsia" w:cstheme="minorEastAsia"/>
+          <w:b w:val="0"/>
+          <w:bCs w:val="0"/>
+          <w:i w:val="0"/>
+          <w:iCs w:val="0"/>
+          <w:caps w:val="0"/>
+          <w:color w:val="000000"/>
+          <w:spacing w:val="0"/>
+          <w:sz w:val="24"/>
+          <w:szCs w:val="24"/>
+        </w:rPr>
+      </w:pPr>
+      <w:r>
+        <w:rPr>
+          <w:rFonts w:hint="eastAsia" w:asciiTheme="minorEastAsia" w:hAnsiTheme="minorEastAsia" w:eastAsiaTheme="minorEastAsia" w:cstheme="minorEastAsia"/>
+          <w:b w:val="0"/>
+          <w:bCs w:val="0"/>
+          <w:i w:val="0"/>
+          <w:iCs w:val="0"/>
+          <w:caps w:val="0"/>
+          <w:color w:val="000000"/>
+          <w:spacing w:val="0"/>
+          <w:sz w:val="24"/>
+          <w:szCs w:val="24"/>
+        </w:rPr>
+        <w:t>3. 立项核心内容（400字以内/项）</w:t>
+      </w:r>
+    </w:p>
+    <w:p>
+      <w:pPr>
+        <w:pStyle w:val="7"/>
+        <w:keepNext w:val="0"/>
+        <w:keepLines w:val="0"/>
+        <w:widowControl/>
+        <w:suppressLineNumbers w:val="0"/>
+        <w:ind w:left="0" w:firstLine="0"/>
+        <w:rPr>
+          <w:rFonts w:hint="eastAsia" w:asciiTheme="minorEastAsia" w:hAnsiTheme="minorEastAsia" w:eastAsiaTheme="minorEastAsia" w:cstheme="minorEastAsia"/>
+          <w:i w:val="0"/>
+          <w:iCs w:val="0"/>
+          <w:caps w:val="0"/>
+          <w:color w:val="000000"/>
+          <w:spacing w:val="0"/>
+          <w:sz w:val="24"/>
+          <w:szCs w:val="24"/>
+        </w:rPr>
+      </w:pPr>
+      <w:r>
+        <w:rPr>
+          <w:rFonts w:hint="eastAsia" w:asciiTheme="minorEastAsia" w:hAnsiTheme="minorEastAsia" w:eastAsiaTheme="minorEastAsia" w:cstheme="minorEastAsia"/>
+          <w:i w:val="0"/>
+          <w:iCs w:val="0"/>
+          <w:caps w:val="0"/>
+          <w:color w:val="000000"/>
+          <w:spacing w:val="0"/>
+          <w:sz w:val="24"/>
+          <w:szCs w:val="24"/>
+        </w:rPr>
+        <w:t>（1）立项目的与实施方式</w:t>
+      </w:r>
+    </w:p>
+    <w:p>
+      <w:pPr>
+        <w:pStyle w:val="7"/>
+        <w:keepNext w:val="0"/>
+        <w:keepLines w:val="0"/>
+        <w:widowControl/>
+        <w:suppressLineNumbers w:val="0"/>
+        <w:ind w:left="0" w:firstLine="0"/>
+        <w:rPr>
+          <w:rFonts w:hint="eastAsia" w:asciiTheme="minorEastAsia" w:hAnsiTheme="minorEastAsia" w:eastAsiaTheme="minorEastAsia" w:cstheme="minorEastAsia"/>
+          <w:i w:val="0"/>
+          <w:iCs w:val="0"/>
+          <w:caps w:val="0"/>
+          <w:color w:val="000000"/>
+          <w:spacing w:val="0"/>
+          <w:sz w:val="24"/>
+          <w:szCs w:val="24"/>
+        </w:rPr>
+      </w:pPr>
+      <w:r>
+        <w:rPr>
+          <w:rFonts w:hint="eastAsia" w:asciiTheme="minorEastAsia" w:hAnsiTheme="minorEastAsia" w:eastAsiaTheme="minorEastAsia" w:cstheme="minorEastAsia"/>
+          <w:i/>
+          <w:iCs/>
+          <w:caps w:val="0"/>
+          <w:color w:val="666666"/>
+          <w:spacing w:val="0"/>
+          <w:sz w:val="24"/>
+          <w:szCs w:val="24"/>
+        </w:rPr>
+        <w:t>请在此处填写内容（400字以内）</w:t>
+      </w:r>
+    </w:p>
+    <w:p>
+      <w:pPr>
+        <w:pStyle w:val="7"/>
+        <w:keepNext w:val="0"/>
+        <w:keepLines w:val="0"/>
+        <w:widowControl/>
+        <w:numPr>
+          <w:ilvl w:val="0"/>
+          <w:numId w:val="4"/>
+        </w:numPr>
+        <w:suppressLineNumbers w:val="0"/>
+        <w:ind w:left="0" w:firstLine="0"/>
+        <w:rPr>
+          <w:rFonts w:hint="eastAsia" w:asciiTheme="minorEastAsia" w:hAnsiTheme="minorEastAsia" w:eastAsiaTheme="minorEastAsia" w:cstheme="minorEastAsia"/>
+          <w:i w:val="0"/>
+          <w:iCs w:val="0"/>
+          <w:caps w:val="0"/>
+          <w:color w:val="000000"/>
+          <w:spacing w:val="0"/>
+          <w:sz w:val="24"/>
+          <w:szCs w:val="24"/>
+        </w:rPr>
+      </w:pPr>
+      <w:r>
+        <w:rPr>
+          <w:rFonts w:hint="eastAsia" w:asciiTheme="minorEastAsia" w:hAnsiTheme="minorEastAsia" w:eastAsiaTheme="minorEastAsia" w:cstheme="minorEastAsia"/>
+          <w:i w:val="0"/>
+          <w:iCs w:val="0"/>
+          <w:caps w:val="0"/>
+          <w:color w:val="000000"/>
+          <w:spacing w:val="0"/>
+          <w:sz w:val="24"/>
+          <w:szCs w:val="24"/>
+        </w:rPr>
+        <w:t>项目核心技术与创新点</w:t>
+      </w:r>
+    </w:p>
+    <w:p>
+      <w:pPr>
+        <w:pStyle w:val="7"/>
+        <w:keepNext w:val="0"/>
+        <w:keepLines w:val="0"/>
+        <w:widowControl/>
+        <w:numPr>
+          <w:ilvl w:val="0"/>
+          <w:numId w:val="0"/>
+        </w:numPr>
+        <w:suppressLineNumbers w:val="0"/>
+        <w:ind w:leftChars="0" w:right="0" w:rightChars="0"/>
+        <w:rPr>
+          <w:rFonts w:hint="eastAsia" w:asciiTheme="minorEastAsia" w:hAnsiTheme="minorEastAsia" w:eastAsiaTheme="minorEastAsia" w:cstheme="minorEastAsia"/>
+          <w:i w:val="0"/>
+          <w:iCs w:val="0"/>
+          <w:caps w:val="0"/>
+          <w:color w:val="000000"/>
+          <w:spacing w:val="0"/>
+          <w:sz w:val="24"/>
+          <w:szCs w:val="24"/>
+        </w:rPr>
+      </w:pPr>
+      <w:r>
+        <w:rPr>
+          <w:rFonts w:hint="eastAsia" w:asciiTheme="minorEastAsia" w:hAnsiTheme="minorEastAsia" w:eastAsiaTheme="minorEastAsia" w:cstheme="minorEastAsia"/>
+          <w:i/>
+          <w:iCs/>
+          <w:caps w:val="0"/>
+          <w:color w:val="666666"/>
+          <w:spacing w:val="0"/>
+          <w:sz w:val="24"/>
+          <w:szCs w:val="24"/>
+        </w:rPr>
+        <w:t>请在此处填写内容（400字以内）</w:t>
+      </w:r>
+    </w:p>
+    <w:p>
+      <w:pPr>
+        <w:pStyle w:val="7"/>
+        <w:keepNext w:val="0"/>
+        <w:keepLines w:val="0"/>
+        <w:widowControl/>
+        <w:suppressLineNumbers w:val="0"/>
+        <w:ind w:left="0" w:firstLine="0"/>
+        <w:rPr>
+          <w:rFonts w:hint="eastAsia" w:asciiTheme="minorEastAsia" w:hAnsiTheme="minorEastAsia" w:eastAsiaTheme="minorEastAsia" w:cstheme="minorEastAsia"/>
+          <w:i w:val="0"/>
+          <w:iCs w:val="0"/>
+          <w:caps w:val="0"/>
+          <w:color w:val="000000"/>
+          <w:spacing w:val="0"/>
+          <w:sz w:val="24"/>
+          <w:szCs w:val="24"/>
+        </w:rPr>
+      </w:pPr>
+      <w:r>
+        <w:rPr>
+          <w:rFonts w:hint="eastAsia" w:asciiTheme="minorEastAsia" w:hAnsiTheme="minorEastAsia" w:eastAsiaTheme="minorEastAsia" w:cstheme="minorEastAsia"/>
+          <w:i w:val="0"/>
+          <w:iCs w:val="0"/>
+          <w:caps w:val="0"/>
+          <w:color w:val="000000"/>
+          <w:spacing w:val="0"/>
+          <w:sz w:val="24"/>
+          <w:szCs w:val="24"/>
+        </w:rPr>
+        <w:t>（3）阶段性成果（400字以内）</w:t>
+      </w:r>
+    </w:p>
+    <w:p>
+      <w:pPr>
+        <w:pStyle w:val="7"/>
+        <w:keepNext w:val="0"/>
+        <w:keepLines w:val="0"/>
+        <w:widowControl/>
+        <w:suppressLineNumbers w:val="0"/>
+        <w:ind w:left="0" w:firstLine="0"/>
+        <w:rPr>
+          <w:rFonts w:hint="eastAsia" w:asciiTheme="minorEastAsia" w:hAnsiTheme="minorEastAsia" w:eastAsiaTheme="minorEastAsia" w:cstheme="minorEastAsia"/>
+          <w:i w:val="0"/>
+          <w:iCs w:val="0"/>
+          <w:caps w:val="0"/>
+          <w:color w:val="000000"/>
+          <w:spacing w:val="0"/>
+          <w:sz w:val="24"/>
+          <w:szCs w:val="24"/>
+        </w:rPr>
+      </w:pPr>
+      <w:r>
+        <w:rPr>
+          <w:rFonts w:hint="eastAsia" w:asciiTheme="minorEastAsia" w:hAnsiTheme="minorEastAsia" w:eastAsiaTheme="minorEastAsia" w:cstheme="minorEastAsia"/>
+          <w:i w:val="0"/>
+          <w:iCs w:val="0"/>
+          <w:caps w:val="0"/>
+          <w:color w:val="000000"/>
+          <w:spacing w:val="0"/>
+          <w:sz w:val="24"/>
+          <w:szCs w:val="24"/>
+        </w:rPr>
+        <w:t>① 科技成果获得情况</w:t>
+      </w:r>
+    </w:p>
+    <w:p>
+      <w:pPr>
+        <w:pStyle w:val="7"/>
+        <w:keepNext w:val="0"/>
+        <w:keepLines w:val="0"/>
+        <w:widowControl/>
+        <w:suppressLineNumbers w:val="0"/>
+        <w:ind w:left="0" w:firstLine="0"/>
+        <w:rPr>
+          <w:rFonts w:hint="eastAsia" w:asciiTheme="minorEastAsia" w:hAnsiTheme="minorEastAsia" w:eastAsiaTheme="minorEastAsia" w:cstheme="minorEastAsia"/>
+          <w:i w:val="0"/>
+          <w:iCs w:val="0"/>
+          <w:caps w:val="0"/>
+          <w:color w:val="000000"/>
+          <w:spacing w:val="0"/>
+          <w:sz w:val="24"/>
+          <w:szCs w:val="24"/>
+        </w:rPr>
+      </w:pPr>
+      <w:r>
+        <w:rPr>
+          <w:rFonts w:hint="eastAsia" w:asciiTheme="minorEastAsia" w:hAnsiTheme="minorEastAsia" w:eastAsiaTheme="minorEastAsia" w:cstheme="minorEastAsia"/>
+          <w:i/>
+          <w:iCs/>
+          <w:caps w:val="0"/>
+          <w:color w:val="666666"/>
+          <w:spacing w:val="0"/>
+          <w:sz w:val="24"/>
+          <w:szCs w:val="24"/>
+        </w:rPr>
+        <w:t>参考科技成果信息填写</w:t>
+      </w:r>
+    </w:p>
+    <w:p>
+      <w:pPr>
+        <w:pStyle w:val="7"/>
+        <w:keepNext w:val="0"/>
+        <w:keepLines w:val="0"/>
+        <w:widowControl/>
+        <w:suppressLineNumbers w:val="0"/>
+        <w:ind w:left="0" w:firstLine="0"/>
+        <w:rPr>
+          <w:rFonts w:hint="eastAsia" w:asciiTheme="minorEastAsia" w:hAnsiTheme="minorEastAsia" w:eastAsiaTheme="minorEastAsia" w:cstheme="minorEastAsia"/>
+          <w:i w:val="0"/>
+          <w:iCs w:val="0"/>
+          <w:caps w:val="0"/>
+          <w:color w:val="000000"/>
+          <w:spacing w:val="0"/>
+          <w:sz w:val="24"/>
+          <w:szCs w:val="24"/>
+        </w:rPr>
+      </w:pPr>
+      <w:r>
+        <w:rPr>
+          <w:rFonts w:hint="eastAsia" w:asciiTheme="minorEastAsia" w:hAnsiTheme="minorEastAsia" w:eastAsiaTheme="minorEastAsia" w:cstheme="minorEastAsia"/>
+          <w:i w:val="0"/>
+          <w:iCs w:val="0"/>
+          <w:caps w:val="0"/>
+          <w:color w:val="000000"/>
+          <w:spacing w:val="0"/>
+          <w:sz w:val="24"/>
+          <w:szCs w:val="24"/>
+        </w:rPr>
+        <w:t>② 项目技术应用情况</w:t>
+      </w:r>
+    </w:p>
+    <w:p>
+      <w:pPr>
+        <w:pStyle w:val="7"/>
+        <w:keepNext w:val="0"/>
+        <w:keepLines w:val="0"/>
+        <w:widowControl/>
+        <w:suppressLineNumbers w:val="0"/>
+        <w:ind w:left="0" w:firstLine="0"/>
+        <w:rPr>
+          <w:rFonts w:hint="eastAsia" w:asciiTheme="minorEastAsia" w:hAnsiTheme="minorEastAsia" w:eastAsiaTheme="minorEastAsia" w:cstheme="minorEastAsia"/>
+          <w:i w:val="0"/>
+          <w:iCs w:val="0"/>
+          <w:caps w:val="0"/>
+          <w:color w:val="000000"/>
+          <w:spacing w:val="0"/>
+          <w:sz w:val="24"/>
+          <w:szCs w:val="24"/>
+        </w:rPr>
+      </w:pPr>
+      <w:r>
+        <w:rPr>
+          <w:rFonts w:hint="eastAsia" w:asciiTheme="minorEastAsia" w:hAnsiTheme="minorEastAsia" w:eastAsiaTheme="minorEastAsia" w:cstheme="minorEastAsia"/>
+          <w:i/>
+          <w:iCs/>
+          <w:caps w:val="0"/>
+          <w:color w:val="666666"/>
+          <w:spacing w:val="0"/>
+          <w:sz w:val="24"/>
+          <w:szCs w:val="24"/>
+        </w:rPr>
+        <w:t>请在此处填写内容</w:t>
+      </w:r>
+    </w:p>
+    <w:p>
+      <w:pPr>
+        <w:pStyle w:val="4"/>
+        <w:keepNext w:val="0"/>
+        <w:keepLines w:val="0"/>
+        <w:widowControl/>
+        <w:suppressLineNumbers w:val="0"/>
+        <w:spacing w:before="225" w:beforeAutospacing="0"/>
+        <w:ind w:left="0" w:firstLine="0"/>
+        <w:rPr>
+          <w:rFonts w:hint="eastAsia" w:ascii="宋体" w:hAnsi="宋体" w:eastAsia="宋体" w:cs="宋体"/>
+          <w:b/>
+          <w:color w:val="auto"/>
+          <w:sz w:val="28"/>
+          <w:szCs w:val="28"/>
+          <w:lang w:eastAsia="zh-CN"/>
+        </w:rPr>
+      </w:pPr>
+      <w:r>
+        <w:rPr>
+          <w:rFonts w:hint="eastAsia" w:ascii="宋体" w:hAnsi="宋体" w:eastAsia="宋体" w:cs="宋体"/>
+          <w:b w:val="0"/>
+          <w:bCs w:val="0"/>
+          <w:i w:val="0"/>
+          <w:iCs w:val="0"/>
+          <w:caps w:val="0"/>
+          <w:color w:val="000000"/>
+          <w:spacing w:val="0"/>
+          <w:sz w:val="28"/>
+          <w:szCs w:val="28"/>
+        </w:rPr>
+        <w:t>4. 立项与验收报告</w:t>
+      </w:r>
+    </w:p>
+    <w:p>
+      <w:pPr>
+        <w:keepNext w:val="0"/>
+        <w:keepLines w:val="0"/>
+        <w:pageBreakBefore w:val="0"/>
+        <w:widowControl w:val="0"/>
+        <w:kinsoku/>
+        <w:wordWrap/>
+        <w:overflowPunct/>
+        <w:topLinePunct w:val="0"/>
+        <w:autoSpaceDE/>
+        <w:autoSpaceDN/>
+        <w:bidi w:val="0"/>
+        <w:adjustRightInd/>
+        <w:snapToGrid w:val="0"/>
+        <w:spacing w:line="360" w:lineRule="auto"/>
+        <w:ind w:left="0" w:leftChars="0" w:right="0" w:rightChars="0" w:firstLine="0" w:firstLineChars="0"/>
+        <w:jc w:val="center"/>
+        <w:textAlignment w:val="auto"/>
+        <w:outlineLvl w:val="9"/>
+        <w:rPr>
+          <w:rFonts w:hint="eastAsia" w:ascii="宋体" w:hAnsi="宋体" w:eastAsia="宋体" w:cs="宋体"/>
+          <w:b/>
+          <w:color w:val="auto"/>
+          <w:sz w:val="30"/>
+          <w:szCs w:val="30"/>
+          <w:lang w:eastAsia="zh-CN"/>
+        </w:rPr>
+      </w:pPr>
+      <w:r>
+        <w:rPr>
+          <w:rFonts w:hint="eastAsia" w:ascii="宋体" w:hAnsi="宋体" w:eastAsia="宋体" w:cs="宋体"/>
+          <w:b/>
+          <w:color w:val="auto"/>
+          <w:sz w:val="30"/>
+          <w:szCs w:val="30"/>
+          <w:lang w:eastAsia="zh-CN"/>
+        </w:rPr>
+        <w:t>{{公司名称}}</w:t>
+      </w:r>
+    </w:p>
+    <w:p>
+      <w:pPr>
+        <w:keepNext w:val="0"/>
+        <w:keepLines w:val="0"/>
+        <w:pageBreakBefore w:val="0"/>
+        <w:widowControl w:val="0"/>
+        <w:kinsoku/>
+        <w:wordWrap/>
+        <w:overflowPunct/>
+        <w:topLinePunct w:val="0"/>
+        <w:autoSpaceDE/>
+        <w:autoSpaceDN/>
+        <w:bidi w:val="0"/>
+        <w:adjustRightInd/>
+        <w:snapToGrid w:val="0"/>
+        <w:spacing w:line="360" w:lineRule="auto"/>
+        <w:ind w:left="0" w:leftChars="0" w:right="0" w:rightChars="0" w:firstLine="0" w:firstLineChars="0"/>
+        <w:jc w:val="center"/>
+        <w:textAlignment w:val="auto"/>
+        <w:outlineLvl w:val="9"/>
+        <w:rPr>
+          <w:rFonts w:hint="eastAsia" w:ascii="宋体" w:hAnsi="宋体" w:eastAsia="宋体" w:cs="宋体"/>
+          <w:sz w:val="30"/>
+          <w:szCs w:val="30"/>
+        </w:rPr>
+      </w:pPr>
+      <w:r>
+        <w:rPr>
+          <w:rFonts w:hint="eastAsia" w:ascii="宋体" w:hAnsi="宋体" w:eastAsia="宋体" w:cs="宋体"/>
+          <w:b/>
+          <w:sz w:val="30"/>
+          <w:szCs w:val="30"/>
+        </w:rPr>
+        <w:t>研发项目</w:t>
+      </w:r>
+      <w:r>
+        <w:rPr>
+          <w:rFonts w:hint="eastAsia" w:ascii="宋体" w:hAnsi="宋体" w:eastAsia="宋体" w:cs="宋体"/>
+          <w:b/>
+          <w:sz w:val="30"/>
+          <w:szCs w:val="30"/>
+          <w:lang w:val="en-US" w:eastAsia="zh-Hans"/>
+        </w:rPr>
+        <w:t>验收</w:t>
+      </w:r>
+      <w:r>
+        <w:rPr>
+          <w:rFonts w:hint="eastAsia" w:ascii="宋体" w:hAnsi="宋体" w:eastAsia="宋体" w:cs="宋体"/>
+          <w:b/>
+          <w:sz w:val="30"/>
+          <w:szCs w:val="30"/>
+        </w:rPr>
+        <w:t>报告</w:t>
+      </w:r>
+    </w:p>
+    <w:tbl>
+      <w:tblPr>
+        <w:tblStyle w:val="8"/>
+        <w:tblW w:w="9079" w:type="dxa"/>
+        <w:tblInd w:w="0" w:type="dxa"/>
+        <w:tblBorders>
+          <w:top w:val="single" w:color="auto" w:sz="4" w:space="0"/>
+          <w:left w:val="single" w:color="auto" w:sz="4" w:space="0"/>
+          <w:bottom w:val="single" w:color="auto" w:sz="4" w:space="0"/>
+          <w:right w:val="single" w:color="auto" w:sz="4" w:space="0"/>
+          <w:insideH w:val="single" w:color="auto" w:sz="4" w:space="0"/>
+          <w:insideV w:val="single" w:color="auto" w:sz="4" w:space="0"/>
+        </w:tblBorders>
+        <w:tblLayout w:type="fixed"/>
+        <w:tblCellMar>
+          <w:top w:w="0" w:type="dxa"/>
+          <w:left w:w="108" w:type="dxa"/>
+          <w:bottom w:w="0" w:type="dxa"/>
+          <w:right w:w="108" w:type="dxa"/>
+        </w:tblCellMar>
+      </w:tblPr>
+      <w:tblGrid>
+        <w:gridCol w:w="1582"/>
+        <w:gridCol w:w="2022"/>
+        <w:gridCol w:w="1200"/>
+        <w:gridCol w:w="4275"/>
+      </w:tblGrid>
+      <w:tr>
+        <w:tblPrEx>
+          <w:tblBorders>
+            <w:top w:val="single" w:color="auto" w:sz="4" w:space="0"/>
+            <w:left w:val="single" w:color="auto" w:sz="4" w:space="0"/>
+            <w:bottom w:val="single" w:color="auto" w:sz="4" w:space="0"/>
+            <w:right w:val="single" w:color="auto" w:sz="4" w:space="0"/>
+            <w:insideH w:val="single" w:color="auto" w:sz="4" w:space="0"/>
+            <w:insideV w:val="single" w:color="auto" w:sz="4" w:space="0"/>
+          </w:tblBorders>
+          <w:tblCellMar>
+            <w:top w:w="0" w:type="dxa"/>
+            <w:left w:w="108" w:type="dxa"/>
+            <w:bottom w:w="0" w:type="dxa"/>
+            <w:right w:w="108" w:type="dxa"/>
+          </w:tblCellMar>
+        </w:tblPrEx>
+        <w:trPr>
+          <w:trHeight w:val="739" w:hRule="atLeast"/>
+        </w:trPr>
+        <w:tc>
+          <w:tcPr>
+            <w:tcW w:w="1582" w:type="dxa"/>
+            <w:noWrap w:val="0"/>
+            <w:vAlign w:val="center"/>
+          </w:tcPr>
+          <w:p>
+            <w:pPr>
+              <w:jc w:val="center"/>
+              <w:rPr>
+                <w:sz w:val="24"/>
+                <w:szCs w:val="24"/>
+                <w:highlight w:val="none"/>
+              </w:rPr>
+            </w:pPr>
+            <w:r>
+              <w:rPr>
+                <w:rFonts w:hint="eastAsia"/>
+                <w:sz w:val="24"/>
+                <w:szCs w:val="24"/>
+                <w:highlight w:val="none"/>
+              </w:rPr>
+              <w:t>项目名称</w:t>
+            </w:r>
+          </w:p>
+        </w:tc>
+        <w:tc>
+          <w:tcPr>
+            <w:tcW w:w="7497" w:type="dxa"/>
+            <w:gridSpan w:val="3"/>
+            <w:noWrap w:val="0"/>
+            <w:vAlign w:val="center"/>
+          </w:tcPr>
+          <w:p>
+            <w:pPr>
+              <w:numPr>
+                <w:ilvl w:val="0"/>
+                <w:numId w:val="0"/>
+              </w:numPr>
+              <w:jc w:val="center"/>
+              <w:rPr>
+                <w:rFonts w:hint="eastAsia" w:eastAsia="宋体"/>
+                <w:sz w:val="24"/>
+                <w:szCs w:val="24"/>
+                <w:highlight w:val="none"/>
+                <w:lang w:eastAsia="zh-CN"/>
+              </w:rPr>
+            </w:pPr>
+            <w:r>
+              <w:rPr>
+                <w:rFonts w:hint="eastAsia" w:eastAsia="宋体"/>
+                <w:sz w:val="24"/>
+                <w:szCs w:val="24"/>
+                <w:highlight w:val="none"/>
+                <w:lang w:eastAsia="zh-CN"/>
+              </w:rPr>
+              <w:t>{{项目名称}}</w:t>
+            </w:r>
+          </w:p>
+        </w:tc>
+      </w:tr>
+      <w:tr>
+        <w:tblPrEx>
+          <w:tblBorders>
+            <w:top w:val="single" w:color="auto" w:sz="4" w:space="0"/>
+            <w:left w:val="single" w:color="auto" w:sz="4" w:space="0"/>
+            <w:bottom w:val="single" w:color="auto" w:sz="4" w:space="0"/>
+            <w:right w:val="single" w:color="auto" w:sz="4" w:space="0"/>
+            <w:insideH w:val="single" w:color="auto" w:sz="4" w:space="0"/>
+            <w:insideV w:val="single" w:color="auto" w:sz="4" w:space="0"/>
+          </w:tblBorders>
+          <w:tblCellMar>
+            <w:top w:w="0" w:type="dxa"/>
+            <w:left w:w="108" w:type="dxa"/>
+            <w:bottom w:w="0" w:type="dxa"/>
+            <w:right w:w="108" w:type="dxa"/>
+          </w:tblCellMar>
+        </w:tblPrEx>
+        <w:trPr>
+          <w:trHeight w:val="758" w:hRule="atLeast"/>
+        </w:trPr>
+        <w:tc>
+          <w:tcPr>
+            <w:tcW w:w="1582" w:type="dxa"/>
+            <w:noWrap w:val="0"/>
+            <w:vAlign w:val="center"/>
+          </w:tcPr>
+          <w:p>
+            <w:pPr>
+              <w:jc w:val="center"/>
+              <w:rPr>
+                <w:rFonts w:hint="eastAsia" w:eastAsia="宋体"/>
+                <w:sz w:val="24"/>
+                <w:szCs w:val="24"/>
+                <w:highlight w:val="none"/>
+                <w:lang w:val="en-US" w:eastAsia="zh-Hans"/>
+              </w:rPr>
+            </w:pPr>
+            <w:r>
+              <w:rPr>
+                <w:rFonts w:hint="eastAsia"/>
+                <w:sz w:val="24"/>
+                <w:szCs w:val="24"/>
+                <w:highlight w:val="none"/>
+              </w:rPr>
+              <w:t>负责人</w:t>
+            </w:r>
+          </w:p>
+        </w:tc>
+        <w:tc>
+          <w:tcPr>
+            <w:tcW w:w="2022" w:type="dxa"/>
+            <w:noWrap w:val="0"/>
+            <w:vAlign w:val="center"/>
+          </w:tcPr>
+          <w:p>
+            <w:pPr>
+              <w:jc w:val="center"/>
+              <w:rPr>
+                <w:rFonts w:hint="default" w:ascii="Times New Roman" w:hAnsi="Times New Roman" w:eastAsia="宋体" w:cs="Times New Roman"/>
+                <w:sz w:val="24"/>
+                <w:szCs w:val="24"/>
+                <w:highlight w:val="none"/>
+                <w:lang w:val="en-US" w:eastAsia="zh-CN"/>
+              </w:rPr>
+            </w:pPr>
+            <w:r>
+              <w:rPr>
+                <w:rFonts w:hint="eastAsia" w:ascii="Times New Roman" w:hAnsi="Times New Roman" w:eastAsia="宋体" w:cs="Times New Roman"/>
+                <w:sz w:val="24"/>
+                <w:szCs w:val="24"/>
+                <w:highlight w:val="none"/>
+                <w:lang w:eastAsia="zh-CN"/>
+              </w:rPr>
+              <w:t>{{</w:t>
+            </w:r>
+            <w:r>
+              <w:rPr>
+                <w:rFonts w:hint="eastAsia" w:ascii="Times New Roman" w:hAnsi="Times New Roman" w:eastAsia="宋体" w:cs="Times New Roman"/>
+                <w:sz w:val="24"/>
+                <w:szCs w:val="24"/>
+                <w:highlight w:val="none"/>
+                <w:lang w:val="en-US" w:eastAsia="zh-CN"/>
+              </w:rPr>
+              <w:t>项目负责人</w:t>
+            </w:r>
+            <w:r>
+              <w:rPr>
+                <w:rFonts w:hint="eastAsia" w:ascii="Times New Roman" w:hAnsi="Times New Roman" w:eastAsia="宋体" w:cs="Times New Roman"/>
+                <w:sz w:val="24"/>
+                <w:szCs w:val="24"/>
+                <w:highlight w:val="none"/>
+                <w:lang w:eastAsia="zh-CN"/>
+              </w:rPr>
+              <w:t>}}</w:t>
+            </w:r>
+          </w:p>
+        </w:tc>
+        <w:tc>
+          <w:tcPr>
+            <w:tcW w:w="1200" w:type="dxa"/>
+            <w:noWrap w:val="0"/>
+            <w:vAlign w:val="center"/>
+          </w:tcPr>
+          <w:p>
+            <w:pPr>
+              <w:jc w:val="center"/>
+              <w:rPr>
+                <w:rFonts w:hint="eastAsia" w:ascii="Times New Roman" w:hAnsi="Times New Roman" w:eastAsia="宋体" w:cs="Times New Roman"/>
+                <w:sz w:val="24"/>
+                <w:szCs w:val="24"/>
+                <w:highlight w:val="none"/>
+              </w:rPr>
+            </w:pPr>
+            <w:r>
+              <w:rPr>
+                <w:rFonts w:hint="eastAsia" w:ascii="Times New Roman" w:hAnsi="Times New Roman" w:eastAsia="宋体" w:cs="Times New Roman"/>
+                <w:sz w:val="24"/>
+                <w:szCs w:val="24"/>
+                <w:highlight w:val="none"/>
+              </w:rPr>
+              <w:t>项目起止时间</w:t>
+            </w:r>
+          </w:p>
+        </w:tc>
+        <w:tc>
+          <w:tcPr>
+            <w:tcW w:w="4275" w:type="dxa"/>
+            <w:noWrap w:val="0"/>
+            <w:vAlign w:val="center"/>
+          </w:tcPr>
+          <w:p>
+            <w:pPr>
+              <w:jc w:val="center"/>
+              <w:rPr>
+                <w:rFonts w:hint="default" w:eastAsia="宋体"/>
+                <w:sz w:val="24"/>
+                <w:szCs w:val="24"/>
+                <w:highlight w:val="none"/>
+                <w:lang w:val="en-US" w:eastAsia="zh-CN"/>
+              </w:rPr>
+            </w:pPr>
+            <w:r>
+              <w:rPr>
+                <w:rFonts w:hint="default" w:eastAsia="宋体"/>
+                <w:sz w:val="24"/>
+                <w:szCs w:val="24"/>
+                <w:highlight w:val="none"/>
+                <w:lang w:val="en-US" w:eastAsia="zh-CN"/>
+              </w:rPr>
+              <w:t xml:space="preserve">{{项目开始年月}} </w:t>
+            </w:r>
+            <w:r>
+              <w:rPr>
+                <w:rFonts w:hint="eastAsia" w:eastAsia="宋体"/>
+                <w:sz w:val="24"/>
+                <w:szCs w:val="24"/>
+                <w:highlight w:val="none"/>
+                <w:lang w:val="en-US" w:eastAsia="zh-CN"/>
+              </w:rPr>
+              <w:t>-</w:t>
+            </w:r>
+            <w:r>
+              <w:rPr>
+                <w:rFonts w:hint="default" w:eastAsia="宋体"/>
+                <w:sz w:val="24"/>
+                <w:szCs w:val="24"/>
+                <w:highlight w:val="none"/>
+                <w:lang w:val="en-US" w:eastAsia="zh-CN"/>
+              </w:rPr>
+              <w:t>{{项目结束年月}}</w:t>
+            </w:r>
+          </w:p>
+        </w:tc>
+      </w:tr>
+      <w:tr>
+        <w:tblPrEx>
+          <w:tblBorders>
+            <w:top w:val="single" w:color="auto" w:sz="4" w:space="0"/>
+            <w:left w:val="single" w:color="auto" w:sz="4" w:space="0"/>
+            <w:bottom w:val="single" w:color="auto" w:sz="4" w:space="0"/>
+            <w:right w:val="single" w:color="auto" w:sz="4" w:space="0"/>
+            <w:insideH w:val="single" w:color="auto" w:sz="4" w:space="0"/>
+            <w:insideV w:val="single" w:color="auto" w:sz="4" w:space="0"/>
+          </w:tblBorders>
+          <w:tblCellMar>
+            <w:top w:w="0" w:type="dxa"/>
+            <w:left w:w="108" w:type="dxa"/>
+            <w:bottom w:w="0" w:type="dxa"/>
+            <w:right w:w="108" w:type="dxa"/>
+          </w:tblCellMar>
+        </w:tblPrEx>
+        <w:trPr>
+          <w:trHeight w:val="5728" w:hRule="atLeast"/>
+        </w:trPr>
+        <w:tc>
+          <w:tcPr>
+            <w:tcW w:w="9079" w:type="dxa"/>
+            <w:gridSpan w:val="4"/>
+            <w:noWrap w:val="0"/>
+            <w:vAlign w:val="top"/>
+          </w:tcPr>
+          <w:p>
+            <w:pPr>
+              <w:pStyle w:val="13"/>
+              <w:keepNext w:val="0"/>
+              <w:keepLines w:val="0"/>
+              <w:pageBreakBefore w:val="0"/>
+              <w:widowControl w:val="0"/>
+              <w:numPr>
+                <w:ilvl w:val="0"/>
+                <w:numId w:val="5"/>
+              </w:numPr>
+              <w:kinsoku/>
+              <w:wordWrap/>
+              <w:overflowPunct/>
+              <w:topLinePunct w:val="0"/>
+              <w:autoSpaceDE/>
+              <w:autoSpaceDN/>
+              <w:bidi w:val="0"/>
+              <w:adjustRightInd/>
+              <w:snapToGrid w:val="0"/>
+              <w:spacing w:line="360" w:lineRule="auto"/>
+              <w:ind w:left="0" w:leftChars="0" w:right="0" w:rightChars="0" w:firstLine="0" w:firstLineChars="0"/>
+              <w:jc w:val="both"/>
+              <w:textAlignment w:val="auto"/>
+              <w:outlineLvl w:val="9"/>
+              <w:rPr>
+                <w:rFonts w:hint="default" w:ascii="宋体"/>
+                <w:sz w:val="24"/>
+                <w:szCs w:val="24"/>
+                <w:highlight w:val="none"/>
+                <w:lang w:eastAsia="zh-Hans"/>
+              </w:rPr>
+            </w:pPr>
+            <w:r>
+              <w:rPr>
+                <w:rFonts w:hint="eastAsia" w:ascii="宋体"/>
+                <w:sz w:val="24"/>
+                <w:szCs w:val="24"/>
+                <w:highlight w:val="none"/>
+                <w:lang w:val="en-US" w:eastAsia="zh-Hans"/>
+              </w:rPr>
+              <w:t>项目任务完成情况</w:t>
+            </w:r>
+            <w:r>
+              <w:rPr>
+                <w:rFonts w:hint="default" w:ascii="宋体"/>
+                <w:sz w:val="24"/>
+                <w:szCs w:val="24"/>
+                <w:highlight w:val="none"/>
+                <w:lang w:eastAsia="zh-Hans"/>
+              </w:rPr>
+              <w:t>：</w:t>
+            </w:r>
+          </w:p>
+          <w:p>
+            <w:pPr>
+              <w:numPr>
+                <w:ilvl w:val="0"/>
+                <w:numId w:val="6"/>
+              </w:numPr>
+              <w:tabs>
+                <w:tab w:val="left" w:pos="742"/>
+              </w:tabs>
+              <w:ind w:leftChars="0"/>
+              <w:rPr>
+                <w:rFonts w:ascii="宋体" w:hAnsi="宋体" w:eastAsia="宋体" w:cs="宋体"/>
+                <w:sz w:val="24"/>
+                <w:szCs w:val="24"/>
+              </w:rPr>
+            </w:pPr>
+            <w:r>
+              <w:rPr>
+                <w:rFonts w:ascii="宋体" w:hAnsi="宋体" w:eastAsia="宋体" w:cs="宋体"/>
+                <w:sz w:val="24"/>
+                <w:szCs w:val="24"/>
+              </w:rPr>
+              <w:t>项目总体完成情况概述</w:t>
+            </w:r>
+          </w:p>
+          <w:p>
+            <w:pPr>
+              <w:pStyle w:val="13"/>
+              <w:keepNext w:val="0"/>
+              <w:keepLines w:val="0"/>
+              <w:pageBreakBefore w:val="0"/>
+              <w:widowControl w:val="0"/>
+              <w:numPr>
+                <w:ilvl w:val="0"/>
+                <w:numId w:val="0"/>
+              </w:numPr>
+              <w:kinsoku/>
+              <w:wordWrap/>
+              <w:overflowPunct/>
+              <w:topLinePunct w:val="0"/>
+              <w:autoSpaceDE/>
+              <w:autoSpaceDN/>
+              <w:bidi w:val="0"/>
+              <w:adjustRightInd/>
+              <w:snapToGrid w:val="0"/>
+              <w:spacing w:line="360" w:lineRule="auto"/>
+              <w:ind w:leftChars="0" w:right="0" w:rightChars="0" w:firstLine="560" w:firstLineChars="200"/>
+              <w:jc w:val="both"/>
+              <w:textAlignment w:val="auto"/>
+              <w:outlineLvl w:val="9"/>
+              <w:rPr>
+                <w:rFonts w:ascii="宋体" w:hAnsi="宋体" w:eastAsia="宋体" w:cs="宋体"/>
+                <w:sz w:val="24"/>
+                <w:szCs w:val="24"/>
+              </w:rPr>
+            </w:pPr>
+            <w:r>
+              <w:rPr>
+                <w:rFonts w:hint="eastAsia" w:ascii="宋体" w:hAnsi="宋体" w:eastAsia="宋体" w:cs="宋体"/>
+                <w:sz w:val="28"/>
+                <w:szCs w:val="28"/>
+                <w:lang w:val="en-US" w:eastAsia="zh-CN"/>
+              </w:rPr>
+              <w:t>{{</w:t>
+            </w:r>
+            <w:r>
+              <w:rPr>
+                <w:rFonts w:ascii="宋体" w:hAnsi="宋体" w:eastAsia="宋体" w:cs="宋体"/>
+                <w:sz w:val="24"/>
+                <w:szCs w:val="24"/>
+              </w:rPr>
+              <w:t>项目总体完成情况概述</w:t>
+            </w:r>
+            <w:r>
+              <w:rPr>
+                <w:rFonts w:hint="eastAsia" w:ascii="宋体" w:hAnsi="宋体" w:eastAsia="宋体" w:cs="宋体"/>
+                <w:sz w:val="28"/>
+                <w:szCs w:val="28"/>
+                <w:lang w:val="en-US" w:eastAsia="zh-CN"/>
+              </w:rPr>
+              <w:t>}}</w:t>
+            </w:r>
+          </w:p>
+          <w:p>
+            <w:pPr>
+              <w:numPr>
+                <w:ilvl w:val="0"/>
+                <w:numId w:val="6"/>
+              </w:numPr>
+              <w:tabs>
+                <w:tab w:val="left" w:pos="742"/>
+              </w:tabs>
+              <w:ind w:leftChars="0"/>
+              <w:rPr>
+                <w:rFonts w:hint="default" w:ascii="宋体"/>
+                <w:sz w:val="24"/>
+                <w:szCs w:val="24"/>
+                <w:highlight w:val="none"/>
+                <w:lang w:eastAsia="zh-Hans"/>
+              </w:rPr>
+            </w:pPr>
+            <w:r>
+              <w:rPr>
+                <w:rFonts w:ascii="宋体" w:hAnsi="宋体" w:eastAsia="宋体" w:cs="宋体"/>
+                <w:sz w:val="24"/>
+                <w:szCs w:val="24"/>
+              </w:rPr>
+              <w:t>研发内容完成情况</w:t>
+            </w:r>
+          </w:p>
+          <w:p>
+            <w:pPr>
+              <w:numPr>
+                <w:ilvl w:val="0"/>
+                <w:numId w:val="0"/>
+              </w:numPr>
+              <w:tabs>
+                <w:tab w:val="left" w:pos="742"/>
+              </w:tabs>
+              <w:ind w:firstLine="560" w:firstLineChars="200"/>
+              <w:rPr>
+                <w:rFonts w:hint="default" w:ascii="宋体"/>
+                <w:sz w:val="24"/>
+                <w:szCs w:val="24"/>
+                <w:highlight w:val="none"/>
+                <w:lang w:eastAsia="zh-Hans"/>
+              </w:rPr>
+            </w:pPr>
+            <w:r>
+              <w:rPr>
+                <w:rFonts w:hint="eastAsia" w:ascii="宋体" w:hAnsi="宋体" w:eastAsia="宋体" w:cs="宋体"/>
+                <w:sz w:val="28"/>
+                <w:szCs w:val="28"/>
+                <w:lang w:val="en-US" w:eastAsia="zh-CN"/>
+              </w:rPr>
+              <w:t>{{</w:t>
+            </w:r>
+            <w:r>
+              <w:rPr>
+                <w:rFonts w:ascii="宋体" w:hAnsi="宋体" w:eastAsia="宋体" w:cs="宋体"/>
+                <w:sz w:val="24"/>
+                <w:szCs w:val="24"/>
+              </w:rPr>
+              <w:t>研发内容完成情况</w:t>
+            </w:r>
+            <w:r>
+              <w:rPr>
+                <w:rFonts w:hint="eastAsia" w:ascii="宋体" w:hAnsi="宋体" w:eastAsia="宋体" w:cs="宋体"/>
+                <w:sz w:val="28"/>
+                <w:szCs w:val="28"/>
+                <w:lang w:val="en-US" w:eastAsia="zh-CN"/>
+              </w:rPr>
+              <w:t>}}</w:t>
+            </w:r>
+          </w:p>
+          <w:p>
+            <w:pPr>
+              <w:numPr>
+                <w:ilvl w:val="0"/>
+                <w:numId w:val="6"/>
+              </w:numPr>
+              <w:tabs>
+                <w:tab w:val="left" w:pos="742"/>
+              </w:tabs>
+              <w:ind w:leftChars="0"/>
+              <w:rPr>
+                <w:rFonts w:hint="default" w:ascii="宋体"/>
+                <w:sz w:val="24"/>
+                <w:szCs w:val="24"/>
+                <w:highlight w:val="none"/>
+                <w:lang w:eastAsia="zh-Hans"/>
+              </w:rPr>
+            </w:pPr>
+            <w:r>
+              <w:rPr>
+                <w:rFonts w:ascii="宋体" w:hAnsi="宋体" w:eastAsia="宋体" w:cs="宋体"/>
+                <w:sz w:val="24"/>
+                <w:szCs w:val="24"/>
+              </w:rPr>
+              <w:t>技术指标达成情况</w:t>
+            </w:r>
+          </w:p>
+          <w:p>
+            <w:pPr>
+              <w:numPr>
+                <w:ilvl w:val="0"/>
+                <w:numId w:val="0"/>
+              </w:numPr>
+              <w:tabs>
+                <w:tab w:val="left" w:pos="742"/>
+              </w:tabs>
+              <w:ind w:firstLine="560" w:firstLineChars="200"/>
+              <w:rPr>
+                <w:rFonts w:hint="default" w:ascii="宋体"/>
+                <w:sz w:val="24"/>
+                <w:szCs w:val="24"/>
+                <w:highlight w:val="none"/>
+                <w:lang w:eastAsia="zh-Hans"/>
+              </w:rPr>
+            </w:pPr>
+            <w:r>
+              <w:rPr>
+                <w:rFonts w:hint="eastAsia" w:ascii="宋体" w:hAnsi="宋体" w:eastAsia="宋体" w:cs="宋体"/>
+                <w:sz w:val="28"/>
+                <w:szCs w:val="28"/>
+                <w:lang w:val="en-US" w:eastAsia="zh-CN"/>
+              </w:rPr>
+              <w:t>{{</w:t>
+            </w:r>
+            <w:r>
+              <w:rPr>
+                <w:rFonts w:ascii="宋体" w:hAnsi="宋体" w:eastAsia="宋体" w:cs="宋体"/>
+                <w:sz w:val="24"/>
+                <w:szCs w:val="24"/>
+              </w:rPr>
+              <w:t>技术指标达成情况</w:t>
+            </w:r>
+            <w:r>
+              <w:rPr>
+                <w:rFonts w:hint="eastAsia" w:ascii="宋体" w:hAnsi="宋体" w:eastAsia="宋体" w:cs="宋体"/>
+                <w:sz w:val="28"/>
+                <w:szCs w:val="28"/>
+                <w:lang w:val="en-US" w:eastAsia="zh-CN"/>
+              </w:rPr>
+              <w:t>}}</w:t>
+            </w:r>
+          </w:p>
+          <w:p>
+            <w:pPr>
+              <w:numPr>
+                <w:ilvl w:val="0"/>
+                <w:numId w:val="0"/>
+              </w:numPr>
+              <w:tabs>
+                <w:tab w:val="left" w:pos="742"/>
+              </w:tabs>
+              <w:rPr>
+                <w:rFonts w:hint="default" w:ascii="宋体"/>
+                <w:sz w:val="24"/>
+                <w:szCs w:val="24"/>
+                <w:highlight w:val="none"/>
+                <w:lang w:eastAsia="zh-Hans"/>
+              </w:rPr>
+            </w:pPr>
+          </w:p>
+          <w:p>
+            <w:pPr>
+              <w:pStyle w:val="13"/>
+              <w:keepNext w:val="0"/>
+              <w:keepLines w:val="0"/>
+              <w:pageBreakBefore w:val="0"/>
+              <w:widowControl w:val="0"/>
+              <w:numPr>
+                <w:ilvl w:val="0"/>
+                <w:numId w:val="0"/>
+              </w:numPr>
+              <w:kinsoku/>
+              <w:wordWrap/>
+              <w:overflowPunct/>
+              <w:topLinePunct w:val="0"/>
+              <w:autoSpaceDE/>
+              <w:autoSpaceDN/>
+              <w:bidi w:val="0"/>
+              <w:adjustRightInd/>
+              <w:snapToGrid w:val="0"/>
+              <w:spacing w:line="360" w:lineRule="auto"/>
+              <w:ind w:leftChars="0" w:right="0" w:rightChars="0"/>
+              <w:jc w:val="both"/>
+              <w:textAlignment w:val="auto"/>
+              <w:outlineLvl w:val="9"/>
+              <w:rPr>
+                <w:rFonts w:hint="eastAsia" w:ascii="宋体"/>
+                <w:color w:val="0000FF"/>
+                <w:sz w:val="24"/>
+                <w:szCs w:val="24"/>
+                <w:highlight w:val="none"/>
+                <w:lang w:val="en-US" w:eastAsia="zh-CN"/>
+              </w:rPr>
+            </w:pPr>
+          </w:p>
+          <w:p>
+            <w:pPr>
+              <w:pStyle w:val="13"/>
+              <w:keepNext w:val="0"/>
+              <w:keepLines w:val="0"/>
+              <w:pageBreakBefore w:val="0"/>
+              <w:widowControl w:val="0"/>
+              <w:numPr>
+                <w:ilvl w:val="0"/>
+                <w:numId w:val="0"/>
+              </w:numPr>
+              <w:kinsoku/>
+              <w:wordWrap/>
+              <w:overflowPunct/>
+              <w:topLinePunct w:val="0"/>
+              <w:autoSpaceDE/>
+              <w:autoSpaceDN/>
+              <w:bidi w:val="0"/>
+              <w:adjustRightInd/>
+              <w:snapToGrid w:val="0"/>
+              <w:spacing w:line="360" w:lineRule="auto"/>
+              <w:ind w:leftChars="0" w:right="0" w:rightChars="0"/>
+              <w:jc w:val="both"/>
+              <w:textAlignment w:val="auto"/>
+              <w:outlineLvl w:val="9"/>
+              <w:rPr>
+                <w:rFonts w:hint="eastAsia" w:ascii="宋体"/>
+                <w:color w:val="0000FF"/>
+                <w:sz w:val="24"/>
+                <w:szCs w:val="24"/>
+                <w:highlight w:val="none"/>
+                <w:lang w:val="en-US" w:eastAsia="zh-CN"/>
+              </w:rPr>
+            </w:pPr>
+          </w:p>
+          <w:p>
+            <w:pPr>
+              <w:pStyle w:val="13"/>
+              <w:keepNext w:val="0"/>
+              <w:keepLines w:val="0"/>
+              <w:pageBreakBefore w:val="0"/>
+              <w:widowControl w:val="0"/>
+              <w:numPr>
+                <w:ilvl w:val="0"/>
+                <w:numId w:val="0"/>
+              </w:numPr>
+              <w:kinsoku/>
+              <w:wordWrap/>
+              <w:overflowPunct/>
+              <w:topLinePunct w:val="0"/>
+              <w:autoSpaceDE/>
+              <w:autoSpaceDN/>
+              <w:bidi w:val="0"/>
+              <w:adjustRightInd/>
+              <w:snapToGrid w:val="0"/>
+              <w:spacing w:line="360" w:lineRule="auto"/>
+              <w:ind w:leftChars="0" w:right="0" w:rightChars="0"/>
+              <w:jc w:val="both"/>
+              <w:textAlignment w:val="auto"/>
+              <w:outlineLvl w:val="9"/>
+              <w:rPr>
+                <w:rFonts w:hint="eastAsia" w:ascii="宋体"/>
+                <w:color w:val="auto"/>
+                <w:sz w:val="24"/>
+                <w:szCs w:val="24"/>
+                <w:highlight w:val="none"/>
+                <w:lang w:val="en-US" w:eastAsia="zh-CN"/>
+              </w:rPr>
+            </w:pPr>
+            <w:r>
+              <w:rPr>
+                <w:rFonts w:hint="eastAsia" w:ascii="宋体"/>
+                <w:color w:val="auto"/>
+                <w:sz w:val="24"/>
+                <w:szCs w:val="24"/>
+                <w:highlight w:val="none"/>
+                <w:lang w:val="en-US" w:eastAsia="zh-CN"/>
+              </w:rPr>
+              <w:t>二、</w:t>
+            </w:r>
+            <w:r>
+              <w:rPr>
+                <w:rFonts w:hint="eastAsia" w:ascii="宋体"/>
+                <w:color w:val="auto"/>
+                <w:sz w:val="24"/>
+                <w:szCs w:val="24"/>
+                <w:highlight w:val="none"/>
+                <w:lang w:val="en-US" w:eastAsia="zh-Hans"/>
+              </w:rPr>
+              <w:t>知识产权获得情况</w:t>
+            </w:r>
+            <w:r>
+              <w:rPr>
+                <w:rFonts w:hint="default" w:ascii="宋体"/>
+                <w:color w:val="auto"/>
+                <w:sz w:val="24"/>
+                <w:szCs w:val="24"/>
+                <w:highlight w:val="none"/>
+                <w:lang w:eastAsia="zh-Hans"/>
+              </w:rPr>
+              <w:t>：</w:t>
+            </w:r>
+          </w:p>
+          <w:p>
+            <w:pPr>
+              <w:pStyle w:val="13"/>
+              <w:keepNext w:val="0"/>
+              <w:keepLines w:val="0"/>
+              <w:pageBreakBefore w:val="0"/>
+              <w:widowControl w:val="0"/>
+              <w:numPr>
+                <w:ilvl w:val="0"/>
+                <w:numId w:val="0"/>
+              </w:numPr>
+              <w:kinsoku/>
+              <w:wordWrap/>
+              <w:overflowPunct/>
+              <w:topLinePunct w:val="0"/>
+              <w:autoSpaceDE/>
+              <w:autoSpaceDN/>
+              <w:bidi w:val="0"/>
+              <w:adjustRightInd/>
+              <w:snapToGrid w:val="0"/>
+              <w:spacing w:line="360" w:lineRule="auto"/>
+              <w:ind w:right="0" w:rightChars="0"/>
+              <w:jc w:val="both"/>
+              <w:textAlignment w:val="auto"/>
+              <w:outlineLvl w:val="9"/>
+              <w:rPr>
+                <w:rFonts w:hint="eastAsia" w:ascii="宋体"/>
+                <w:color w:val="auto"/>
+                <w:sz w:val="24"/>
+                <w:szCs w:val="24"/>
+                <w:highlight w:val="none"/>
+                <w:lang w:val="en-US" w:eastAsia="zh-CN"/>
+              </w:rPr>
+            </w:pPr>
+          </w:p>
+          <w:p>
+            <w:pPr>
+              <w:pStyle w:val="13"/>
+              <w:keepNext w:val="0"/>
+              <w:keepLines w:val="0"/>
+              <w:pageBreakBefore w:val="0"/>
+              <w:widowControl w:val="0"/>
+              <w:numPr>
+                <w:ilvl w:val="0"/>
+                <w:numId w:val="0"/>
+              </w:numPr>
+              <w:kinsoku/>
+              <w:wordWrap/>
+              <w:overflowPunct/>
+              <w:topLinePunct w:val="0"/>
+              <w:autoSpaceDE/>
+              <w:autoSpaceDN/>
+              <w:bidi w:val="0"/>
+              <w:adjustRightInd/>
+              <w:snapToGrid w:val="0"/>
+              <w:spacing w:line="360" w:lineRule="auto"/>
+              <w:ind w:right="0" w:rightChars="0"/>
+              <w:jc w:val="both"/>
+              <w:textAlignment w:val="auto"/>
+              <w:outlineLvl w:val="9"/>
+              <w:rPr>
+                <w:rFonts w:hint="eastAsia" w:ascii="宋体"/>
+                <w:color w:val="auto"/>
+                <w:sz w:val="24"/>
+                <w:szCs w:val="24"/>
+                <w:highlight w:val="none"/>
+                <w:lang w:val="en-US" w:eastAsia="zh-CN"/>
+              </w:rPr>
+            </w:pPr>
+          </w:p>
+          <w:p>
+            <w:pPr>
+              <w:pStyle w:val="13"/>
+              <w:keepNext w:val="0"/>
+              <w:keepLines w:val="0"/>
+              <w:pageBreakBefore w:val="0"/>
+              <w:widowControl w:val="0"/>
+              <w:numPr>
+                <w:ilvl w:val="0"/>
+                <w:numId w:val="0"/>
+              </w:numPr>
+              <w:kinsoku/>
+              <w:wordWrap/>
+              <w:overflowPunct/>
+              <w:topLinePunct w:val="0"/>
+              <w:autoSpaceDE/>
+              <w:autoSpaceDN/>
+              <w:bidi w:val="0"/>
+              <w:adjustRightInd/>
+              <w:snapToGrid w:val="0"/>
+              <w:spacing w:line="360" w:lineRule="auto"/>
+              <w:ind w:right="0" w:rightChars="0"/>
+              <w:jc w:val="both"/>
+              <w:textAlignment w:val="auto"/>
+              <w:outlineLvl w:val="9"/>
+              <w:rPr>
+                <w:rFonts w:hint="default" w:ascii="宋体"/>
+                <w:color w:val="auto"/>
+                <w:sz w:val="24"/>
+                <w:szCs w:val="24"/>
+                <w:highlight w:val="none"/>
+                <w:lang w:eastAsia="zh-Hans"/>
+              </w:rPr>
+            </w:pPr>
+            <w:r>
+              <w:rPr>
+                <w:rFonts w:hint="eastAsia" w:ascii="宋体"/>
+                <w:color w:val="auto"/>
+                <w:sz w:val="24"/>
+                <w:szCs w:val="24"/>
+                <w:highlight w:val="none"/>
+                <w:lang w:val="en-US" w:eastAsia="zh-CN"/>
+              </w:rPr>
+              <w:t>三、</w:t>
+            </w:r>
+            <w:r>
+              <w:rPr>
+                <w:rFonts w:hint="eastAsia" w:ascii="宋体"/>
+                <w:color w:val="auto"/>
+                <w:sz w:val="24"/>
+                <w:szCs w:val="24"/>
+                <w:highlight w:val="none"/>
+                <w:lang w:val="en-US" w:eastAsia="zh-Hans"/>
+              </w:rPr>
+              <w:t>研发经费使用情况</w:t>
+            </w:r>
+            <w:r>
+              <w:rPr>
+                <w:rFonts w:hint="default" w:ascii="宋体"/>
+                <w:color w:val="auto"/>
+                <w:sz w:val="24"/>
+                <w:szCs w:val="24"/>
+                <w:highlight w:val="none"/>
+                <w:lang w:eastAsia="zh-Hans"/>
+              </w:rPr>
+              <w:t>：</w:t>
+            </w:r>
+          </w:p>
+          <w:p>
+            <w:pPr>
+              <w:pStyle w:val="13"/>
+              <w:keepNext w:val="0"/>
+              <w:keepLines w:val="0"/>
+              <w:pageBreakBefore w:val="0"/>
+              <w:widowControl w:val="0"/>
+              <w:numPr>
+                <w:ilvl w:val="0"/>
+                <w:numId w:val="0"/>
+              </w:numPr>
+              <w:kinsoku/>
+              <w:wordWrap/>
+              <w:overflowPunct/>
+              <w:topLinePunct w:val="0"/>
+              <w:autoSpaceDE/>
+              <w:autoSpaceDN/>
+              <w:bidi w:val="0"/>
+              <w:adjustRightInd/>
+              <w:snapToGrid w:val="0"/>
+              <w:spacing w:line="360" w:lineRule="auto"/>
+              <w:ind w:left="0" w:leftChars="0" w:right="0" w:rightChars="0" w:firstLine="480" w:firstLineChars="0"/>
+              <w:jc w:val="both"/>
+              <w:textAlignment w:val="auto"/>
+              <w:outlineLvl w:val="9"/>
+              <w:rPr>
+                <w:rFonts w:hint="eastAsia" w:ascii="宋体" w:eastAsia="宋体" w:cs="Times New Roman"/>
+                <w:color w:val="auto"/>
+                <w:sz w:val="24"/>
+                <w:szCs w:val="24"/>
+                <w:highlight w:val="none"/>
+                <w:lang w:val="en-US" w:eastAsia="zh-CN"/>
+              </w:rPr>
+            </w:pPr>
+            <w:r>
+              <w:rPr>
+                <w:rFonts w:hint="eastAsia" w:ascii="宋体" w:eastAsia="宋体" w:cs="Times New Roman"/>
+                <w:color w:val="auto"/>
+                <w:sz w:val="24"/>
+                <w:szCs w:val="24"/>
+                <w:highlight w:val="none"/>
+                <w:lang w:val="en-US" w:eastAsia="zh-Hans"/>
+              </w:rPr>
+              <w:t>预算 {{项目预计总经费}} 万元</w:t>
+            </w:r>
+            <w:r>
+              <w:rPr>
+                <w:rFonts w:hint="default" w:ascii="宋体" w:eastAsia="宋体" w:cs="Times New Roman"/>
+                <w:color w:val="auto"/>
+                <w:sz w:val="24"/>
+                <w:szCs w:val="24"/>
+                <w:highlight w:val="none"/>
+                <w:lang w:eastAsia="zh-Hans"/>
+              </w:rPr>
+              <w:t>，</w:t>
+            </w:r>
+            <w:r>
+              <w:rPr>
+                <w:rFonts w:hint="eastAsia" w:ascii="宋体" w:eastAsia="宋体" w:cs="Times New Roman"/>
+                <w:color w:val="auto"/>
+                <w:sz w:val="24"/>
+                <w:szCs w:val="24"/>
+                <w:highlight w:val="none"/>
+                <w:lang w:val="en-US" w:eastAsia="zh-Hans"/>
+              </w:rPr>
+              <w:t>实际使用</w:t>
+            </w:r>
+            <w:r>
+              <w:rPr>
+                <w:rFonts w:hint="eastAsia" w:ascii="宋体" w:eastAsia="宋体" w:cs="Times New Roman"/>
+                <w:color w:val="auto"/>
+                <w:sz w:val="24"/>
+                <w:szCs w:val="24"/>
+                <w:highlight w:val="none"/>
+                <w:lang w:val="en-US" w:eastAsia="zh-CN"/>
+              </w:rPr>
+              <w:t>情况如下（单位：万元）：</w:t>
+            </w:r>
+          </w:p>
+          <w:tbl>
+            <w:tblPr>
+              <w:tblStyle w:val="8"/>
+              <w:tblW w:w="9085" w:type="dxa"/>
+              <w:tblInd w:w="-119" w:type="dxa"/>
+              <w:tblBorders>
+                <w:top w:val="none" w:color="auto" w:sz="0" w:space="0"/>
+                <w:left w:val="none" w:color="auto" w:sz="0" w:space="0"/>
+                <w:bottom w:val="none" w:color="auto" w:sz="0" w:space="0"/>
+                <w:right w:val="none" w:color="auto" w:sz="0" w:space="0"/>
+                <w:insideH w:val="none" w:color="auto" w:sz="0" w:space="0"/>
+                <w:insideV w:val="none" w:color="auto" w:sz="0" w:space="0"/>
+              </w:tblBorders>
+              <w:tblLayout w:type="fixed"/>
+              <w:tblCellMar>
+                <w:top w:w="0" w:type="dxa"/>
+                <w:left w:w="108" w:type="dxa"/>
+                <w:bottom w:w="0" w:type="dxa"/>
+                <w:right w:w="108" w:type="dxa"/>
+              </w:tblCellMar>
+            </w:tblPr>
+            <w:tblGrid>
+              <w:gridCol w:w="709"/>
+              <w:gridCol w:w="800"/>
+              <w:gridCol w:w="1164"/>
+              <w:gridCol w:w="745"/>
+              <w:gridCol w:w="1219"/>
+              <w:gridCol w:w="890"/>
+              <w:gridCol w:w="1364"/>
+              <w:gridCol w:w="691"/>
+              <w:gridCol w:w="691"/>
+              <w:gridCol w:w="812"/>
+            </w:tblGrid>
+            <w:tr>
+              <w:tblPrEx>
+                <w:tblBorders>
+                  <w:top w:val="none" w:color="auto" w:sz="0" w:space="0"/>
+                  <w:left w:val="none" w:color="auto" w:sz="0" w:space="0"/>
+                  <w:bottom w:val="none" w:color="auto" w:sz="0" w:space="0"/>
+                  <w:right w:val="none" w:color="auto" w:sz="0" w:space="0"/>
+                  <w:insideH w:val="none" w:color="auto" w:sz="0" w:space="0"/>
+                  <w:insideV w:val="none" w:color="auto" w:sz="0" w:space="0"/>
+                </w:tblBorders>
+                <w:tblCellMar>
+                  <w:top w:w="0" w:type="dxa"/>
+                  <w:left w:w="108" w:type="dxa"/>
+                  <w:bottom w:w="0" w:type="dxa"/>
+                  <w:right w:w="108" w:type="dxa"/>
+                </w:tblCellMar>
+              </w:tblPrEx>
+              <w:trPr>
+                <w:trHeight w:val="352" w:hRule="atLeast"/>
+              </w:trPr>
+              <w:tc>
+                <w:tcPr>
+                  <w:tcW w:w="709" w:type="dxa"/>
+                  <w:tcBorders>
+                    <w:top w:val="single" w:color="000000" w:sz="4" w:space="0"/>
+                    <w:left w:val="single" w:color="000000" w:sz="4" w:space="0"/>
+                    <w:bottom w:val="single" w:color="000000" w:sz="4" w:space="0"/>
+                    <w:right w:val="single" w:color="000000" w:sz="4" w:space="0"/>
+                  </w:tcBorders>
+                  <w:noWrap/>
+                  <w:vAlign w:val="center"/>
+                </w:tcPr>
+                <w:p>
+                  <w:pPr>
+                    <w:keepNext w:val="0"/>
+                    <w:keepLines w:val="0"/>
+                    <w:widowControl/>
+                    <w:suppressLineNumbers w:val="0"/>
+                    <w:jc w:val="left"/>
+                    <w:textAlignment w:val="center"/>
+                    <w:rPr>
+                      <w:rFonts w:hint="eastAsia" w:ascii="宋体" w:hAnsi="宋体" w:eastAsia="宋体" w:cs="宋体"/>
+                      <w:i w:val="0"/>
+                      <w:iCs w:val="0"/>
+                      <w:color w:val="000000"/>
+                      <w:sz w:val="22"/>
+                      <w:szCs w:val="22"/>
+                      <w:u w:val="none"/>
+                    </w:rPr>
+                  </w:pPr>
+                  <w:r>
+                    <w:rPr>
+                      <w:rFonts w:hint="eastAsia" w:ascii="宋体" w:hAnsi="宋体" w:eastAsia="宋体" w:cs="宋体"/>
+                      <w:i w:val="0"/>
+                      <w:iCs w:val="0"/>
+                      <w:color w:val="000000"/>
+                      <w:kern w:val="0"/>
+                      <w:sz w:val="22"/>
+                      <w:szCs w:val="22"/>
+                      <w:u w:val="none"/>
+                      <w:lang w:val="en-US" w:eastAsia="zh-CN" w:bidi="ar"/>
+                    </w:rPr>
+                    <w:t>科目</w:t>
+                  </w:r>
+                </w:p>
+              </w:tc>
+              <w:tc>
+                <w:tcPr>
+                  <w:tcW w:w="800" w:type="dxa"/>
+                  <w:tcBorders>
+                    <w:top w:val="single" w:color="000000" w:sz="4" w:space="0"/>
+                    <w:left w:val="single" w:color="000000" w:sz="4" w:space="0"/>
+                    <w:bottom w:val="single" w:color="000000" w:sz="4" w:space="0"/>
+                    <w:right w:val="single" w:color="000000" w:sz="4" w:space="0"/>
+                  </w:tcBorders>
+                  <w:noWrap/>
+                  <w:vAlign w:val="center"/>
+                </w:tcPr>
+                <w:p>
+                  <w:pPr>
+                    <w:keepNext w:val="0"/>
+                    <w:keepLines w:val="0"/>
+                    <w:widowControl/>
+                    <w:suppressLineNumbers w:val="0"/>
+                    <w:jc w:val="left"/>
+                    <w:textAlignment w:val="center"/>
+                    <w:rPr>
+                      <w:rFonts w:hint="eastAsia" w:ascii="宋体" w:hAnsi="宋体" w:eastAsia="宋体" w:cs="宋体"/>
+                      <w:i w:val="0"/>
+                      <w:iCs w:val="0"/>
+                      <w:color w:val="000000"/>
+                      <w:sz w:val="22"/>
+                      <w:szCs w:val="22"/>
+                      <w:u w:val="none"/>
+                    </w:rPr>
+                  </w:pPr>
+                  <w:r>
+                    <w:rPr>
+                      <w:rFonts w:hint="eastAsia" w:ascii="宋体" w:hAnsi="宋体" w:eastAsia="宋体" w:cs="宋体"/>
+                      <w:i w:val="0"/>
+                      <w:iCs w:val="0"/>
+                      <w:color w:val="000000"/>
+                      <w:kern w:val="0"/>
+                      <w:sz w:val="22"/>
+                      <w:szCs w:val="22"/>
+                      <w:u w:val="none"/>
+                      <w:lang w:val="en-US" w:eastAsia="zh-CN" w:bidi="ar"/>
+                    </w:rPr>
+                    <w:t>人工</w:t>
+                  </w:r>
+                </w:p>
+              </w:tc>
+              <w:tc>
+                <w:tcPr>
+                  <w:tcW w:w="1164" w:type="dxa"/>
+                  <w:tcBorders>
+                    <w:top w:val="single" w:color="000000" w:sz="4" w:space="0"/>
+                    <w:left w:val="single" w:color="000000" w:sz="4" w:space="0"/>
+                    <w:bottom w:val="single" w:color="000000" w:sz="4" w:space="0"/>
+                    <w:right w:val="single" w:color="000000" w:sz="4" w:space="0"/>
+                  </w:tcBorders>
+                  <w:noWrap/>
+                  <w:vAlign w:val="center"/>
+                </w:tcPr>
+                <w:p>
+                  <w:pPr>
+                    <w:keepNext w:val="0"/>
+                    <w:keepLines w:val="0"/>
+                    <w:widowControl/>
+                    <w:suppressLineNumbers w:val="0"/>
+                    <w:jc w:val="left"/>
+                    <w:textAlignment w:val="center"/>
+                    <w:rPr>
+                      <w:rFonts w:hint="eastAsia" w:ascii="宋体" w:hAnsi="宋体" w:eastAsia="宋体" w:cs="宋体"/>
+                      <w:i w:val="0"/>
+                      <w:iCs w:val="0"/>
+                      <w:color w:val="000000"/>
+                      <w:sz w:val="22"/>
+                      <w:szCs w:val="22"/>
+                      <w:u w:val="none"/>
+                    </w:rPr>
+                  </w:pPr>
+                  <w:r>
+                    <w:rPr>
+                      <w:rFonts w:hint="eastAsia" w:ascii="宋体" w:hAnsi="宋体" w:eastAsia="宋体" w:cs="宋体"/>
+                      <w:i w:val="0"/>
+                      <w:iCs w:val="0"/>
+                      <w:color w:val="000000"/>
+                      <w:kern w:val="0"/>
+                      <w:sz w:val="22"/>
+                      <w:szCs w:val="22"/>
+                      <w:u w:val="none"/>
+                      <w:lang w:val="en-US" w:eastAsia="zh-CN" w:bidi="ar"/>
+                    </w:rPr>
+                    <w:t>直接投入</w:t>
+                  </w:r>
+                </w:p>
+              </w:tc>
+              <w:tc>
+                <w:tcPr>
+                  <w:tcW w:w="745" w:type="dxa"/>
+                  <w:tcBorders>
+                    <w:top w:val="single" w:color="000000" w:sz="4" w:space="0"/>
+                    <w:left w:val="single" w:color="000000" w:sz="4" w:space="0"/>
+                    <w:bottom w:val="single" w:color="000000" w:sz="4" w:space="0"/>
+                    <w:right w:val="single" w:color="000000" w:sz="4" w:space="0"/>
+                  </w:tcBorders>
+                  <w:noWrap/>
+                  <w:vAlign w:val="center"/>
+                </w:tcPr>
+                <w:p>
+                  <w:pPr>
+                    <w:keepNext w:val="0"/>
+                    <w:keepLines w:val="0"/>
+                    <w:widowControl/>
+                    <w:suppressLineNumbers w:val="0"/>
+                    <w:jc w:val="left"/>
+                    <w:textAlignment w:val="center"/>
+                    <w:rPr>
+                      <w:rFonts w:hint="eastAsia" w:ascii="宋体" w:hAnsi="宋体" w:eastAsia="宋体" w:cs="宋体"/>
+                      <w:i w:val="0"/>
+                      <w:iCs w:val="0"/>
+                      <w:color w:val="000000"/>
+                      <w:sz w:val="22"/>
+                      <w:szCs w:val="22"/>
+                      <w:u w:val="none"/>
+                    </w:rPr>
+                  </w:pPr>
+                  <w:r>
+                    <w:rPr>
+                      <w:rFonts w:hint="eastAsia" w:ascii="宋体" w:hAnsi="宋体" w:eastAsia="宋体" w:cs="宋体"/>
+                      <w:i w:val="0"/>
+                      <w:iCs w:val="0"/>
+                      <w:color w:val="000000"/>
+                      <w:kern w:val="0"/>
+                      <w:sz w:val="22"/>
+                      <w:szCs w:val="22"/>
+                      <w:u w:val="none"/>
+                      <w:lang w:val="en-US" w:eastAsia="zh-CN" w:bidi="ar"/>
+                    </w:rPr>
+                    <w:t>折旧</w:t>
+                  </w:r>
+                </w:p>
+              </w:tc>
+              <w:tc>
+                <w:tcPr>
+                  <w:tcW w:w="1219" w:type="dxa"/>
+                  <w:tcBorders>
+                    <w:top w:val="single" w:color="000000" w:sz="4" w:space="0"/>
+                    <w:left w:val="single" w:color="000000" w:sz="4" w:space="0"/>
+                    <w:bottom w:val="single" w:color="000000" w:sz="4" w:space="0"/>
+                    <w:right w:val="single" w:color="000000" w:sz="4" w:space="0"/>
+                  </w:tcBorders>
+                  <w:noWrap/>
+                  <w:vAlign w:val="center"/>
+                </w:tcPr>
+                <w:p>
+                  <w:pPr>
+                    <w:keepNext w:val="0"/>
+                    <w:keepLines w:val="0"/>
+                    <w:widowControl/>
+                    <w:suppressLineNumbers w:val="0"/>
+                    <w:jc w:val="left"/>
+                    <w:textAlignment w:val="center"/>
+                    <w:rPr>
+                      <w:rFonts w:hint="eastAsia" w:ascii="宋体" w:hAnsi="宋体" w:eastAsia="宋体" w:cs="宋体"/>
+                      <w:i w:val="0"/>
+                      <w:iCs w:val="0"/>
+                      <w:color w:val="000000"/>
+                      <w:sz w:val="24"/>
+                      <w:szCs w:val="24"/>
+                      <w:u w:val="none"/>
+                    </w:rPr>
+                  </w:pPr>
+                  <w:r>
+                    <w:rPr>
+                      <w:rFonts w:hint="eastAsia" w:ascii="宋体" w:hAnsi="宋体" w:eastAsia="宋体" w:cs="宋体"/>
+                      <w:i w:val="0"/>
+                      <w:iCs w:val="0"/>
+                      <w:color w:val="000000"/>
+                      <w:kern w:val="0"/>
+                      <w:sz w:val="24"/>
+                      <w:szCs w:val="24"/>
+                      <w:u w:val="none"/>
+                      <w:lang w:val="en-US" w:eastAsia="zh-CN" w:bidi="ar"/>
+                    </w:rPr>
+                    <w:t>无形资产</w:t>
+                  </w:r>
+                </w:p>
+              </w:tc>
+              <w:tc>
+                <w:tcPr>
+                  <w:tcW w:w="890" w:type="dxa"/>
+                  <w:tcBorders>
+                    <w:top w:val="single" w:color="000000" w:sz="4" w:space="0"/>
+                    <w:left w:val="single" w:color="000000" w:sz="4" w:space="0"/>
+                    <w:bottom w:val="single" w:color="000000" w:sz="4" w:space="0"/>
+                    <w:right w:val="single" w:color="000000" w:sz="4" w:space="0"/>
+                  </w:tcBorders>
+                  <w:noWrap/>
+                  <w:vAlign w:val="center"/>
+                </w:tcPr>
+                <w:p>
+                  <w:pPr>
+                    <w:keepNext w:val="0"/>
+                    <w:keepLines w:val="0"/>
+                    <w:widowControl/>
+                    <w:suppressLineNumbers w:val="0"/>
+                    <w:jc w:val="left"/>
+                    <w:textAlignment w:val="center"/>
+                    <w:rPr>
+                      <w:rFonts w:hint="eastAsia" w:ascii="宋体" w:hAnsi="宋体" w:eastAsia="宋体" w:cs="宋体"/>
+                      <w:i w:val="0"/>
+                      <w:iCs w:val="0"/>
+                      <w:color w:val="000000"/>
+                      <w:sz w:val="22"/>
+                      <w:szCs w:val="22"/>
+                      <w:u w:val="none"/>
+                    </w:rPr>
+                  </w:pPr>
+                  <w:r>
+                    <w:rPr>
+                      <w:rFonts w:hint="eastAsia" w:ascii="宋体" w:hAnsi="宋体" w:eastAsia="宋体" w:cs="宋体"/>
+                      <w:i w:val="0"/>
+                      <w:iCs w:val="0"/>
+                      <w:color w:val="000000"/>
+                      <w:kern w:val="0"/>
+                      <w:sz w:val="22"/>
+                      <w:szCs w:val="22"/>
+                      <w:u w:val="none"/>
+                      <w:lang w:val="en-US" w:eastAsia="zh-CN" w:bidi="ar"/>
+                    </w:rPr>
+                    <w:t>设计费</w:t>
+                  </w:r>
+                </w:p>
+              </w:tc>
+              <w:tc>
+                <w:tcPr>
+                  <w:tcW w:w="1364" w:type="dxa"/>
+                  <w:tcBorders>
+                    <w:top w:val="single" w:color="000000" w:sz="4" w:space="0"/>
+                    <w:left w:val="single" w:color="000000" w:sz="4" w:space="0"/>
+                    <w:bottom w:val="single" w:color="000000" w:sz="4" w:space="0"/>
+                    <w:right w:val="single" w:color="000000" w:sz="4" w:space="0"/>
+                  </w:tcBorders>
+                  <w:noWrap/>
+                  <w:vAlign w:val="center"/>
+                </w:tcPr>
+                <w:p>
+                  <w:pPr>
+                    <w:keepNext w:val="0"/>
+                    <w:keepLines w:val="0"/>
+                    <w:widowControl/>
+                    <w:suppressLineNumbers w:val="0"/>
+                    <w:jc w:val="left"/>
+                    <w:textAlignment w:val="center"/>
+                    <w:rPr>
+                      <w:rFonts w:hint="eastAsia" w:ascii="宋体" w:hAnsi="宋体" w:eastAsia="宋体" w:cs="宋体"/>
+                      <w:i w:val="0"/>
+                      <w:iCs w:val="0"/>
+                      <w:color w:val="000000"/>
+                      <w:sz w:val="22"/>
+                      <w:szCs w:val="22"/>
+                      <w:u w:val="none"/>
+                    </w:rPr>
+                  </w:pPr>
+                  <w:r>
+                    <w:rPr>
+                      <w:rFonts w:hint="eastAsia" w:ascii="宋体" w:hAnsi="宋体" w:eastAsia="宋体" w:cs="宋体"/>
+                      <w:i w:val="0"/>
+                      <w:iCs w:val="0"/>
+                      <w:color w:val="000000"/>
+                      <w:kern w:val="0"/>
+                      <w:sz w:val="22"/>
+                      <w:szCs w:val="22"/>
+                      <w:u w:val="none"/>
+                      <w:lang w:val="en-US" w:eastAsia="zh-CN" w:bidi="ar"/>
+                    </w:rPr>
+                    <w:t>调试与实验</w:t>
+                  </w:r>
+                </w:p>
+              </w:tc>
+              <w:tc>
+                <w:tcPr>
+                  <w:tcW w:w="691" w:type="dxa"/>
+                  <w:tcBorders>
+                    <w:top w:val="single" w:color="000000" w:sz="4" w:space="0"/>
+                    <w:left w:val="single" w:color="000000" w:sz="4" w:space="0"/>
+                    <w:bottom w:val="single" w:color="000000" w:sz="4" w:space="0"/>
+                    <w:right w:val="single" w:color="000000" w:sz="4" w:space="0"/>
+                  </w:tcBorders>
+                  <w:noWrap/>
+                  <w:vAlign w:val="center"/>
+                </w:tcPr>
+                <w:p>
+                  <w:pPr>
+                    <w:keepNext w:val="0"/>
+                    <w:keepLines w:val="0"/>
+                    <w:widowControl/>
+                    <w:suppressLineNumbers w:val="0"/>
+                    <w:jc w:val="left"/>
+                    <w:textAlignment w:val="center"/>
+                    <w:rPr>
+                      <w:rFonts w:hint="eastAsia" w:ascii="宋体" w:hAnsi="宋体" w:eastAsia="宋体" w:cs="宋体"/>
+                      <w:i w:val="0"/>
+                      <w:iCs w:val="0"/>
+                      <w:color w:val="000000"/>
+                      <w:sz w:val="22"/>
+                      <w:szCs w:val="22"/>
+                      <w:u w:val="none"/>
+                    </w:rPr>
+                  </w:pPr>
+                  <w:r>
+                    <w:rPr>
+                      <w:rFonts w:hint="eastAsia" w:ascii="宋体" w:hAnsi="宋体" w:eastAsia="宋体" w:cs="宋体"/>
+                      <w:i w:val="0"/>
+                      <w:iCs w:val="0"/>
+                      <w:color w:val="000000"/>
+                      <w:kern w:val="0"/>
+                      <w:sz w:val="22"/>
+                      <w:szCs w:val="22"/>
+                      <w:u w:val="none"/>
+                      <w:lang w:val="en-US" w:eastAsia="zh-CN" w:bidi="ar"/>
+                    </w:rPr>
+                    <w:t>委外</w:t>
+                  </w:r>
+                </w:p>
+              </w:tc>
+              <w:tc>
+                <w:tcPr>
+                  <w:tcW w:w="691" w:type="dxa"/>
+                  <w:tcBorders>
+                    <w:top w:val="single" w:color="000000" w:sz="4" w:space="0"/>
+                    <w:left w:val="single" w:color="000000" w:sz="4" w:space="0"/>
+                    <w:bottom w:val="single" w:color="000000" w:sz="4" w:space="0"/>
+                    <w:right w:val="single" w:color="000000" w:sz="4" w:space="0"/>
+                  </w:tcBorders>
+                  <w:noWrap/>
+                  <w:vAlign w:val="center"/>
+                </w:tcPr>
+                <w:p>
+                  <w:pPr>
+                    <w:keepNext w:val="0"/>
+                    <w:keepLines w:val="0"/>
+                    <w:widowControl/>
+                    <w:suppressLineNumbers w:val="0"/>
+                    <w:jc w:val="left"/>
+                    <w:textAlignment w:val="center"/>
+                    <w:rPr>
+                      <w:rFonts w:hint="eastAsia" w:ascii="宋体" w:hAnsi="宋体" w:eastAsia="宋体" w:cs="宋体"/>
+                      <w:i w:val="0"/>
+                      <w:iCs w:val="0"/>
+                      <w:color w:val="000000"/>
+                      <w:sz w:val="22"/>
+                      <w:szCs w:val="22"/>
+                      <w:u w:val="none"/>
+                    </w:rPr>
+                  </w:pPr>
+                  <w:r>
+                    <w:rPr>
+                      <w:rFonts w:hint="eastAsia" w:ascii="宋体" w:hAnsi="宋体" w:eastAsia="宋体" w:cs="宋体"/>
+                      <w:i w:val="0"/>
+                      <w:iCs w:val="0"/>
+                      <w:color w:val="000000"/>
+                      <w:kern w:val="0"/>
+                      <w:sz w:val="22"/>
+                      <w:szCs w:val="22"/>
+                      <w:u w:val="none"/>
+                      <w:lang w:val="en-US" w:eastAsia="zh-CN" w:bidi="ar"/>
+                    </w:rPr>
+                    <w:t>其他</w:t>
+                  </w:r>
+                </w:p>
+              </w:tc>
+              <w:tc>
+                <w:tcPr>
+                  <w:tcW w:w="812" w:type="dxa"/>
+                  <w:tcBorders>
+                    <w:top w:val="single" w:color="000000" w:sz="4" w:space="0"/>
+                    <w:left w:val="single" w:color="000000" w:sz="4" w:space="0"/>
+                    <w:bottom w:val="single" w:color="000000" w:sz="4" w:space="0"/>
+                    <w:right w:val="single" w:color="000000" w:sz="4" w:space="0"/>
+                  </w:tcBorders>
+                  <w:noWrap/>
+                  <w:vAlign w:val="center"/>
+                </w:tcPr>
+                <w:p>
+                  <w:pPr>
+                    <w:keepNext w:val="0"/>
+                    <w:keepLines w:val="0"/>
+                    <w:widowControl/>
+                    <w:suppressLineNumbers w:val="0"/>
+                    <w:jc w:val="left"/>
+                    <w:textAlignment w:val="center"/>
+                    <w:rPr>
+                      <w:rFonts w:hint="eastAsia" w:ascii="宋体" w:hAnsi="宋体" w:eastAsia="宋体" w:cs="宋体"/>
+                      <w:i w:val="0"/>
+                      <w:iCs w:val="0"/>
+                      <w:color w:val="000000"/>
+                      <w:sz w:val="22"/>
+                      <w:szCs w:val="22"/>
+                      <w:u w:val="none"/>
+                    </w:rPr>
+                  </w:pPr>
+                  <w:r>
+                    <w:rPr>
+                      <w:rFonts w:hint="eastAsia" w:ascii="宋体" w:hAnsi="宋体" w:eastAsia="宋体" w:cs="宋体"/>
+                      <w:i w:val="0"/>
+                      <w:iCs w:val="0"/>
+                      <w:color w:val="000000"/>
+                      <w:kern w:val="0"/>
+                      <w:sz w:val="22"/>
+                      <w:szCs w:val="22"/>
+                      <w:u w:val="none"/>
+                      <w:lang w:val="en-US" w:eastAsia="zh-CN" w:bidi="ar"/>
+                    </w:rPr>
+                    <w:t>小计</w:t>
+                  </w:r>
+                </w:p>
+              </w:tc>
+            </w:tr>
+            <w:tr>
+              <w:tblPrEx>
+                <w:tblBorders>
+                  <w:top w:val="none" w:color="auto" w:sz="0" w:space="0"/>
+                  <w:left w:val="none" w:color="auto" w:sz="0" w:space="0"/>
+                  <w:bottom w:val="none" w:color="auto" w:sz="0" w:space="0"/>
+                  <w:right w:val="none" w:color="auto" w:sz="0" w:space="0"/>
+                  <w:insideH w:val="none" w:color="auto" w:sz="0" w:space="0"/>
+                  <w:insideV w:val="none" w:color="auto" w:sz="0" w:space="0"/>
+                </w:tblBorders>
+                <w:tblCellMar>
+                  <w:top w:w="0" w:type="dxa"/>
+                  <w:left w:w="108" w:type="dxa"/>
+                  <w:bottom w:w="0" w:type="dxa"/>
+                  <w:right w:w="108" w:type="dxa"/>
+                </w:tblCellMar>
+              </w:tblPrEx>
+              <w:trPr>
+                <w:trHeight w:val="336" w:hRule="atLeast"/>
+              </w:trPr>
+              <w:tc>
+                <w:tcPr>
+                  <w:tcW w:w="709" w:type="dxa"/>
+                  <w:tcBorders>
+                    <w:top w:val="single" w:color="000000" w:sz="4" w:space="0"/>
+                    <w:left w:val="single" w:color="000000" w:sz="4" w:space="0"/>
+                    <w:bottom w:val="single" w:color="000000" w:sz="4" w:space="0"/>
+                    <w:right w:val="single" w:color="000000" w:sz="4" w:space="0"/>
+                  </w:tcBorders>
+                  <w:noWrap/>
+                  <w:vAlign w:val="center"/>
+                </w:tcPr>
+                <w:p>
+                  <w:pPr>
+                    <w:keepNext w:val="0"/>
+                    <w:keepLines w:val="0"/>
+                    <w:widowControl/>
+                    <w:suppressLineNumbers w:val="0"/>
+                    <w:jc w:val="left"/>
+                    <w:textAlignment w:val="center"/>
+                    <w:rPr>
+                      <w:rFonts w:hint="eastAsia" w:ascii="宋体" w:hAnsi="宋体" w:eastAsia="宋体" w:cs="宋体"/>
+                      <w:i w:val="0"/>
+                      <w:iCs w:val="0"/>
+                      <w:color w:val="00B0F0"/>
+                      <w:sz w:val="22"/>
+                      <w:szCs w:val="22"/>
+                      <w:u w:val="none"/>
+                    </w:rPr>
+                  </w:pPr>
+                  <w:r>
+                    <w:rPr>
+                      <w:rFonts w:hint="eastAsia" w:ascii="宋体" w:hAnsi="宋体" w:eastAsia="宋体" w:cs="宋体"/>
+                      <w:i w:val="0"/>
+                      <w:iCs w:val="0"/>
+                      <w:color w:val="00B0F0"/>
+                      <w:kern w:val="0"/>
+                      <w:sz w:val="22"/>
+                      <w:szCs w:val="22"/>
+                      <w:u w:val="none"/>
+                      <w:lang w:val="en-US" w:eastAsia="zh-CN" w:bidi="ar"/>
+                    </w:rPr>
+                    <w:t>2025</w:t>
+                  </w:r>
+                </w:p>
+              </w:tc>
+              <w:tc>
+                <w:tcPr>
+                  <w:tcW w:w="800" w:type="dxa"/>
+                  <w:tcBorders>
+                    <w:top w:val="single" w:color="000000" w:sz="4" w:space="0"/>
+                    <w:left w:val="single" w:color="000000" w:sz="4" w:space="0"/>
+                    <w:bottom w:val="single" w:color="000000" w:sz="4" w:space="0"/>
+                    <w:right w:val="single" w:color="000000" w:sz="4" w:space="0"/>
+                  </w:tcBorders>
+                  <w:noWrap/>
+                  <w:vAlign w:val="center"/>
+                </w:tcPr>
+                <w:p>
+                  <w:pPr>
+                    <w:rPr>
+                      <w:rFonts w:hint="eastAsia" w:ascii="宋体" w:hAnsi="宋体" w:eastAsia="宋体" w:cs="宋体"/>
+                      <w:i w:val="0"/>
+                      <w:iCs w:val="0"/>
+                      <w:color w:val="000000"/>
+                      <w:sz w:val="22"/>
+                      <w:szCs w:val="22"/>
+                      <w:u w:val="none"/>
+                    </w:rPr>
+                  </w:pPr>
+                </w:p>
+              </w:tc>
+              <w:tc>
+                <w:tcPr>
+                  <w:tcW w:w="1164" w:type="dxa"/>
+                  <w:tcBorders>
+                    <w:top w:val="single" w:color="000000" w:sz="4" w:space="0"/>
+                    <w:left w:val="single" w:color="000000" w:sz="4" w:space="0"/>
+                    <w:bottom w:val="single" w:color="000000" w:sz="4" w:space="0"/>
+                    <w:right w:val="single" w:color="000000" w:sz="4" w:space="0"/>
+                  </w:tcBorders>
+                  <w:noWrap/>
+                  <w:vAlign w:val="center"/>
+                </w:tcPr>
+                <w:p>
+                  <w:pPr>
+                    <w:rPr>
+                      <w:rFonts w:hint="eastAsia" w:ascii="宋体" w:hAnsi="宋体" w:eastAsia="宋体" w:cs="宋体"/>
+                      <w:i w:val="0"/>
+                      <w:iCs w:val="0"/>
+                      <w:color w:val="000000"/>
+                      <w:sz w:val="22"/>
+                      <w:szCs w:val="22"/>
+                      <w:u w:val="none"/>
+                    </w:rPr>
+                  </w:pPr>
+                </w:p>
+              </w:tc>
+              <w:tc>
+                <w:tcPr>
+                  <w:tcW w:w="745" w:type="dxa"/>
+                  <w:tcBorders>
+                    <w:top w:val="single" w:color="000000" w:sz="4" w:space="0"/>
+                    <w:left w:val="single" w:color="000000" w:sz="4" w:space="0"/>
+                    <w:bottom w:val="single" w:color="000000" w:sz="4" w:space="0"/>
+                    <w:right w:val="single" w:color="000000" w:sz="4" w:space="0"/>
+                  </w:tcBorders>
+                  <w:noWrap/>
+                  <w:vAlign w:val="center"/>
+                </w:tcPr>
+                <w:p>
+                  <w:pPr>
+                    <w:rPr>
+                      <w:rFonts w:hint="eastAsia" w:ascii="宋体" w:hAnsi="宋体" w:eastAsia="宋体" w:cs="宋体"/>
+                      <w:i w:val="0"/>
+                      <w:iCs w:val="0"/>
+                      <w:color w:val="000000"/>
+                      <w:sz w:val="22"/>
+                      <w:szCs w:val="22"/>
+                      <w:u w:val="none"/>
+                    </w:rPr>
+                  </w:pPr>
+                </w:p>
+              </w:tc>
+              <w:tc>
+                <w:tcPr>
+                  <w:tcW w:w="1219" w:type="dxa"/>
+                  <w:tcBorders>
+                    <w:top w:val="single" w:color="000000" w:sz="4" w:space="0"/>
+                    <w:left w:val="single" w:color="000000" w:sz="4" w:space="0"/>
+                    <w:bottom w:val="single" w:color="000000" w:sz="4" w:space="0"/>
+                    <w:right w:val="single" w:color="000000" w:sz="4" w:space="0"/>
+                  </w:tcBorders>
+                  <w:noWrap/>
+                  <w:vAlign w:val="center"/>
+                </w:tcPr>
+                <w:p>
+                  <w:pPr>
+                    <w:rPr>
+                      <w:rFonts w:hint="eastAsia" w:ascii="宋体" w:hAnsi="宋体" w:eastAsia="宋体" w:cs="宋体"/>
+                      <w:i w:val="0"/>
+                      <w:iCs w:val="0"/>
+                      <w:color w:val="000000"/>
+                      <w:sz w:val="22"/>
+                      <w:szCs w:val="22"/>
+                      <w:u w:val="none"/>
+                    </w:rPr>
+                  </w:pPr>
+                </w:p>
+              </w:tc>
+              <w:tc>
+                <w:tcPr>
+                  <w:tcW w:w="890" w:type="dxa"/>
+                  <w:tcBorders>
+                    <w:top w:val="single" w:color="000000" w:sz="4" w:space="0"/>
+                    <w:left w:val="single" w:color="000000" w:sz="4" w:space="0"/>
+                    <w:bottom w:val="single" w:color="000000" w:sz="4" w:space="0"/>
+                    <w:right w:val="single" w:color="000000" w:sz="4" w:space="0"/>
+                  </w:tcBorders>
+                  <w:noWrap/>
+                  <w:vAlign w:val="center"/>
+                </w:tcPr>
+                <w:p>
+                  <w:pPr>
+                    <w:rPr>
+                      <w:rFonts w:hint="eastAsia" w:ascii="宋体" w:hAnsi="宋体" w:eastAsia="宋体" w:cs="宋体"/>
+                      <w:i w:val="0"/>
+                      <w:iCs w:val="0"/>
+                      <w:color w:val="000000"/>
+                      <w:sz w:val="22"/>
+                      <w:szCs w:val="22"/>
+                      <w:u w:val="none"/>
+                    </w:rPr>
+                  </w:pPr>
+                </w:p>
+              </w:tc>
+              <w:tc>
+                <w:tcPr>
+                  <w:tcW w:w="1364" w:type="dxa"/>
+                  <w:tcBorders>
+                    <w:top w:val="single" w:color="000000" w:sz="4" w:space="0"/>
+                    <w:left w:val="single" w:color="000000" w:sz="4" w:space="0"/>
+                    <w:bottom w:val="single" w:color="000000" w:sz="4" w:space="0"/>
+                    <w:right w:val="single" w:color="000000" w:sz="4" w:space="0"/>
+                  </w:tcBorders>
+                  <w:noWrap/>
+                  <w:vAlign w:val="center"/>
+                </w:tcPr>
+                <w:p>
+                  <w:pPr>
+                    <w:rPr>
+                      <w:rFonts w:hint="eastAsia" w:ascii="宋体" w:hAnsi="宋体" w:eastAsia="宋体" w:cs="宋体"/>
+                      <w:i w:val="0"/>
+                      <w:iCs w:val="0"/>
+                      <w:color w:val="000000"/>
+                      <w:sz w:val="22"/>
+                      <w:szCs w:val="22"/>
+                      <w:u w:val="none"/>
+                    </w:rPr>
+                  </w:pPr>
+                </w:p>
+              </w:tc>
+              <w:tc>
+                <w:tcPr>
+                  <w:tcW w:w="691" w:type="dxa"/>
+                  <w:tcBorders>
+                    <w:top w:val="single" w:color="000000" w:sz="4" w:space="0"/>
+                    <w:left w:val="single" w:color="000000" w:sz="4" w:space="0"/>
+                    <w:bottom w:val="single" w:color="000000" w:sz="4" w:space="0"/>
+                    <w:right w:val="single" w:color="000000" w:sz="4" w:space="0"/>
+                  </w:tcBorders>
+                  <w:noWrap/>
+                  <w:vAlign w:val="center"/>
+                </w:tcPr>
+                <w:p>
+                  <w:pPr>
+                    <w:rPr>
+                      <w:rFonts w:hint="eastAsia" w:ascii="宋体" w:hAnsi="宋体" w:eastAsia="宋体" w:cs="宋体"/>
+                      <w:i w:val="0"/>
+                      <w:iCs w:val="0"/>
+                      <w:color w:val="000000"/>
+                      <w:sz w:val="22"/>
+                      <w:szCs w:val="22"/>
+                      <w:u w:val="none"/>
+                    </w:rPr>
+                  </w:pPr>
+                </w:p>
+              </w:tc>
+              <w:tc>
+                <w:tcPr>
+                  <w:tcW w:w="691" w:type="dxa"/>
+                  <w:tcBorders>
+                    <w:top w:val="single" w:color="000000" w:sz="4" w:space="0"/>
+                    <w:left w:val="single" w:color="000000" w:sz="4" w:space="0"/>
+                    <w:bottom w:val="single" w:color="000000" w:sz="4" w:space="0"/>
+                    <w:right w:val="single" w:color="000000" w:sz="4" w:space="0"/>
+                  </w:tcBorders>
+                  <w:noWrap/>
+                  <w:vAlign w:val="center"/>
+                </w:tcPr>
+                <w:p>
+                  <w:pPr>
+                    <w:rPr>
+                      <w:rFonts w:hint="eastAsia" w:ascii="宋体" w:hAnsi="宋体" w:eastAsia="宋体" w:cs="宋体"/>
+                      <w:i w:val="0"/>
+                      <w:iCs w:val="0"/>
+                      <w:color w:val="000000"/>
+                      <w:sz w:val="22"/>
+                      <w:szCs w:val="22"/>
+                      <w:u w:val="none"/>
+                    </w:rPr>
+                  </w:pPr>
+                </w:p>
+              </w:tc>
+              <w:tc>
+                <w:tcPr>
+                  <w:tcW w:w="812" w:type="dxa"/>
+                  <w:tcBorders>
+                    <w:top w:val="single" w:color="000000" w:sz="4" w:space="0"/>
+                    <w:left w:val="single" w:color="000000" w:sz="4" w:space="0"/>
+                    <w:bottom w:val="single" w:color="000000" w:sz="4" w:space="0"/>
+                    <w:right w:val="single" w:color="000000" w:sz="4" w:space="0"/>
+                  </w:tcBorders>
+                  <w:noWrap/>
+                  <w:vAlign w:val="center"/>
+                </w:tcPr>
+                <w:p>
+                  <w:pPr>
+                    <w:rPr>
+                      <w:rFonts w:hint="eastAsia" w:ascii="宋体" w:hAnsi="宋体" w:eastAsia="宋体" w:cs="宋体"/>
+                      <w:i w:val="0"/>
+                      <w:iCs w:val="0"/>
+                      <w:color w:val="000000"/>
+                      <w:sz w:val="22"/>
+                      <w:szCs w:val="22"/>
+                      <w:u w:val="none"/>
+                    </w:rPr>
+                  </w:pPr>
+                </w:p>
+              </w:tc>
+            </w:tr>
+            <w:tr>
+              <w:tblPrEx>
+                <w:tblBorders>
+                  <w:top w:val="none" w:color="auto" w:sz="0" w:space="0"/>
+                  <w:left w:val="none" w:color="auto" w:sz="0" w:space="0"/>
+                  <w:bottom w:val="none" w:color="auto" w:sz="0" w:space="0"/>
+                  <w:right w:val="none" w:color="auto" w:sz="0" w:space="0"/>
+                  <w:insideH w:val="none" w:color="auto" w:sz="0" w:space="0"/>
+                  <w:insideV w:val="none" w:color="auto" w:sz="0" w:space="0"/>
+                </w:tblBorders>
+                <w:tblCellMar>
+                  <w:top w:w="0" w:type="dxa"/>
+                  <w:left w:w="108" w:type="dxa"/>
+                  <w:bottom w:w="0" w:type="dxa"/>
+                  <w:right w:w="108" w:type="dxa"/>
+                </w:tblCellMar>
+              </w:tblPrEx>
+              <w:trPr>
+                <w:trHeight w:val="336" w:hRule="atLeast"/>
+              </w:trPr>
+              <w:tc>
+                <w:tcPr>
+                  <w:tcW w:w="709" w:type="dxa"/>
+                  <w:tcBorders>
+                    <w:top w:val="single" w:color="000000" w:sz="4" w:space="0"/>
+                    <w:left w:val="single" w:color="000000" w:sz="4" w:space="0"/>
+                    <w:bottom w:val="single" w:color="000000" w:sz="4" w:space="0"/>
+                    <w:right w:val="single" w:color="000000" w:sz="4" w:space="0"/>
+                  </w:tcBorders>
+                  <w:noWrap/>
+                  <w:vAlign w:val="center"/>
+                </w:tcPr>
+                <w:p>
+                  <w:pPr>
+                    <w:keepNext w:val="0"/>
+                    <w:keepLines w:val="0"/>
+                    <w:widowControl/>
+                    <w:suppressLineNumbers w:val="0"/>
+                    <w:jc w:val="left"/>
+                    <w:textAlignment w:val="center"/>
+                    <w:rPr>
+                      <w:rFonts w:hint="eastAsia" w:ascii="宋体" w:hAnsi="宋体" w:eastAsia="宋体" w:cs="宋体"/>
+                      <w:i w:val="0"/>
+                      <w:iCs w:val="0"/>
+                      <w:color w:val="00B0F0"/>
+                      <w:sz w:val="22"/>
+                      <w:szCs w:val="22"/>
+                      <w:u w:val="none"/>
+                    </w:rPr>
+                  </w:pPr>
+                  <w:r>
+                    <w:rPr>
+                      <w:rFonts w:hint="eastAsia" w:ascii="宋体" w:hAnsi="宋体" w:eastAsia="宋体" w:cs="宋体"/>
+                      <w:i w:val="0"/>
+                      <w:iCs w:val="0"/>
+                      <w:color w:val="00B0F0"/>
+                      <w:kern w:val="0"/>
+                      <w:sz w:val="22"/>
+                      <w:szCs w:val="22"/>
+                      <w:u w:val="none"/>
+                      <w:lang w:val="en-US" w:eastAsia="zh-CN" w:bidi="ar"/>
+                    </w:rPr>
+                    <w:t>2026</w:t>
+                  </w:r>
+                </w:p>
+              </w:tc>
+              <w:tc>
+                <w:tcPr>
+                  <w:tcW w:w="800" w:type="dxa"/>
+                  <w:tcBorders>
+                    <w:top w:val="single" w:color="000000" w:sz="4" w:space="0"/>
+                    <w:left w:val="single" w:color="000000" w:sz="4" w:space="0"/>
+                    <w:bottom w:val="single" w:color="000000" w:sz="4" w:space="0"/>
+                    <w:right w:val="single" w:color="000000" w:sz="4" w:space="0"/>
+                  </w:tcBorders>
+                  <w:noWrap/>
+                  <w:vAlign w:val="center"/>
+                </w:tcPr>
+                <w:p>
+                  <w:pPr>
+                    <w:rPr>
+                      <w:rFonts w:hint="eastAsia" w:ascii="宋体" w:hAnsi="宋体" w:eastAsia="宋体" w:cs="宋体"/>
+                      <w:i w:val="0"/>
+                      <w:iCs w:val="0"/>
+                      <w:color w:val="000000"/>
+                      <w:sz w:val="22"/>
+                      <w:szCs w:val="22"/>
+                      <w:u w:val="none"/>
+                    </w:rPr>
+                  </w:pPr>
+                </w:p>
+              </w:tc>
+              <w:tc>
+                <w:tcPr>
+                  <w:tcW w:w="1164" w:type="dxa"/>
+                  <w:tcBorders>
+                    <w:top w:val="single" w:color="000000" w:sz="4" w:space="0"/>
+                    <w:left w:val="single" w:color="000000" w:sz="4" w:space="0"/>
+                    <w:bottom w:val="single" w:color="000000" w:sz="4" w:space="0"/>
+                    <w:right w:val="single" w:color="000000" w:sz="4" w:space="0"/>
+                  </w:tcBorders>
+                  <w:noWrap/>
+                  <w:vAlign w:val="center"/>
+                </w:tcPr>
+                <w:p>
+                  <w:pPr>
+                    <w:rPr>
+                      <w:rFonts w:hint="eastAsia" w:ascii="宋体" w:hAnsi="宋体" w:eastAsia="宋体" w:cs="宋体"/>
+                      <w:i w:val="0"/>
+                      <w:iCs w:val="0"/>
+                      <w:color w:val="000000"/>
+                      <w:sz w:val="22"/>
+                      <w:szCs w:val="22"/>
+                      <w:u w:val="none"/>
+                    </w:rPr>
+                  </w:pPr>
+                </w:p>
+              </w:tc>
+              <w:tc>
+                <w:tcPr>
+                  <w:tcW w:w="745" w:type="dxa"/>
+                  <w:tcBorders>
+                    <w:top w:val="single" w:color="000000" w:sz="4" w:space="0"/>
+                    <w:left w:val="single" w:color="000000" w:sz="4" w:space="0"/>
+                    <w:bottom w:val="single" w:color="000000" w:sz="4" w:space="0"/>
+                    <w:right w:val="single" w:color="000000" w:sz="4" w:space="0"/>
+                  </w:tcBorders>
+                  <w:noWrap/>
+                  <w:vAlign w:val="center"/>
+                </w:tcPr>
+                <w:p>
+                  <w:pPr>
+                    <w:rPr>
+                      <w:rFonts w:hint="eastAsia" w:ascii="宋体" w:hAnsi="宋体" w:eastAsia="宋体" w:cs="宋体"/>
+                      <w:i w:val="0"/>
+                      <w:iCs w:val="0"/>
+                      <w:color w:val="000000"/>
+                      <w:sz w:val="22"/>
+                      <w:szCs w:val="22"/>
+                      <w:u w:val="none"/>
+                    </w:rPr>
+                  </w:pPr>
+                </w:p>
+              </w:tc>
+              <w:tc>
+                <w:tcPr>
+                  <w:tcW w:w="1219" w:type="dxa"/>
+                  <w:tcBorders>
+                    <w:top w:val="single" w:color="000000" w:sz="4" w:space="0"/>
+                    <w:left w:val="single" w:color="000000" w:sz="4" w:space="0"/>
+                    <w:bottom w:val="single" w:color="000000" w:sz="4" w:space="0"/>
+                    <w:right w:val="single" w:color="000000" w:sz="4" w:space="0"/>
+                  </w:tcBorders>
+                  <w:noWrap/>
+                  <w:vAlign w:val="center"/>
+                </w:tcPr>
+                <w:p>
+                  <w:pPr>
+                    <w:rPr>
+                      <w:rFonts w:hint="eastAsia" w:ascii="宋体" w:hAnsi="宋体" w:eastAsia="宋体" w:cs="宋体"/>
+                      <w:i w:val="0"/>
+                      <w:iCs w:val="0"/>
+                      <w:color w:val="000000"/>
+                      <w:sz w:val="22"/>
+                      <w:szCs w:val="22"/>
+                      <w:u w:val="none"/>
+                    </w:rPr>
+                  </w:pPr>
+                </w:p>
+              </w:tc>
+              <w:tc>
+                <w:tcPr>
+                  <w:tcW w:w="890" w:type="dxa"/>
+                  <w:tcBorders>
+                    <w:top w:val="single" w:color="000000" w:sz="4" w:space="0"/>
+                    <w:left w:val="single" w:color="000000" w:sz="4" w:space="0"/>
+                    <w:bottom w:val="single" w:color="000000" w:sz="4" w:space="0"/>
+                    <w:right w:val="single" w:color="000000" w:sz="4" w:space="0"/>
+                  </w:tcBorders>
+                  <w:noWrap/>
+                  <w:vAlign w:val="center"/>
+                </w:tcPr>
+                <w:p>
+                  <w:pPr>
+                    <w:rPr>
+                      <w:rFonts w:hint="eastAsia" w:ascii="宋体" w:hAnsi="宋体" w:eastAsia="宋体" w:cs="宋体"/>
+                      <w:i w:val="0"/>
+                      <w:iCs w:val="0"/>
+                      <w:color w:val="000000"/>
+                      <w:sz w:val="22"/>
+                      <w:szCs w:val="22"/>
+                      <w:u w:val="none"/>
+                    </w:rPr>
+                  </w:pPr>
+                </w:p>
+              </w:tc>
+              <w:tc>
+                <w:tcPr>
+                  <w:tcW w:w="1364" w:type="dxa"/>
+                  <w:tcBorders>
+                    <w:top w:val="single" w:color="000000" w:sz="4" w:space="0"/>
+                    <w:left w:val="single" w:color="000000" w:sz="4" w:space="0"/>
+                    <w:bottom w:val="single" w:color="000000" w:sz="4" w:space="0"/>
+                    <w:right w:val="single" w:color="000000" w:sz="4" w:space="0"/>
+                  </w:tcBorders>
+                  <w:noWrap/>
+                  <w:vAlign w:val="center"/>
+                </w:tcPr>
+                <w:p>
+                  <w:pPr>
+                    <w:rPr>
+                      <w:rFonts w:hint="eastAsia" w:ascii="宋体" w:hAnsi="宋体" w:eastAsia="宋体" w:cs="宋体"/>
+                      <w:i w:val="0"/>
+                      <w:iCs w:val="0"/>
+                      <w:color w:val="000000"/>
+                      <w:sz w:val="22"/>
+                      <w:szCs w:val="22"/>
+                      <w:u w:val="none"/>
+                    </w:rPr>
+                  </w:pPr>
+                </w:p>
+              </w:tc>
+              <w:tc>
+                <w:tcPr>
+                  <w:tcW w:w="691" w:type="dxa"/>
+                  <w:tcBorders>
+                    <w:top w:val="single" w:color="000000" w:sz="4" w:space="0"/>
+                    <w:left w:val="single" w:color="000000" w:sz="4" w:space="0"/>
+                    <w:bottom w:val="single" w:color="000000" w:sz="4" w:space="0"/>
+                    <w:right w:val="single" w:color="000000" w:sz="4" w:space="0"/>
+                  </w:tcBorders>
+                  <w:noWrap/>
+                  <w:vAlign w:val="center"/>
+                </w:tcPr>
+                <w:p>
+                  <w:pPr>
+                    <w:rPr>
+                      <w:rFonts w:hint="eastAsia" w:ascii="宋体" w:hAnsi="宋体" w:eastAsia="宋体" w:cs="宋体"/>
+                      <w:i w:val="0"/>
+                      <w:iCs w:val="0"/>
+                      <w:color w:val="000000"/>
+                      <w:sz w:val="22"/>
+                      <w:szCs w:val="22"/>
+                      <w:u w:val="none"/>
+                    </w:rPr>
+                  </w:pPr>
+                </w:p>
+              </w:tc>
+              <w:tc>
+                <w:tcPr>
+                  <w:tcW w:w="691" w:type="dxa"/>
+                  <w:tcBorders>
+                    <w:top w:val="single" w:color="000000" w:sz="4" w:space="0"/>
+                    <w:left w:val="single" w:color="000000" w:sz="4" w:space="0"/>
+                    <w:bottom w:val="single" w:color="000000" w:sz="4" w:space="0"/>
+                    <w:right w:val="single" w:color="000000" w:sz="4" w:space="0"/>
+                  </w:tcBorders>
+                  <w:noWrap/>
+                  <w:vAlign w:val="center"/>
+                </w:tcPr>
+                <w:p>
+                  <w:pPr>
+                    <w:rPr>
+                      <w:rFonts w:hint="eastAsia" w:ascii="宋体" w:hAnsi="宋体" w:eastAsia="宋体" w:cs="宋体"/>
+                      <w:i w:val="0"/>
+                      <w:iCs w:val="0"/>
+                      <w:color w:val="000000"/>
+                      <w:sz w:val="22"/>
+                      <w:szCs w:val="22"/>
+                      <w:u w:val="none"/>
+                    </w:rPr>
+                  </w:pPr>
+                </w:p>
+              </w:tc>
+              <w:tc>
+                <w:tcPr>
+                  <w:tcW w:w="812" w:type="dxa"/>
+                  <w:tcBorders>
+                    <w:top w:val="single" w:color="000000" w:sz="4" w:space="0"/>
+                    <w:left w:val="single" w:color="000000" w:sz="4" w:space="0"/>
+                    <w:bottom w:val="single" w:color="000000" w:sz="4" w:space="0"/>
+                    <w:right w:val="single" w:color="000000" w:sz="4" w:space="0"/>
+                  </w:tcBorders>
+                  <w:noWrap/>
+                  <w:vAlign w:val="center"/>
+                </w:tcPr>
+                <w:p>
+                  <w:pPr>
+                    <w:rPr>
+                      <w:rFonts w:hint="eastAsia" w:ascii="宋体" w:hAnsi="宋体" w:eastAsia="宋体" w:cs="宋体"/>
+                      <w:i w:val="0"/>
+                      <w:iCs w:val="0"/>
+                      <w:color w:val="000000"/>
+                      <w:sz w:val="22"/>
+                      <w:szCs w:val="22"/>
+                      <w:u w:val="none"/>
+                    </w:rPr>
+                  </w:pPr>
+                </w:p>
+              </w:tc>
+            </w:tr>
+            <w:tr>
+              <w:tblPrEx>
+                <w:tblBorders>
+                  <w:top w:val="none" w:color="auto" w:sz="0" w:space="0"/>
+                  <w:left w:val="none" w:color="auto" w:sz="0" w:space="0"/>
+                  <w:bottom w:val="none" w:color="auto" w:sz="0" w:space="0"/>
+                  <w:right w:val="none" w:color="auto" w:sz="0" w:space="0"/>
+                  <w:insideH w:val="none" w:color="auto" w:sz="0" w:space="0"/>
+                  <w:insideV w:val="none" w:color="auto" w:sz="0" w:space="0"/>
+                </w:tblBorders>
+                <w:tblCellMar>
+                  <w:top w:w="0" w:type="dxa"/>
+                  <w:left w:w="108" w:type="dxa"/>
+                  <w:bottom w:w="0" w:type="dxa"/>
+                  <w:right w:w="108" w:type="dxa"/>
+                </w:tblCellMar>
+              </w:tblPrEx>
+              <w:trPr>
+                <w:trHeight w:val="336" w:hRule="atLeast"/>
+              </w:trPr>
+              <w:tc>
+                <w:tcPr>
+                  <w:tcW w:w="709" w:type="dxa"/>
+                  <w:tcBorders>
+                    <w:top w:val="single" w:color="000000" w:sz="4" w:space="0"/>
+                    <w:left w:val="single" w:color="000000" w:sz="4" w:space="0"/>
+                    <w:bottom w:val="single" w:color="000000" w:sz="4" w:space="0"/>
+                    <w:right w:val="single" w:color="000000" w:sz="4" w:space="0"/>
+                  </w:tcBorders>
+                  <w:noWrap/>
+                  <w:vAlign w:val="center"/>
+                </w:tcPr>
+                <w:p>
+                  <w:pPr>
+                    <w:keepNext w:val="0"/>
+                    <w:keepLines w:val="0"/>
+                    <w:widowControl/>
+                    <w:suppressLineNumbers w:val="0"/>
+                    <w:jc w:val="left"/>
+                    <w:textAlignment w:val="center"/>
+                    <w:rPr>
+                      <w:rFonts w:hint="eastAsia" w:ascii="宋体" w:hAnsi="宋体" w:eastAsia="宋体" w:cs="宋体"/>
+                      <w:i w:val="0"/>
+                      <w:iCs w:val="0"/>
+                      <w:color w:val="000000"/>
+                      <w:sz w:val="22"/>
+                      <w:szCs w:val="22"/>
+                      <w:u w:val="none"/>
+                    </w:rPr>
+                  </w:pPr>
+                  <w:r>
+                    <w:rPr>
+                      <w:rFonts w:hint="eastAsia" w:ascii="宋体" w:hAnsi="宋体" w:eastAsia="宋体" w:cs="宋体"/>
+                      <w:i w:val="0"/>
+                      <w:iCs w:val="0"/>
+                      <w:color w:val="000000"/>
+                      <w:kern w:val="0"/>
+                      <w:sz w:val="22"/>
+                      <w:szCs w:val="22"/>
+                      <w:u w:val="none"/>
+                      <w:lang w:val="en-US" w:eastAsia="zh-CN" w:bidi="ar"/>
+                    </w:rPr>
+                    <w:t>合计</w:t>
+                  </w:r>
+                </w:p>
+              </w:tc>
+              <w:tc>
+                <w:tcPr>
+                  <w:tcW w:w="800" w:type="dxa"/>
+                  <w:tcBorders>
+                    <w:top w:val="single" w:color="000000" w:sz="4" w:space="0"/>
+                    <w:left w:val="single" w:color="000000" w:sz="4" w:space="0"/>
+                    <w:bottom w:val="single" w:color="000000" w:sz="4" w:space="0"/>
+                    <w:right w:val="single" w:color="000000" w:sz="4" w:space="0"/>
+                  </w:tcBorders>
+                  <w:noWrap/>
+                  <w:vAlign w:val="center"/>
+                </w:tcPr>
+                <w:p>
+                  <w:pPr>
+                    <w:rPr>
+                      <w:rFonts w:hint="eastAsia" w:ascii="宋体" w:hAnsi="宋体" w:eastAsia="宋体" w:cs="宋体"/>
+                      <w:i w:val="0"/>
+                      <w:iCs w:val="0"/>
+                      <w:color w:val="000000"/>
+                      <w:sz w:val="22"/>
+                      <w:szCs w:val="22"/>
+                      <w:u w:val="none"/>
+                    </w:rPr>
+                  </w:pPr>
+                </w:p>
+              </w:tc>
+              <w:tc>
+                <w:tcPr>
+                  <w:tcW w:w="1164" w:type="dxa"/>
+                  <w:tcBorders>
+                    <w:top w:val="single" w:color="000000" w:sz="4" w:space="0"/>
+                    <w:left w:val="single" w:color="000000" w:sz="4" w:space="0"/>
+                    <w:bottom w:val="single" w:color="000000" w:sz="4" w:space="0"/>
+                    <w:right w:val="single" w:color="000000" w:sz="4" w:space="0"/>
+                  </w:tcBorders>
+                  <w:noWrap/>
+                  <w:vAlign w:val="center"/>
+                </w:tcPr>
+                <w:p>
+                  <w:pPr>
+                    <w:rPr>
+                      <w:rFonts w:hint="eastAsia" w:ascii="宋体" w:hAnsi="宋体" w:eastAsia="宋体" w:cs="宋体"/>
+                      <w:i w:val="0"/>
+                      <w:iCs w:val="0"/>
+                      <w:color w:val="000000"/>
+                      <w:sz w:val="22"/>
+                      <w:szCs w:val="22"/>
+                      <w:u w:val="none"/>
+                    </w:rPr>
+                  </w:pPr>
+                </w:p>
+              </w:tc>
+              <w:tc>
+                <w:tcPr>
+                  <w:tcW w:w="745" w:type="dxa"/>
+                  <w:tcBorders>
+                    <w:top w:val="single" w:color="000000" w:sz="4" w:space="0"/>
+                    <w:left w:val="single" w:color="000000" w:sz="4" w:space="0"/>
+                    <w:bottom w:val="single" w:color="000000" w:sz="4" w:space="0"/>
+                    <w:right w:val="single" w:color="000000" w:sz="4" w:space="0"/>
+                  </w:tcBorders>
+                  <w:noWrap/>
+                  <w:vAlign w:val="center"/>
+                </w:tcPr>
+                <w:p>
+                  <w:pPr>
+                    <w:rPr>
+                      <w:rFonts w:hint="eastAsia" w:ascii="宋体" w:hAnsi="宋体" w:eastAsia="宋体" w:cs="宋体"/>
+                      <w:i w:val="0"/>
+                      <w:iCs w:val="0"/>
+                      <w:color w:val="000000"/>
+                      <w:sz w:val="22"/>
+                      <w:szCs w:val="22"/>
+                      <w:u w:val="none"/>
+                    </w:rPr>
+                  </w:pPr>
+                </w:p>
+              </w:tc>
+              <w:tc>
+                <w:tcPr>
+                  <w:tcW w:w="1219" w:type="dxa"/>
+                  <w:tcBorders>
+                    <w:top w:val="single" w:color="000000" w:sz="4" w:space="0"/>
+                    <w:left w:val="single" w:color="000000" w:sz="4" w:space="0"/>
+                    <w:bottom w:val="single" w:color="000000" w:sz="4" w:space="0"/>
+                    <w:right w:val="single" w:color="000000" w:sz="4" w:space="0"/>
+                  </w:tcBorders>
+                  <w:noWrap/>
+                  <w:vAlign w:val="center"/>
+                </w:tcPr>
+                <w:p>
+                  <w:pPr>
+                    <w:rPr>
+                      <w:rFonts w:hint="eastAsia" w:ascii="宋体" w:hAnsi="宋体" w:eastAsia="宋体" w:cs="宋体"/>
+                      <w:i w:val="0"/>
+                      <w:iCs w:val="0"/>
+                      <w:color w:val="000000"/>
+                      <w:sz w:val="22"/>
+                      <w:szCs w:val="22"/>
+                      <w:u w:val="none"/>
+                    </w:rPr>
+                  </w:pPr>
+                </w:p>
+              </w:tc>
+              <w:tc>
+                <w:tcPr>
+                  <w:tcW w:w="890" w:type="dxa"/>
+                  <w:tcBorders>
+                    <w:top w:val="single" w:color="000000" w:sz="4" w:space="0"/>
+                    <w:left w:val="single" w:color="000000" w:sz="4" w:space="0"/>
+                    <w:bottom w:val="single" w:color="000000" w:sz="4" w:space="0"/>
+                    <w:right w:val="single" w:color="000000" w:sz="4" w:space="0"/>
+                  </w:tcBorders>
+                  <w:noWrap/>
+                  <w:vAlign w:val="center"/>
+                </w:tcPr>
+                <w:p>
+                  <w:pPr>
+                    <w:rPr>
+                      <w:rFonts w:hint="eastAsia" w:ascii="宋体" w:hAnsi="宋体" w:eastAsia="宋体" w:cs="宋体"/>
+                      <w:i w:val="0"/>
+                      <w:iCs w:val="0"/>
+                      <w:color w:val="000000"/>
+                      <w:sz w:val="22"/>
+                      <w:szCs w:val="22"/>
+                      <w:u w:val="none"/>
+                    </w:rPr>
+                  </w:pPr>
+                </w:p>
+              </w:tc>
+              <w:tc>
+                <w:tcPr>
+                  <w:tcW w:w="1364" w:type="dxa"/>
+                  <w:tcBorders>
+                    <w:top w:val="single" w:color="000000" w:sz="4" w:space="0"/>
+                    <w:left w:val="single" w:color="000000" w:sz="4" w:space="0"/>
+                    <w:bottom w:val="single" w:color="000000" w:sz="4" w:space="0"/>
+                    <w:right w:val="single" w:color="000000" w:sz="4" w:space="0"/>
+                  </w:tcBorders>
+                  <w:noWrap/>
+                  <w:vAlign w:val="center"/>
+                </w:tcPr>
+                <w:p>
+                  <w:pPr>
+                    <w:rPr>
+                      <w:rFonts w:hint="eastAsia" w:ascii="宋体" w:hAnsi="宋体" w:eastAsia="宋体" w:cs="宋体"/>
+                      <w:i w:val="0"/>
+                      <w:iCs w:val="0"/>
+                      <w:color w:val="000000"/>
+                      <w:sz w:val="22"/>
+                      <w:szCs w:val="22"/>
+                      <w:u w:val="none"/>
+                    </w:rPr>
+                  </w:pPr>
+                </w:p>
+              </w:tc>
+              <w:tc>
+                <w:tcPr>
+                  <w:tcW w:w="691" w:type="dxa"/>
+                  <w:tcBorders>
+                    <w:top w:val="single" w:color="000000" w:sz="4" w:space="0"/>
+                    <w:left w:val="single" w:color="000000" w:sz="4" w:space="0"/>
+                    <w:bottom w:val="single" w:color="000000" w:sz="4" w:space="0"/>
+                    <w:right w:val="single" w:color="000000" w:sz="4" w:space="0"/>
+                  </w:tcBorders>
+                  <w:noWrap/>
+                  <w:vAlign w:val="center"/>
+                </w:tcPr>
+                <w:p>
+                  <w:pPr>
+                    <w:rPr>
+                      <w:rFonts w:hint="eastAsia" w:ascii="宋体" w:hAnsi="宋体" w:eastAsia="宋体" w:cs="宋体"/>
+                      <w:i w:val="0"/>
+                      <w:iCs w:val="0"/>
+                      <w:color w:val="000000"/>
+                      <w:sz w:val="22"/>
+                      <w:szCs w:val="22"/>
+                      <w:u w:val="none"/>
+                    </w:rPr>
+                  </w:pPr>
+                </w:p>
+              </w:tc>
+              <w:tc>
+                <w:tcPr>
+                  <w:tcW w:w="691" w:type="dxa"/>
+                  <w:tcBorders>
+                    <w:top w:val="single" w:color="000000" w:sz="4" w:space="0"/>
+                    <w:left w:val="single" w:color="000000" w:sz="4" w:space="0"/>
+                    <w:bottom w:val="single" w:color="000000" w:sz="4" w:space="0"/>
+                    <w:right w:val="single" w:color="000000" w:sz="4" w:space="0"/>
+                  </w:tcBorders>
+                  <w:noWrap/>
+                  <w:vAlign w:val="center"/>
+                </w:tcPr>
+                <w:p>
+                  <w:pPr>
+                    <w:rPr>
+                      <w:rFonts w:hint="eastAsia" w:ascii="宋体" w:hAnsi="宋体" w:eastAsia="宋体" w:cs="宋体"/>
+                      <w:i w:val="0"/>
+                      <w:iCs w:val="0"/>
+                      <w:color w:val="000000"/>
+                      <w:sz w:val="22"/>
+                      <w:szCs w:val="22"/>
+                      <w:u w:val="none"/>
+                    </w:rPr>
+                  </w:pPr>
+                </w:p>
+              </w:tc>
+              <w:tc>
+                <w:tcPr>
+                  <w:tcW w:w="812" w:type="dxa"/>
+                  <w:tcBorders>
+                    <w:top w:val="single" w:color="000000" w:sz="4" w:space="0"/>
+                    <w:left w:val="single" w:color="000000" w:sz="4" w:space="0"/>
+                    <w:bottom w:val="single" w:color="000000" w:sz="4" w:space="0"/>
+                    <w:right w:val="single" w:color="000000" w:sz="4" w:space="0"/>
+                  </w:tcBorders>
+                  <w:noWrap/>
+                  <w:vAlign w:val="center"/>
+                </w:tcPr>
+                <w:p>
+                  <w:pPr>
+                    <w:rPr>
+                      <w:rFonts w:hint="eastAsia" w:ascii="宋体" w:hAnsi="宋体" w:eastAsia="宋体" w:cs="宋体"/>
+                      <w:i w:val="0"/>
+                      <w:iCs w:val="0"/>
+                      <w:color w:val="000000"/>
+                      <w:sz w:val="22"/>
+                      <w:szCs w:val="22"/>
+                      <w:u w:val="none"/>
+                    </w:rPr>
+                  </w:pPr>
+                </w:p>
+              </w:tc>
+            </w:tr>
+          </w:tbl>
+          <w:p>
+            <w:pPr>
+              <w:pStyle w:val="13"/>
+              <w:keepNext w:val="0"/>
+              <w:keepLines w:val="0"/>
+              <w:pageBreakBefore w:val="0"/>
+              <w:widowControl w:val="0"/>
+              <w:numPr>
+                <w:ilvl w:val="0"/>
+                <w:numId w:val="0"/>
+              </w:numPr>
+              <w:kinsoku/>
+              <w:wordWrap/>
+              <w:overflowPunct/>
+              <w:topLinePunct w:val="0"/>
+              <w:autoSpaceDE/>
+              <w:autoSpaceDN/>
+              <w:bidi w:val="0"/>
+              <w:adjustRightInd/>
+              <w:snapToGrid w:val="0"/>
+              <w:spacing w:line="360" w:lineRule="auto"/>
+              <w:ind w:right="0" w:rightChars="0"/>
+              <w:jc w:val="both"/>
+              <w:textAlignment w:val="auto"/>
+              <w:outlineLvl w:val="9"/>
+              <w:rPr>
+                <w:rFonts w:hint="default" w:ascii="宋体" w:hAnsi="宋体"/>
+                <w:sz w:val="24"/>
+                <w:szCs w:val="24"/>
+                <w:highlight w:val="none"/>
+              </w:rPr>
+            </w:pPr>
+          </w:p>
+        </w:tc>
+      </w:tr>
+      <w:tr>
+        <w:tblPrEx>
+          <w:tblBorders>
+            <w:top w:val="single" w:color="auto" w:sz="4" w:space="0"/>
+            <w:left w:val="single" w:color="auto" w:sz="4" w:space="0"/>
+            <w:bottom w:val="single" w:color="auto" w:sz="4" w:space="0"/>
+            <w:right w:val="single" w:color="auto" w:sz="4" w:space="0"/>
+            <w:insideH w:val="single" w:color="auto" w:sz="4" w:space="0"/>
+            <w:insideV w:val="single" w:color="auto" w:sz="4" w:space="0"/>
+          </w:tblBorders>
+          <w:tblCellMar>
+            <w:top w:w="0" w:type="dxa"/>
+            <w:left w:w="108" w:type="dxa"/>
+            <w:bottom w:w="0" w:type="dxa"/>
+            <w:right w:w="108" w:type="dxa"/>
+          </w:tblCellMar>
+        </w:tblPrEx>
+        <w:trPr>
+          <w:trHeight w:val="4241" w:hRule="atLeast"/>
+        </w:trPr>
+        <w:tc>
+          <w:tcPr>
+            <w:tcW w:w="9079" w:type="dxa"/>
+            <w:gridSpan w:val="4"/>
+            <w:noWrap w:val="0"/>
+            <w:vAlign w:val="top"/>
+          </w:tcPr>
+          <w:p>
+            <w:pPr>
+              <w:keepNext w:val="0"/>
+              <w:keepLines w:val="0"/>
+              <w:pageBreakBefore w:val="0"/>
+              <w:widowControl/>
+              <w:numPr>
+                <w:ilvl w:val="0"/>
+                <w:numId w:val="0"/>
+              </w:numPr>
+              <w:kinsoku/>
+              <w:wordWrap/>
+              <w:overflowPunct/>
+              <w:topLinePunct w:val="0"/>
+              <w:bidi w:val="0"/>
+              <w:snapToGrid w:val="0"/>
+              <w:spacing w:line="360" w:lineRule="auto"/>
+              <w:ind w:right="0" w:rightChars="0" w:firstLine="480" w:firstLineChars="200"/>
+              <w:jc w:val="both"/>
+              <w:textAlignment w:val="auto"/>
+              <w:outlineLvl w:val="9"/>
+              <w:rPr>
+                <w:rFonts w:hint="default" w:ascii="宋体" w:hAnsi="宋体" w:eastAsia="宋体"/>
+                <w:sz w:val="24"/>
+                <w:szCs w:val="24"/>
+                <w:highlight w:val="none"/>
+                <w:lang w:eastAsia="zh-Hans"/>
+              </w:rPr>
+            </w:pPr>
+            <w:r>
+              <w:rPr>
+                <w:rFonts w:hint="eastAsia" w:ascii="宋体" w:hAnsi="宋体" w:eastAsia="宋体"/>
+                <w:sz w:val="24"/>
+                <w:szCs w:val="24"/>
+                <w:highlight w:val="none"/>
+                <w:lang w:val="en-US" w:eastAsia="zh-Hans"/>
+              </w:rPr>
+              <w:t>本公司</w:t>
+            </w:r>
+            <w:r>
+              <w:rPr>
+                <w:rFonts w:hint="eastAsia" w:ascii="宋体" w:hAnsi="宋体"/>
+                <w:sz w:val="24"/>
+                <w:szCs w:val="24"/>
+                <w:highlight w:val="none"/>
+                <w:lang w:val="en-US" w:eastAsia="zh-Hans"/>
+              </w:rPr>
+              <w:t>成立验收组</w:t>
+            </w:r>
+            <w:r>
+              <w:rPr>
+                <w:rFonts w:hint="default" w:ascii="宋体" w:hAnsi="宋体"/>
+                <w:sz w:val="24"/>
+                <w:szCs w:val="24"/>
+                <w:highlight w:val="none"/>
+                <w:lang w:eastAsia="zh-Hans"/>
+              </w:rPr>
+              <w:t>，</w:t>
+            </w:r>
+            <w:r>
+              <w:rPr>
+                <w:rFonts w:hint="eastAsia" w:ascii="宋体" w:hAnsi="宋体" w:eastAsia="宋体"/>
+                <w:sz w:val="24"/>
+                <w:szCs w:val="24"/>
+                <w:highlight w:val="none"/>
+                <w:lang w:val="en-US" w:eastAsia="zh-Hans"/>
+              </w:rPr>
+              <w:t>对本项目</w:t>
+            </w:r>
+            <w:r>
+              <w:rPr>
+                <w:rFonts w:hint="eastAsia" w:ascii="宋体" w:hAnsi="宋体"/>
+                <w:sz w:val="24"/>
+                <w:szCs w:val="24"/>
+                <w:highlight w:val="none"/>
+                <w:lang w:val="en-US" w:eastAsia="zh-Hans"/>
+              </w:rPr>
+              <w:t>的研发目标</w:t>
+            </w:r>
+            <w:r>
+              <w:rPr>
+                <w:rFonts w:hint="default" w:ascii="宋体" w:hAnsi="宋体"/>
+                <w:sz w:val="24"/>
+                <w:szCs w:val="24"/>
+                <w:highlight w:val="none"/>
+                <w:lang w:eastAsia="zh-Hans"/>
+              </w:rPr>
+              <w:t>、</w:t>
+            </w:r>
+            <w:r>
+              <w:rPr>
+                <w:rFonts w:hint="eastAsia" w:ascii="宋体" w:hAnsi="宋体"/>
+                <w:sz w:val="24"/>
+                <w:szCs w:val="24"/>
+                <w:highlight w:val="none"/>
+                <w:lang w:val="en-US" w:eastAsia="zh-Hans"/>
+              </w:rPr>
+              <w:t>预期成果</w:t>
+            </w:r>
+            <w:r>
+              <w:rPr>
+                <w:rFonts w:hint="default" w:ascii="宋体" w:hAnsi="宋体"/>
+                <w:sz w:val="24"/>
+                <w:szCs w:val="24"/>
+                <w:highlight w:val="none"/>
+                <w:lang w:eastAsia="zh-Hans"/>
+              </w:rPr>
+              <w:t>、</w:t>
+            </w:r>
+            <w:r>
+              <w:rPr>
+                <w:rFonts w:hint="eastAsia" w:ascii="宋体" w:hAnsi="宋体"/>
+                <w:sz w:val="24"/>
+                <w:szCs w:val="24"/>
+                <w:highlight w:val="none"/>
+                <w:lang w:val="en-US" w:eastAsia="zh-Hans"/>
+              </w:rPr>
+              <w:t>经费使用等</w:t>
+            </w:r>
+            <w:r>
+              <w:rPr>
+                <w:rFonts w:hint="eastAsia" w:ascii="宋体" w:hAnsi="宋体" w:eastAsia="宋体"/>
+                <w:sz w:val="24"/>
+                <w:szCs w:val="24"/>
+                <w:highlight w:val="none"/>
+                <w:lang w:val="en-US" w:eastAsia="zh-Hans"/>
+              </w:rPr>
+              <w:t>进行验收</w:t>
+            </w:r>
+            <w:r>
+              <w:rPr>
+                <w:rFonts w:hint="default" w:ascii="宋体" w:hAnsi="宋体" w:eastAsia="宋体"/>
+                <w:sz w:val="24"/>
+                <w:szCs w:val="24"/>
+                <w:highlight w:val="none"/>
+                <w:lang w:eastAsia="zh-Hans"/>
+              </w:rPr>
+              <w:t>，</w:t>
+            </w:r>
+            <w:r>
+              <w:rPr>
+                <w:rFonts w:hint="eastAsia" w:ascii="宋体" w:hAnsi="宋体" w:eastAsia="宋体"/>
+                <w:sz w:val="24"/>
+                <w:szCs w:val="24"/>
+                <w:highlight w:val="none"/>
+                <w:lang w:val="en-US" w:eastAsia="zh-Hans"/>
+              </w:rPr>
+              <w:t>一致认为研发经费使用规范</w:t>
+            </w:r>
+            <w:r>
+              <w:rPr>
+                <w:rFonts w:hint="default" w:ascii="宋体" w:hAnsi="宋体" w:eastAsia="宋体"/>
+                <w:sz w:val="24"/>
+                <w:szCs w:val="24"/>
+                <w:highlight w:val="none"/>
+                <w:lang w:eastAsia="zh-Hans"/>
+              </w:rPr>
+              <w:t>，</w:t>
+            </w:r>
+            <w:r>
+              <w:rPr>
+                <w:rFonts w:hint="eastAsia" w:ascii="宋体" w:hAnsi="宋体" w:eastAsia="宋体"/>
+                <w:sz w:val="24"/>
+                <w:szCs w:val="24"/>
+                <w:highlight w:val="none"/>
+                <w:lang w:val="en-US" w:eastAsia="zh-Hans"/>
+              </w:rPr>
+              <w:t>技术指标符合预期</w:t>
+            </w:r>
+            <w:r>
+              <w:rPr>
+                <w:rFonts w:hint="default" w:ascii="宋体" w:hAnsi="宋体" w:eastAsia="宋体"/>
+                <w:sz w:val="24"/>
+                <w:szCs w:val="24"/>
+                <w:highlight w:val="none"/>
+                <w:lang w:eastAsia="zh-Hans"/>
+              </w:rPr>
+              <w:t>，</w:t>
+            </w:r>
+            <w:r>
+              <w:rPr>
+                <w:rFonts w:hint="eastAsia" w:ascii="宋体" w:hAnsi="宋体" w:eastAsia="宋体"/>
+                <w:sz w:val="24"/>
+                <w:szCs w:val="24"/>
+                <w:highlight w:val="none"/>
+                <w:lang w:val="en-US" w:eastAsia="zh-Hans"/>
+              </w:rPr>
+              <w:t>同意通过验收</w:t>
+            </w:r>
+            <w:r>
+              <w:rPr>
+                <w:rFonts w:hint="default" w:ascii="宋体" w:hAnsi="宋体" w:eastAsia="宋体"/>
+                <w:sz w:val="24"/>
+                <w:szCs w:val="24"/>
+                <w:highlight w:val="none"/>
+                <w:lang w:eastAsia="zh-Hans"/>
+              </w:rPr>
+              <w:t>。</w:t>
+            </w:r>
+          </w:p>
+          <w:p>
+            <w:pPr>
+              <w:spacing w:line="360" w:lineRule="auto"/>
+              <w:ind w:firstLine="5400" w:firstLineChars="2250"/>
+              <w:rPr>
+                <w:rFonts w:hint="default"/>
+                <w:sz w:val="24"/>
+                <w:szCs w:val="24"/>
+                <w:highlight w:val="none"/>
+              </w:rPr>
+            </w:pPr>
+          </w:p>
+          <w:p>
+            <w:pPr>
+              <w:spacing w:line="360" w:lineRule="auto"/>
+              <w:ind w:firstLine="480" w:firstLineChars="200"/>
+              <w:rPr>
+                <w:rFonts w:hint="eastAsia"/>
+                <w:sz w:val="24"/>
+                <w:szCs w:val="24"/>
+                <w:highlight w:val="none"/>
+              </w:rPr>
+            </w:pPr>
+            <w:r>
+              <w:rPr>
+                <w:rFonts w:hint="eastAsia"/>
+                <w:sz w:val="24"/>
+                <w:szCs w:val="24"/>
+                <w:highlight w:val="none"/>
+                <w:lang w:val="en-US" w:eastAsia="zh-CN"/>
+              </w:rPr>
+              <w:t>验收负责人</w:t>
+            </w:r>
+            <w:r>
+              <w:rPr>
+                <w:rFonts w:hint="default"/>
+                <w:sz w:val="24"/>
+                <w:szCs w:val="24"/>
+                <w:highlight w:val="none"/>
+              </w:rPr>
+              <w:t>签字</w:t>
+            </w:r>
+            <w:r>
+              <w:rPr>
+                <w:rFonts w:hint="eastAsia"/>
+                <w:sz w:val="24"/>
+                <w:szCs w:val="24"/>
+                <w:highlight w:val="none"/>
+              </w:rPr>
+              <w:t>：</w:t>
+            </w:r>
+          </w:p>
+          <w:p>
+            <w:pPr>
+              <w:spacing w:line="360" w:lineRule="auto"/>
+              <w:ind w:firstLine="5280" w:firstLineChars="2200"/>
+              <w:rPr>
+                <w:rFonts w:hint="eastAsia"/>
+                <w:sz w:val="24"/>
+                <w:szCs w:val="24"/>
+                <w:highlight w:val="none"/>
+              </w:rPr>
+            </w:pPr>
+          </w:p>
+          <w:p>
+            <w:pPr>
+              <w:spacing w:line="360" w:lineRule="auto"/>
+              <w:ind w:firstLine="5280" w:firstLineChars="2200"/>
+              <w:jc w:val="right"/>
+              <w:rPr>
+                <w:rFonts w:hint="default" w:eastAsia="宋体"/>
+                <w:color w:val="auto"/>
+                <w:sz w:val="24"/>
+                <w:szCs w:val="24"/>
+                <w:highlight w:val="none"/>
+                <w:lang w:val="en-US" w:eastAsia="zh-CN"/>
+              </w:rPr>
+            </w:pPr>
+            <w:r>
+              <w:rPr>
+                <w:rFonts w:hint="eastAsia" w:eastAsia="宋体"/>
+                <w:color w:val="auto"/>
+                <w:sz w:val="24"/>
+                <w:szCs w:val="24"/>
+                <w:highlight w:val="none"/>
+                <w:lang w:eastAsia="zh-CN"/>
+              </w:rPr>
+              <w:t>{</w:t>
+            </w:r>
+            <w:r>
+              <w:rPr>
+                <w:rFonts w:hint="eastAsia"/>
+                <w:color w:val="auto"/>
+                <w:sz w:val="24"/>
+                <w:szCs w:val="24"/>
+                <w:highlight w:val="none"/>
+                <w:lang w:val="en-US" w:eastAsia="zh-CN"/>
+              </w:rPr>
+              <w:t>{</w:t>
+            </w:r>
+            <w:r>
+              <w:rPr>
+                <w:rFonts w:hint="eastAsia" w:eastAsia="宋体"/>
+                <w:color w:val="auto"/>
+                <w:sz w:val="24"/>
+                <w:szCs w:val="24"/>
+                <w:highlight w:val="none"/>
+                <w:lang w:eastAsia="zh-CN"/>
+              </w:rPr>
+              <w:t>公司名称</w:t>
+            </w:r>
+            <w:r>
+              <w:rPr>
+                <w:rFonts w:hint="eastAsia"/>
+                <w:color w:val="auto"/>
+                <w:sz w:val="24"/>
+                <w:szCs w:val="24"/>
+                <w:highlight w:val="none"/>
+                <w:lang w:val="en-US" w:eastAsia="zh-CN"/>
+              </w:rPr>
+              <w:t>}}</w:t>
+            </w:r>
+          </w:p>
+          <w:p>
+            <w:pPr>
+              <w:spacing w:line="360" w:lineRule="auto"/>
+              <w:jc w:val="right"/>
+              <w:rPr>
+                <w:rFonts w:hint="default" w:ascii="Times New Roman" w:hAnsi="Times New Roman" w:eastAsia="宋体" w:cs="Times New Roman"/>
+                <w:color w:val="auto"/>
+                <w:kern w:val="2"/>
+                <w:sz w:val="24"/>
+                <w:szCs w:val="24"/>
+                <w:highlight w:val="none"/>
+                <w:lang w:val="en-US" w:eastAsia="zh-CN" w:bidi="ar-SA"/>
+              </w:rPr>
+            </w:pPr>
+            <w:r>
+              <w:rPr>
+                <w:rFonts w:hint="eastAsia"/>
+                <w:sz w:val="24"/>
+                <w:szCs w:val="24"/>
+                <w:highlight w:val="none"/>
+              </w:rPr>
+              <w:t xml:space="preserve">                                            </w:t>
+            </w:r>
+            <w:r>
+              <w:rPr>
+                <w:rFonts w:hint="eastAsia"/>
+                <w:sz w:val="24"/>
+                <w:szCs w:val="24"/>
+                <w:highlight w:val="none"/>
+                <w:lang w:val="en-US" w:eastAsia="zh-CN"/>
+              </w:rPr>
+              <w:t xml:space="preserve">  </w:t>
+            </w:r>
+            <w:r>
+              <w:rPr>
+                <w:rFonts w:hint="eastAsia"/>
+                <w:color w:val="auto"/>
+                <w:sz w:val="24"/>
+                <w:szCs w:val="24"/>
+                <w:highlight w:val="none"/>
+                <w:lang w:val="en-US" w:eastAsia="zh-CN"/>
+              </w:rPr>
+              <w:t xml:space="preserve"> {{</w:t>
+            </w:r>
+            <w:r>
+              <w:rPr>
+                <w:rFonts w:hint="eastAsia" w:eastAsia="宋体"/>
+                <w:color w:val="auto"/>
+                <w:sz w:val="24"/>
+                <w:szCs w:val="24"/>
+                <w:highlight w:val="none"/>
+                <w:lang w:val="en-US" w:eastAsia="zh-CN"/>
+              </w:rPr>
+              <w:t>项目验收时间</w:t>
+            </w:r>
+            <w:r>
+              <w:rPr>
+                <w:rFonts w:hint="eastAsia"/>
+                <w:color w:val="auto"/>
+                <w:sz w:val="24"/>
+                <w:szCs w:val="24"/>
+                <w:highlight w:val="none"/>
+                <w:lang w:val="en-US" w:eastAsia="zh-CN"/>
+              </w:rPr>
+              <w:t>}}</w:t>
+            </w:r>
+          </w:p>
+        </w:tc>
+      </w:tr>
+    </w:tbl>
+    <w:p>
+      <w:pPr>
+        <w:pStyle w:val="7"/>
+        <w:keepNext w:val="0"/>
+        <w:keepLines w:val="0"/>
+        <w:widowControl/>
+        <w:suppressLineNumbers w:val="0"/>
+        <w:ind w:left="0" w:firstLine="0"/>
+        <w:rPr>
+          <w:rFonts w:hint="eastAsia" w:asciiTheme="minorEastAsia" w:hAnsiTheme="minorEastAsia" w:eastAsiaTheme="minorEastAsia" w:cstheme="minorEastAsia"/>
+          <w:i/>
+          <w:iCs/>
+          <w:caps w:val="0"/>
+          <w:color w:val="666666"/>
+          <w:spacing w:val="0"/>
+          <w:sz w:val="28"/>
+          <w:szCs w:val="28"/>
+        </w:rPr>
+      </w:pPr>
+    </w:p>
+    <w:p>
+      <w:pPr>
+        <w:pStyle w:val="7"/>
+        <w:keepNext w:val="0"/>
+        <w:keepLines w:val="0"/>
+        <w:widowControl/>
+        <w:suppressLineNumbers w:val="0"/>
+        <w:ind w:left="0" w:firstLine="0"/>
+        <w:rPr>
+          <w:rFonts w:hint="eastAsia" w:asciiTheme="minorEastAsia" w:hAnsiTheme="minorEastAsia" w:eastAsiaTheme="minorEastAsia" w:cstheme="minorEastAsia"/>
+          <w:i/>
+          <w:iCs/>
+          <w:caps w:val="0"/>
+          <w:color w:val="666666"/>
+          <w:spacing w:val="0"/>
+          <w:sz w:val="28"/>
+          <w:szCs w:val="28"/>
+        </w:rPr>
+      </w:pPr>
+    </w:p>
+    <w:p>
+      <w:pPr>
+        <w:rPr>
+          <w:rFonts w:hint="eastAsia" w:asciiTheme="minorEastAsia" w:hAnsiTheme="minorEastAsia" w:eastAsiaTheme="minorEastAsia" w:cstheme="minorEastAsia"/>
+          <w:sz w:val="28"/>
+          <w:szCs w:val="28"/>
+        </w:rPr>
+      </w:pPr>
+    </w:p>
+    <w:p>
+      <w:pPr>
+        <w:rPr>
+          <w:rStyle w:val="12"/>
+          <w:rFonts w:hint="eastAsia"/>
+          <w:woUserID w:val="0"/>
         </w:rPr>
       </w:pPr>
     </w:p>
@@ -998,6 +4896,110 @@
     </w:sectPr>
   </w:body>
 </w:document>
+</file>
+
+<file path=word/numbering.xml><?xml version="1.0" encoding="utf-8"?>
+<w:numbering xmlns:wpc="http://schemas.microsoft.com/office/word/2010/wordprocessingCanvas" xmlns:mc="http://schemas.openxmlformats.org/markup-compatibility/2006" xmlns:o="urn:schemas-microsoft-com:office:office" xmlns:r="http://schemas.openxmlformats.org/officeDocument/2006/relationships" xmlns:m="http://schemas.openxmlformats.org/officeDocument/2006/math" xmlns:v="urn:schemas-microsoft-com:vml" xmlns:wp14="http://schemas.microsoft.com/office/word/2010/wordprocessingDrawing" xmlns:wp="http://schemas.openxmlformats.org/drawingml/2006/wordprocessingDrawing" xmlns:w10="urn:schemas-microsoft-com:office:word" xmlns:w="http://schemas.openxmlformats.org/wordprocessingml/2006/main" xmlns:w14="http://schemas.microsoft.com/office/word/2010/wordml" xmlns:wpg="http://schemas.microsoft.com/office/word/2010/wordprocessingGroup" xmlns:wpi="http://schemas.microsoft.com/office/word/2010/wordprocessingInk" xmlns:wne="http://schemas.microsoft.com/office/word/2006/wordml" xmlns:wps="http://schemas.microsoft.com/office/word/2010/wordprocessingShape" xmlns:wpsCustomData="http://www.wps.cn/officeDocument/2013/wpsCustomData" mc:Ignorable="w14 wp14">
+  <w:abstractNum w:abstractNumId="0">
+    <w:nsid w:val="C4DD93C3"/>
+    <w:multiLevelType w:val="singleLevel"/>
+    <w:tmpl w:val="C4DD93C3"/>
+    <w:lvl w:ilvl="0" w:tentative="0">
+      <w:start w:val="1"/>
+      <w:numFmt w:val="chineseCounting"/>
+      <w:suff w:val="nothing"/>
+      <w:lvlText w:val="%1、"/>
+      <w:lvlJc w:val="left"/>
+      <w:rPr>
+        <w:rFonts w:hint="eastAsia"/>
+      </w:rPr>
+    </w:lvl>
+  </w:abstractNum>
+  <w:abstractNum w:abstractNumId="1">
+    <w:nsid w:val="261E6274"/>
+    <w:multiLevelType w:val="singleLevel"/>
+    <w:tmpl w:val="261E6274"/>
+    <w:lvl w:ilvl="0" w:tentative="0">
+      <w:start w:val="1"/>
+      <w:numFmt w:val="decimal"/>
+      <w:suff w:val="space"/>
+      <w:lvlText w:val="%1."/>
+      <w:lvlJc w:val="left"/>
+    </w:lvl>
+  </w:abstractNum>
+  <w:abstractNum w:abstractNumId="2">
+    <w:nsid w:val="40DD91B1"/>
+    <w:multiLevelType w:val="singleLevel"/>
+    <w:tmpl w:val="40DD91B1"/>
+    <w:lvl w:ilvl="0" w:tentative="0">
+      <w:start w:val="2"/>
+      <w:numFmt w:val="decimal"/>
+      <w:suff w:val="nothing"/>
+      <w:lvlText w:val="（%1）"/>
+      <w:lvlJc w:val="left"/>
+    </w:lvl>
+  </w:abstractNum>
+  <w:abstractNum w:abstractNumId="3">
+    <w:nsid w:val="4FB7053B"/>
+    <w:multiLevelType w:val="singleLevel"/>
+    <w:tmpl w:val="4FB7053B"/>
+    <w:lvl w:ilvl="0" w:tentative="0">
+      <w:start w:val="1"/>
+      <w:numFmt w:val="chineseCounting"/>
+      <w:suff w:val="space"/>
+      <w:lvlText w:val="（%1）"/>
+      <w:lvlJc w:val="left"/>
+      <w:rPr>
+        <w:rFonts w:hint="eastAsia"/>
+      </w:rPr>
+    </w:lvl>
+  </w:abstractNum>
+  <w:abstractNum w:abstractNumId="4">
+    <w:nsid w:val="748ED057"/>
+    <w:multiLevelType w:val="singleLevel"/>
+    <w:tmpl w:val="748ED057"/>
+    <w:lvl w:ilvl="0" w:tentative="0">
+      <w:start w:val="1"/>
+      <w:numFmt w:val="chineseCounting"/>
+      <w:suff w:val="nothing"/>
+      <w:lvlText w:val="%1、"/>
+      <w:lvlJc w:val="left"/>
+      <w:rPr>
+        <w:rFonts w:hint="eastAsia"/>
+      </w:rPr>
+    </w:lvl>
+  </w:abstractNum>
+  <w:abstractNum w:abstractNumId="5">
+    <w:nsid w:val="7F76C2DC"/>
+    <w:multiLevelType w:val="singleLevel"/>
+    <w:tmpl w:val="7F76C2DC"/>
+    <w:lvl w:ilvl="0" w:tentative="0">
+      <w:start w:val="4"/>
+      <w:numFmt w:val="decimal"/>
+      <w:suff w:val="space"/>
+      <w:lvlText w:val="%1."/>
+      <w:lvlJc w:val="left"/>
+    </w:lvl>
+  </w:abstractNum>
+  <w:num w:numId="1">
+    <w:abstractNumId w:val="0"/>
+  </w:num>
+  <w:num w:numId="2">
+    <w:abstractNumId w:val="1"/>
+  </w:num>
+  <w:num w:numId="3">
+    <w:abstractNumId w:val="5"/>
+  </w:num>
+  <w:num w:numId="4">
+    <w:abstractNumId w:val="2"/>
+  </w:num>
+  <w:num w:numId="5">
+    <w:abstractNumId w:val="4"/>
+  </w:num>
+  <w:num w:numId="6">
+    <w:abstractNumId w:val="3"/>
+  </w:num>
+</w:numbering>
 </file>
 
 <file path=word/styles.xml><?xml version="1.0" encoding="utf-8"?>
@@ -1013,9 +5015,9 @@
   <w:latentStyles w:count="260" w:defQFormat="0" w:defUnhideWhenUsed="1" w:defSemiHidden="1" w:defUIPriority="99" w:defLockedState="0">
     <w:lsdException w:qFormat="1" w:unhideWhenUsed="0" w:uiPriority="0" w:semiHidden="0" w:name="Normal"/>
     <w:lsdException w:qFormat="1" w:unhideWhenUsed="0" w:uiPriority="0" w:semiHidden="0" w:name="heading 1"/>
-    <w:lsdException w:qFormat="1" w:uiPriority="0" w:name="heading 2"/>
-    <w:lsdException w:qFormat="1" w:uiPriority="0" w:name="heading 3"/>
-    <w:lsdException w:qFormat="1" w:uiPriority="0" w:name="heading 4"/>
+    <w:lsdException w:qFormat="1" w:uiPriority="0" w:semiHidden="0" w:name="heading 2"/>
+    <w:lsdException w:qFormat="1" w:uiPriority="0" w:semiHidden="0" w:name="heading 3"/>
+    <w:lsdException w:qFormat="1" w:uiPriority="0" w:semiHidden="0" w:name="heading 4"/>
     <w:lsdException w:qFormat="1" w:uiPriority="0" w:name="heading 5"/>
     <w:lsdException w:qFormat="1" w:uiPriority="0" w:name="heading 6"/>
     <w:lsdException w:qFormat="1" w:uiPriority="0" w:name="heading 7"/>
@@ -1277,10 +5279,27 @@
     </w:rPr>
   </w:style>
   <w:style w:type="paragraph" w:styleId="2">
+    <w:name w:val="heading 1"/>
+    <w:basedOn w:val="1"/>
+    <w:next w:val="1"/>
+    <w:qFormat/>
+    <w:uiPriority w:val="0"/>
+    <w:pPr>
+      <w:keepNext/>
+      <w:keepLines/>
+      <w:spacing w:before="340" w:beforeLines="0" w:beforeAutospacing="0" w:after="330" w:afterLines="0" w:afterAutospacing="0" w:line="576" w:lineRule="auto"/>
+      <w:outlineLvl w:val="0"/>
+    </w:pPr>
+    <w:rPr>
+      <w:b/>
+      <w:kern w:val="44"/>
+      <w:sz w:val="44"/>
+    </w:rPr>
+  </w:style>
+  <w:style w:type="paragraph" w:styleId="3">
     <w:name w:val="heading 2"/>
     <w:basedOn w:val="1"/>
     <w:next w:val="1"/>
-    <w:semiHidden/>
     <w:unhideWhenUsed/>
     <w:qFormat/>
     <w:uiPriority w:val="0"/>
@@ -1298,11 +5317,10 @@
       <w:lang w:val="en-US" w:eastAsia="zh-CN" w:bidi="ar"/>
     </w:rPr>
   </w:style>
-  <w:style w:type="paragraph" w:styleId="3">
+  <w:style w:type="paragraph" w:styleId="4">
     <w:name w:val="heading 3"/>
     <w:basedOn w:val="1"/>
     <w:next w:val="1"/>
-    <w:semiHidden/>
     <w:unhideWhenUsed/>
     <w:qFormat/>
     <w:uiPriority w:val="0"/>
@@ -1320,13 +5338,32 @@
       <w:lang w:val="en-US" w:eastAsia="zh-CN" w:bidi="ar"/>
     </w:rPr>
   </w:style>
-  <w:style w:type="character" w:default="1" w:styleId="8">
+  <w:style w:type="paragraph" w:styleId="5">
+    <w:name w:val="heading 4"/>
+    <w:basedOn w:val="1"/>
+    <w:next w:val="1"/>
+    <w:unhideWhenUsed/>
+    <w:qFormat/>
+    <w:uiPriority w:val="0"/>
+    <w:pPr>
+      <w:keepNext/>
+      <w:keepLines/>
+      <w:spacing w:before="280" w:beforeLines="0" w:beforeAutospacing="0" w:after="290" w:afterLines="0" w:afterAutospacing="0" w:line="372" w:lineRule="auto"/>
+      <w:outlineLvl w:val="3"/>
+    </w:pPr>
+    <w:rPr>
+      <w:rFonts w:ascii="Arial" w:hAnsi="Arial" w:eastAsia="黑体"/>
+      <w:b/>
+      <w:sz w:val="28"/>
+    </w:rPr>
+  </w:style>
+  <w:style w:type="character" w:default="1" w:styleId="10">
     <w:name w:val="Default Paragraph Font"/>
     <w:semiHidden/>
     <w:qFormat/>
     <w:uiPriority w:val="0"/>
   </w:style>
-  <w:style w:type="table" w:default="1" w:styleId="6">
+  <w:style w:type="table" w:default="1" w:styleId="8">
     <w:name w:val="Normal Table"/>
     <w:semiHidden/>
     <w:qFormat/>
@@ -1340,7 +5377,7 @@
       </w:tblCellMar>
     </w:tblPr>
   </w:style>
-  <w:style w:type="paragraph" w:styleId="4">
+  <w:style w:type="paragraph" w:styleId="6">
     <w:name w:val="annotation text"/>
     <w:basedOn w:val="1"/>
     <w:qFormat/>
@@ -1349,7 +5386,7 @@
       <w:jc w:val="left"/>
     </w:pPr>
   </w:style>
-  <w:style w:type="paragraph" w:styleId="5">
+  <w:style w:type="paragraph" w:styleId="7">
     <w:name w:val="Normal (Web)"/>
     <w:basedOn w:val="1"/>
     <w:qFormat/>
@@ -1365,9 +5402,9 @@
       <w:lang w:val="en-US" w:eastAsia="zh-CN" w:bidi="ar"/>
     </w:rPr>
   </w:style>
-  <w:style w:type="table" w:styleId="7">
+  <w:style w:type="table" w:styleId="9">
     <w:name w:val="Table Grid"/>
-    <w:basedOn w:val="6"/>
+    <w:basedOn w:val="8"/>
     <w:qFormat/>
     <w:uiPriority w:val="0"/>
     <w:pPr>
@@ -1385,16 +5422,28 @@
       </w:tblBorders>
     </w:tblPr>
   </w:style>
-  <w:style w:type="character" w:styleId="9">
+  <w:style w:type="character" w:styleId="11">
     <w:name w:val="Strong"/>
-    <w:basedOn w:val="8"/>
+    <w:basedOn w:val="10"/>
     <w:qFormat/>
     <w:uiPriority w:val="0"/>
     <w:rPr>
       <w:b/>
     </w:rPr>
   </w:style>
-  <w:style w:type="paragraph" w:customStyle="1" w:styleId="10">
+  <w:style w:type="character" w:styleId="12">
+    <w:name w:val="HTML Code"/>
+    <w:basedOn w:val="10"/>
+    <w:uiPriority w:val="0"/>
+    <w:rPr>
+      <w:rFonts w:ascii="Courier New" w:hAnsi="Courier New" w:eastAsiaTheme="minorEastAsia" w:cstheme="minorBidi"/>
+      <w:kern w:val="2"/>
+      <w:sz w:val="21"/>
+      <w:szCs w:val="24"/>
+      <w:lang w:val="en-US" w:eastAsia="zh-CN" w:bidi="ar"/>
+    </w:rPr>
+  </w:style>
+  <w:style w:type="paragraph" w:customStyle="1" w:styleId="13">
     <w:name w:val="List Paragraph"/>
     <w:basedOn w:val="1"/>
     <w:qFormat/>
